--- a/.journal/02_foundation/command_logs_02.docx
+++ b/.journal/02_foundation/command_logs_02.docx
@@ -912,25 +912,2866 @@
       </w:pPr>
       <w:r>
         <w:lastRenderedPageBreak/>
-        <w:t>Bash Scripting</w:t>
-      </w:r>
-      <w:bookmarkStart w:id="0" w:name="_GoBack"/>
-      <w:bookmarkEnd w:id="0"/>
+        <w:t>Core Networking &amp; Security Commands</w:t>
+      </w:r>
+    </w:p>
+    <w:tbl>
+      <w:tblPr>
+        <w:tblW w:w="0" w:type="auto"/>
+        <w:tblCellSpacing w:w="15" w:type="dxa"/>
+        <w:tblCellMar>
+          <w:top w:w="15" w:type="dxa"/>
+          <w:left w:w="15" w:type="dxa"/>
+          <w:bottom w:w="15" w:type="dxa"/>
+          <w:right w:w="15" w:type="dxa"/>
+        </w:tblCellMar>
+        <w:tblLook w:val="04A0" w:firstRow="1" w:lastRow="0" w:firstColumn="1" w:lastColumn="0" w:noHBand="0" w:noVBand="1"/>
+      </w:tblPr>
+      <w:tblGrid>
+        <w:gridCol w:w="1656"/>
+        <w:gridCol w:w="2981"/>
+        <w:gridCol w:w="5817"/>
+      </w:tblGrid>
+      <w:tr>
+        <w:trPr>
+          <w:tblHeader/>
+          <w:tblCellSpacing w:w="15" w:type="dxa"/>
+        </w:trPr>
+        <w:tc>
+          <w:tcPr>
+            <w:tcW w:w="0" w:type="auto"/>
+            <w:tcBorders>
+              <w:top w:val="single" w:sz="6" w:space="0" w:color="C4C7C5"/>
+              <w:left w:val="single" w:sz="6" w:space="0" w:color="C4C7C5"/>
+              <w:bottom w:val="single" w:sz="6" w:space="0" w:color="C4C7C5"/>
+              <w:right w:val="single" w:sz="6" w:space="0" w:color="C4C7C5"/>
+            </w:tcBorders>
+            <w:tcMar>
+              <w:top w:w="120" w:type="dxa"/>
+              <w:left w:w="180" w:type="dxa"/>
+              <w:bottom w:w="120" w:type="dxa"/>
+              <w:right w:w="180" w:type="dxa"/>
+            </w:tcMar>
+            <w:vAlign w:val="center"/>
+            <w:hideMark/>
+          </w:tcPr>
+          <w:p>
+            <w:pPr>
+              <w:spacing w:after="0"/>
+            </w:pPr>
+            <w:r>
+              <w:rPr>
+                <w:rStyle w:val="Strong"/>
+              </w:rPr>
+              <w:t>Command</w:t>
+            </w:r>
+          </w:p>
+        </w:tc>
+        <w:tc>
+          <w:tcPr>
+            <w:tcW w:w="0" w:type="auto"/>
+            <w:tcBorders>
+              <w:top w:val="single" w:sz="6" w:space="0" w:color="C4C7C5"/>
+              <w:left w:val="single" w:sz="6" w:space="0" w:color="C4C7C5"/>
+              <w:bottom w:val="single" w:sz="6" w:space="0" w:color="C4C7C5"/>
+              <w:right w:val="single" w:sz="6" w:space="0" w:color="C4C7C5"/>
+            </w:tcBorders>
+            <w:tcMar>
+              <w:top w:w="120" w:type="dxa"/>
+              <w:left w:w="180" w:type="dxa"/>
+              <w:bottom w:w="120" w:type="dxa"/>
+              <w:right w:w="180" w:type="dxa"/>
+            </w:tcMar>
+            <w:vAlign w:val="center"/>
+            <w:hideMark/>
+          </w:tcPr>
+          <w:p>
+            <w:pPr>
+              <w:spacing w:after="0"/>
+            </w:pPr>
+            <w:r>
+              <w:rPr>
+                <w:rStyle w:val="Strong"/>
+              </w:rPr>
+              <w:t>Use</w:t>
+            </w:r>
+          </w:p>
+        </w:tc>
+        <w:tc>
+          <w:tcPr>
+            <w:tcW w:w="0" w:type="auto"/>
+            <w:tcBorders>
+              <w:top w:val="single" w:sz="6" w:space="0" w:color="C4C7C5"/>
+              <w:left w:val="single" w:sz="6" w:space="0" w:color="C4C7C5"/>
+              <w:bottom w:val="single" w:sz="6" w:space="0" w:color="C4C7C5"/>
+              <w:right w:val="single" w:sz="6" w:space="0" w:color="C4C7C5"/>
+            </w:tcBorders>
+            <w:tcMar>
+              <w:top w:w="120" w:type="dxa"/>
+              <w:left w:w="180" w:type="dxa"/>
+              <w:bottom w:w="120" w:type="dxa"/>
+              <w:right w:w="180" w:type="dxa"/>
+            </w:tcMar>
+            <w:vAlign w:val="center"/>
+            <w:hideMark/>
+          </w:tcPr>
+          <w:p>
+            <w:pPr>
+              <w:spacing w:after="0"/>
+            </w:pPr>
+            <w:r>
+              <w:rPr>
+                <w:rStyle w:val="Strong"/>
+              </w:rPr>
+              <w:t>Example</w:t>
+            </w:r>
+          </w:p>
+        </w:tc>
+      </w:tr>
+      <w:tr>
+        <w:trPr>
+          <w:tblCellSpacing w:w="15" w:type="dxa"/>
+        </w:trPr>
+        <w:tc>
+          <w:tcPr>
+            <w:tcW w:w="0" w:type="auto"/>
+            <w:tcBorders>
+              <w:top w:val="single" w:sz="6" w:space="0" w:color="C4C7C5"/>
+              <w:left w:val="single" w:sz="6" w:space="0" w:color="C4C7C5"/>
+              <w:bottom w:val="single" w:sz="6" w:space="0" w:color="C4C7C5"/>
+              <w:right w:val="single" w:sz="6" w:space="0" w:color="C4C7C5"/>
+            </w:tcBorders>
+            <w:tcMar>
+              <w:top w:w="120" w:type="dxa"/>
+              <w:left w:w="180" w:type="dxa"/>
+              <w:bottom w:w="120" w:type="dxa"/>
+              <w:right w:w="180" w:type="dxa"/>
+            </w:tcMar>
+            <w:vAlign w:val="center"/>
+            <w:hideMark/>
+          </w:tcPr>
+          <w:p>
+            <w:pPr>
+              <w:spacing w:after="0"/>
+            </w:pPr>
+            <w:proofErr w:type="spellStart"/>
+            <w:r>
+              <w:rPr>
+                <w:rStyle w:val="HTMLCode"/>
+                <w:rFonts w:eastAsiaTheme="minorEastAsia"/>
+                <w:b/>
+                <w:bCs/>
+              </w:rPr>
+              <w:t>ip</w:t>
+            </w:r>
+            <w:proofErr w:type="spellEnd"/>
+          </w:p>
+        </w:tc>
+        <w:tc>
+          <w:tcPr>
+            <w:tcW w:w="0" w:type="auto"/>
+            <w:tcBorders>
+              <w:top w:val="single" w:sz="6" w:space="0" w:color="C4C7C5"/>
+              <w:left w:val="single" w:sz="6" w:space="0" w:color="C4C7C5"/>
+              <w:bottom w:val="single" w:sz="6" w:space="0" w:color="C4C7C5"/>
+              <w:right w:val="single" w:sz="6" w:space="0" w:color="C4C7C5"/>
+            </w:tcBorders>
+            <w:tcMar>
+              <w:top w:w="120" w:type="dxa"/>
+              <w:left w:w="180" w:type="dxa"/>
+              <w:bottom w:w="120" w:type="dxa"/>
+              <w:right w:w="180" w:type="dxa"/>
+            </w:tcMar>
+            <w:vAlign w:val="center"/>
+            <w:hideMark/>
+          </w:tcPr>
+          <w:p>
+            <w:pPr>
+              <w:spacing w:after="0"/>
+            </w:pPr>
+            <w:r>
+              <w:t xml:space="preserve">Shows and manipulates IP routing, interfaces, and tunnels (replaces </w:t>
+            </w:r>
+            <w:r>
+              <w:rPr>
+                <w:rStyle w:val="HTMLCode"/>
+                <w:rFonts w:eastAsiaTheme="minorEastAsia"/>
+              </w:rPr>
+              <w:t>ifconfig</w:t>
+            </w:r>
+            <w:r>
+              <w:t>).</w:t>
+            </w:r>
+          </w:p>
+        </w:tc>
+        <w:tc>
+          <w:tcPr>
+            <w:tcW w:w="0" w:type="auto"/>
+            <w:tcBorders>
+              <w:top w:val="single" w:sz="6" w:space="0" w:color="C4C7C5"/>
+              <w:left w:val="single" w:sz="6" w:space="0" w:color="C4C7C5"/>
+              <w:bottom w:val="single" w:sz="6" w:space="0" w:color="C4C7C5"/>
+              <w:right w:val="single" w:sz="6" w:space="0" w:color="C4C7C5"/>
+            </w:tcBorders>
+            <w:tcMar>
+              <w:top w:w="120" w:type="dxa"/>
+              <w:left w:w="180" w:type="dxa"/>
+              <w:bottom w:w="120" w:type="dxa"/>
+              <w:right w:w="180" w:type="dxa"/>
+            </w:tcMar>
+            <w:vAlign w:val="center"/>
+            <w:hideMark/>
+          </w:tcPr>
+          <w:p>
+            <w:pPr>
+              <w:spacing w:after="0"/>
+            </w:pPr>
+            <w:proofErr w:type="spellStart"/>
+            <w:r>
+              <w:rPr>
+                <w:rStyle w:val="HTMLCode"/>
+                <w:rFonts w:eastAsiaTheme="minorEastAsia"/>
+              </w:rPr>
+              <w:t>ip</w:t>
+            </w:r>
+            <w:proofErr w:type="spellEnd"/>
+            <w:r>
+              <w:rPr>
+                <w:rStyle w:val="HTMLCode"/>
+                <w:rFonts w:eastAsiaTheme="minorEastAsia"/>
+              </w:rPr>
+              <w:t xml:space="preserve"> a</w:t>
+            </w:r>
+            <w:r>
+              <w:t xml:space="preserve"> (Displays all network interfaces and their IP addresses)</w:t>
+            </w:r>
+          </w:p>
+        </w:tc>
+      </w:tr>
+      <w:tr>
+        <w:trPr>
+          <w:tblCellSpacing w:w="15" w:type="dxa"/>
+        </w:trPr>
+        <w:tc>
+          <w:tcPr>
+            <w:tcW w:w="0" w:type="auto"/>
+            <w:tcBorders>
+              <w:top w:val="single" w:sz="6" w:space="0" w:color="C4C7C5"/>
+              <w:left w:val="single" w:sz="6" w:space="0" w:color="C4C7C5"/>
+              <w:bottom w:val="single" w:sz="6" w:space="0" w:color="C4C7C5"/>
+              <w:right w:val="single" w:sz="6" w:space="0" w:color="C4C7C5"/>
+            </w:tcBorders>
+            <w:tcMar>
+              <w:top w:w="120" w:type="dxa"/>
+              <w:left w:w="180" w:type="dxa"/>
+              <w:bottom w:w="120" w:type="dxa"/>
+              <w:right w:w="180" w:type="dxa"/>
+            </w:tcMar>
+            <w:vAlign w:val="center"/>
+            <w:hideMark/>
+          </w:tcPr>
+          <w:p>
+            <w:pPr>
+              <w:spacing w:after="0"/>
+            </w:pPr>
+            <w:r>
+              <w:rPr>
+                <w:rStyle w:val="HTMLCode"/>
+                <w:rFonts w:eastAsiaTheme="minorEastAsia"/>
+                <w:b/>
+                <w:bCs/>
+              </w:rPr>
+              <w:t>ss</w:t>
+            </w:r>
+          </w:p>
+        </w:tc>
+        <w:tc>
+          <w:tcPr>
+            <w:tcW w:w="0" w:type="auto"/>
+            <w:tcBorders>
+              <w:top w:val="single" w:sz="6" w:space="0" w:color="C4C7C5"/>
+              <w:left w:val="single" w:sz="6" w:space="0" w:color="C4C7C5"/>
+              <w:bottom w:val="single" w:sz="6" w:space="0" w:color="C4C7C5"/>
+              <w:right w:val="single" w:sz="6" w:space="0" w:color="C4C7C5"/>
+            </w:tcBorders>
+            <w:tcMar>
+              <w:top w:w="120" w:type="dxa"/>
+              <w:left w:w="180" w:type="dxa"/>
+              <w:bottom w:w="120" w:type="dxa"/>
+              <w:right w:w="180" w:type="dxa"/>
+            </w:tcMar>
+            <w:vAlign w:val="center"/>
+            <w:hideMark/>
+          </w:tcPr>
+          <w:p>
+            <w:pPr>
+              <w:spacing w:after="0"/>
+            </w:pPr>
+            <w:r>
+              <w:t xml:space="preserve">Investigates network sockets to see what ports are open/listening (replaces </w:t>
+            </w:r>
+            <w:r>
+              <w:rPr>
+                <w:rStyle w:val="HTMLCode"/>
+                <w:rFonts w:eastAsiaTheme="minorEastAsia"/>
+              </w:rPr>
+              <w:t>netstat</w:t>
+            </w:r>
+            <w:r>
+              <w:t>).</w:t>
+            </w:r>
+          </w:p>
+        </w:tc>
+        <w:tc>
+          <w:tcPr>
+            <w:tcW w:w="0" w:type="auto"/>
+            <w:tcBorders>
+              <w:top w:val="single" w:sz="6" w:space="0" w:color="C4C7C5"/>
+              <w:left w:val="single" w:sz="6" w:space="0" w:color="C4C7C5"/>
+              <w:bottom w:val="single" w:sz="6" w:space="0" w:color="C4C7C5"/>
+              <w:right w:val="single" w:sz="6" w:space="0" w:color="C4C7C5"/>
+            </w:tcBorders>
+            <w:tcMar>
+              <w:top w:w="120" w:type="dxa"/>
+              <w:left w:w="180" w:type="dxa"/>
+              <w:bottom w:w="120" w:type="dxa"/>
+              <w:right w:w="180" w:type="dxa"/>
+            </w:tcMar>
+            <w:vAlign w:val="center"/>
+            <w:hideMark/>
+          </w:tcPr>
+          <w:p>
+            <w:pPr>
+              <w:spacing w:after="0"/>
+            </w:pPr>
+            <w:r>
+              <w:rPr>
+                <w:rStyle w:val="HTMLCode"/>
+                <w:rFonts w:eastAsiaTheme="minorEastAsia"/>
+              </w:rPr>
+              <w:t>ss -</w:t>
+            </w:r>
+            <w:proofErr w:type="spellStart"/>
+            <w:r>
+              <w:rPr>
+                <w:rStyle w:val="HTMLCode"/>
+                <w:rFonts w:eastAsiaTheme="minorEastAsia"/>
+              </w:rPr>
+              <w:t>tuln</w:t>
+            </w:r>
+            <w:proofErr w:type="spellEnd"/>
+            <w:r>
+              <w:t xml:space="preserve"> (Lists all listening TCP and UDP ports numerically)</w:t>
+            </w:r>
+          </w:p>
+        </w:tc>
+      </w:tr>
+      <w:tr>
+        <w:trPr>
+          <w:tblCellSpacing w:w="15" w:type="dxa"/>
+        </w:trPr>
+        <w:tc>
+          <w:tcPr>
+            <w:tcW w:w="0" w:type="auto"/>
+            <w:tcBorders>
+              <w:top w:val="single" w:sz="6" w:space="0" w:color="C4C7C5"/>
+              <w:left w:val="single" w:sz="6" w:space="0" w:color="C4C7C5"/>
+              <w:bottom w:val="single" w:sz="6" w:space="0" w:color="C4C7C5"/>
+              <w:right w:val="single" w:sz="6" w:space="0" w:color="C4C7C5"/>
+            </w:tcBorders>
+            <w:tcMar>
+              <w:top w:w="120" w:type="dxa"/>
+              <w:left w:w="180" w:type="dxa"/>
+              <w:bottom w:w="120" w:type="dxa"/>
+              <w:right w:w="180" w:type="dxa"/>
+            </w:tcMar>
+            <w:vAlign w:val="center"/>
+            <w:hideMark/>
+          </w:tcPr>
+          <w:p>
+            <w:pPr>
+              <w:spacing w:after="0"/>
+            </w:pPr>
+            <w:r>
+              <w:rPr>
+                <w:rStyle w:val="HTMLCode"/>
+                <w:rFonts w:eastAsiaTheme="minorEastAsia"/>
+                <w:b/>
+                <w:bCs/>
+              </w:rPr>
+              <w:t>dig</w:t>
+            </w:r>
+          </w:p>
+        </w:tc>
+        <w:tc>
+          <w:tcPr>
+            <w:tcW w:w="0" w:type="auto"/>
+            <w:tcBorders>
+              <w:top w:val="single" w:sz="6" w:space="0" w:color="C4C7C5"/>
+              <w:left w:val="single" w:sz="6" w:space="0" w:color="C4C7C5"/>
+              <w:bottom w:val="single" w:sz="6" w:space="0" w:color="C4C7C5"/>
+              <w:right w:val="single" w:sz="6" w:space="0" w:color="C4C7C5"/>
+            </w:tcBorders>
+            <w:tcMar>
+              <w:top w:w="120" w:type="dxa"/>
+              <w:left w:w="180" w:type="dxa"/>
+              <w:bottom w:w="120" w:type="dxa"/>
+              <w:right w:w="180" w:type="dxa"/>
+            </w:tcMar>
+            <w:vAlign w:val="center"/>
+            <w:hideMark/>
+          </w:tcPr>
+          <w:p>
+            <w:pPr>
+              <w:spacing w:after="0"/>
+            </w:pPr>
+            <w:r>
+              <w:t>Queries DNS nameservers to resolve hostnames to IP addresses or check DNS records.</w:t>
+            </w:r>
+          </w:p>
+        </w:tc>
+        <w:tc>
+          <w:tcPr>
+            <w:tcW w:w="0" w:type="auto"/>
+            <w:tcBorders>
+              <w:top w:val="single" w:sz="6" w:space="0" w:color="C4C7C5"/>
+              <w:left w:val="single" w:sz="6" w:space="0" w:color="C4C7C5"/>
+              <w:bottom w:val="single" w:sz="6" w:space="0" w:color="C4C7C5"/>
+              <w:right w:val="single" w:sz="6" w:space="0" w:color="C4C7C5"/>
+            </w:tcBorders>
+            <w:tcMar>
+              <w:top w:w="120" w:type="dxa"/>
+              <w:left w:w="180" w:type="dxa"/>
+              <w:bottom w:w="120" w:type="dxa"/>
+              <w:right w:w="180" w:type="dxa"/>
+            </w:tcMar>
+            <w:vAlign w:val="center"/>
+            <w:hideMark/>
+          </w:tcPr>
+          <w:p>
+            <w:pPr>
+              <w:spacing w:after="0"/>
+            </w:pPr>
+            <w:r>
+              <w:rPr>
+                <w:rStyle w:val="HTMLCode"/>
+                <w:rFonts w:eastAsiaTheme="minorEastAsia"/>
+              </w:rPr>
+              <w:t>dig example.com</w:t>
+            </w:r>
+            <w:r>
+              <w:t xml:space="preserve"> (Retrieves the A records for example.com)</w:t>
+            </w:r>
+          </w:p>
+        </w:tc>
+      </w:tr>
+      <w:tr>
+        <w:trPr>
+          <w:tblCellSpacing w:w="15" w:type="dxa"/>
+        </w:trPr>
+        <w:tc>
+          <w:tcPr>
+            <w:tcW w:w="0" w:type="auto"/>
+            <w:tcBorders>
+              <w:top w:val="single" w:sz="6" w:space="0" w:color="C4C7C5"/>
+              <w:left w:val="single" w:sz="6" w:space="0" w:color="C4C7C5"/>
+              <w:bottom w:val="single" w:sz="6" w:space="0" w:color="C4C7C5"/>
+              <w:right w:val="single" w:sz="6" w:space="0" w:color="C4C7C5"/>
+            </w:tcBorders>
+            <w:tcMar>
+              <w:top w:w="120" w:type="dxa"/>
+              <w:left w:w="180" w:type="dxa"/>
+              <w:bottom w:w="120" w:type="dxa"/>
+              <w:right w:w="180" w:type="dxa"/>
+            </w:tcMar>
+            <w:vAlign w:val="center"/>
+            <w:hideMark/>
+          </w:tcPr>
+          <w:p>
+            <w:pPr>
+              <w:spacing w:after="0"/>
+            </w:pPr>
+            <w:proofErr w:type="spellStart"/>
+            <w:r>
+              <w:rPr>
+                <w:rStyle w:val="HTMLCode"/>
+                <w:rFonts w:eastAsiaTheme="minorEastAsia"/>
+                <w:b/>
+                <w:bCs/>
+              </w:rPr>
+              <w:t>nc</w:t>
+            </w:r>
+            <w:proofErr w:type="spellEnd"/>
+            <w:r>
+              <w:t xml:space="preserve"> (</w:t>
+            </w:r>
+            <w:proofErr w:type="spellStart"/>
+            <w:r>
+              <w:t>Netcat</w:t>
+            </w:r>
+            <w:proofErr w:type="spellEnd"/>
+            <w:r>
+              <w:t>)</w:t>
+            </w:r>
+          </w:p>
+        </w:tc>
+        <w:tc>
+          <w:tcPr>
+            <w:tcW w:w="0" w:type="auto"/>
+            <w:tcBorders>
+              <w:top w:val="single" w:sz="6" w:space="0" w:color="C4C7C5"/>
+              <w:left w:val="single" w:sz="6" w:space="0" w:color="C4C7C5"/>
+              <w:bottom w:val="single" w:sz="6" w:space="0" w:color="C4C7C5"/>
+              <w:right w:val="single" w:sz="6" w:space="0" w:color="C4C7C5"/>
+            </w:tcBorders>
+            <w:tcMar>
+              <w:top w:w="120" w:type="dxa"/>
+              <w:left w:w="180" w:type="dxa"/>
+              <w:bottom w:w="120" w:type="dxa"/>
+              <w:right w:w="180" w:type="dxa"/>
+            </w:tcMar>
+            <w:vAlign w:val="center"/>
+            <w:hideMark/>
+          </w:tcPr>
+          <w:p>
+            <w:pPr>
+              <w:spacing w:after="0"/>
+            </w:pPr>
+            <w:r>
+              <w:t>Reads and writes data across network connections; often called the "Swiss Army knife" of networking.</w:t>
+            </w:r>
+          </w:p>
+        </w:tc>
+        <w:tc>
+          <w:tcPr>
+            <w:tcW w:w="0" w:type="auto"/>
+            <w:tcBorders>
+              <w:top w:val="single" w:sz="6" w:space="0" w:color="C4C7C5"/>
+              <w:left w:val="single" w:sz="6" w:space="0" w:color="C4C7C5"/>
+              <w:bottom w:val="single" w:sz="6" w:space="0" w:color="C4C7C5"/>
+              <w:right w:val="single" w:sz="6" w:space="0" w:color="C4C7C5"/>
+            </w:tcBorders>
+            <w:tcMar>
+              <w:top w:w="120" w:type="dxa"/>
+              <w:left w:w="180" w:type="dxa"/>
+              <w:bottom w:w="120" w:type="dxa"/>
+              <w:right w:w="180" w:type="dxa"/>
+            </w:tcMar>
+            <w:vAlign w:val="center"/>
+            <w:hideMark/>
+          </w:tcPr>
+          <w:p>
+            <w:pPr>
+              <w:spacing w:after="0"/>
+            </w:pPr>
+            <w:proofErr w:type="spellStart"/>
+            <w:r>
+              <w:rPr>
+                <w:rStyle w:val="HTMLCode"/>
+                <w:rFonts w:eastAsiaTheme="minorEastAsia"/>
+              </w:rPr>
+              <w:t>nc</w:t>
+            </w:r>
+            <w:proofErr w:type="spellEnd"/>
+            <w:r>
+              <w:rPr>
+                <w:rStyle w:val="HTMLCode"/>
+                <w:rFonts w:eastAsiaTheme="minorEastAsia"/>
+              </w:rPr>
+              <w:t xml:space="preserve"> -</w:t>
+            </w:r>
+            <w:proofErr w:type="spellStart"/>
+            <w:r>
+              <w:rPr>
+                <w:rStyle w:val="HTMLCode"/>
+                <w:rFonts w:eastAsiaTheme="minorEastAsia"/>
+              </w:rPr>
+              <w:t>zv</w:t>
+            </w:r>
+            <w:proofErr w:type="spellEnd"/>
+            <w:r>
+              <w:rPr>
+                <w:rStyle w:val="HTMLCode"/>
+                <w:rFonts w:eastAsiaTheme="minorEastAsia"/>
+              </w:rPr>
+              <w:t xml:space="preserve"> 192.168.1.10 22</w:t>
+            </w:r>
+            <w:r>
+              <w:t xml:space="preserve"> (Scans port 22 to see if it is open without sending data)</w:t>
+            </w:r>
+          </w:p>
+        </w:tc>
+      </w:tr>
+      <w:tr>
+        <w:trPr>
+          <w:tblCellSpacing w:w="15" w:type="dxa"/>
+        </w:trPr>
+        <w:tc>
+          <w:tcPr>
+            <w:tcW w:w="0" w:type="auto"/>
+            <w:tcBorders>
+              <w:top w:val="single" w:sz="6" w:space="0" w:color="C4C7C5"/>
+              <w:left w:val="single" w:sz="6" w:space="0" w:color="C4C7C5"/>
+              <w:bottom w:val="single" w:sz="6" w:space="0" w:color="C4C7C5"/>
+              <w:right w:val="single" w:sz="6" w:space="0" w:color="C4C7C5"/>
+            </w:tcBorders>
+            <w:tcMar>
+              <w:top w:w="120" w:type="dxa"/>
+              <w:left w:w="180" w:type="dxa"/>
+              <w:bottom w:w="120" w:type="dxa"/>
+              <w:right w:w="180" w:type="dxa"/>
+            </w:tcMar>
+            <w:vAlign w:val="center"/>
+            <w:hideMark/>
+          </w:tcPr>
+          <w:p>
+            <w:pPr>
+              <w:spacing w:after="0"/>
+            </w:pPr>
+            <w:proofErr w:type="spellStart"/>
+            <w:r>
+              <w:rPr>
+                <w:rStyle w:val="HTMLCode"/>
+                <w:rFonts w:eastAsiaTheme="minorEastAsia"/>
+                <w:b/>
+                <w:bCs/>
+              </w:rPr>
+              <w:t>tcpdump</w:t>
+            </w:r>
+            <w:proofErr w:type="spellEnd"/>
+          </w:p>
+        </w:tc>
+        <w:tc>
+          <w:tcPr>
+            <w:tcW w:w="0" w:type="auto"/>
+            <w:tcBorders>
+              <w:top w:val="single" w:sz="6" w:space="0" w:color="C4C7C5"/>
+              <w:left w:val="single" w:sz="6" w:space="0" w:color="C4C7C5"/>
+              <w:bottom w:val="single" w:sz="6" w:space="0" w:color="C4C7C5"/>
+              <w:right w:val="single" w:sz="6" w:space="0" w:color="C4C7C5"/>
+            </w:tcBorders>
+            <w:tcMar>
+              <w:top w:w="120" w:type="dxa"/>
+              <w:left w:w="180" w:type="dxa"/>
+              <w:bottom w:w="120" w:type="dxa"/>
+              <w:right w:w="180" w:type="dxa"/>
+            </w:tcMar>
+            <w:vAlign w:val="center"/>
+            <w:hideMark/>
+          </w:tcPr>
+          <w:p>
+            <w:pPr>
+              <w:spacing w:after="0"/>
+            </w:pPr>
+            <w:r>
+              <w:t>Captures and analyzes network packets happening on a system in real-time.</w:t>
+            </w:r>
+          </w:p>
+        </w:tc>
+        <w:tc>
+          <w:tcPr>
+            <w:tcW w:w="0" w:type="auto"/>
+            <w:tcBorders>
+              <w:top w:val="single" w:sz="6" w:space="0" w:color="C4C7C5"/>
+              <w:left w:val="single" w:sz="6" w:space="0" w:color="C4C7C5"/>
+              <w:bottom w:val="single" w:sz="6" w:space="0" w:color="C4C7C5"/>
+              <w:right w:val="single" w:sz="6" w:space="0" w:color="C4C7C5"/>
+            </w:tcBorders>
+            <w:tcMar>
+              <w:top w:w="120" w:type="dxa"/>
+              <w:left w:w="180" w:type="dxa"/>
+              <w:bottom w:w="120" w:type="dxa"/>
+              <w:right w:w="180" w:type="dxa"/>
+            </w:tcMar>
+            <w:vAlign w:val="center"/>
+            <w:hideMark/>
+          </w:tcPr>
+          <w:p>
+            <w:pPr>
+              <w:spacing w:after="0"/>
+            </w:pPr>
+            <w:proofErr w:type="spellStart"/>
+            <w:r>
+              <w:rPr>
+                <w:rStyle w:val="HTMLCode"/>
+                <w:rFonts w:eastAsiaTheme="minorEastAsia"/>
+              </w:rPr>
+              <w:t>tcpdump</w:t>
+            </w:r>
+            <w:proofErr w:type="spellEnd"/>
+            <w:r>
+              <w:rPr>
+                <w:rStyle w:val="HTMLCode"/>
+                <w:rFonts w:eastAsiaTheme="minorEastAsia"/>
+              </w:rPr>
+              <w:t xml:space="preserve"> -</w:t>
+            </w:r>
+            <w:proofErr w:type="spellStart"/>
+            <w:r>
+              <w:rPr>
+                <w:rStyle w:val="HTMLCode"/>
+                <w:rFonts w:eastAsiaTheme="minorEastAsia"/>
+              </w:rPr>
+              <w:t>i</w:t>
+            </w:r>
+            <w:proofErr w:type="spellEnd"/>
+            <w:r>
+              <w:rPr>
+                <w:rStyle w:val="HTMLCode"/>
+                <w:rFonts w:eastAsiaTheme="minorEastAsia"/>
+              </w:rPr>
+              <w:t xml:space="preserve"> eth0 port 80</w:t>
+            </w:r>
+            <w:r>
+              <w:t xml:space="preserve"> (Captures all HTTP traffic on the eth0 interface)</w:t>
+            </w:r>
+          </w:p>
+        </w:tc>
+      </w:tr>
+      <w:tr>
+        <w:trPr>
+          <w:tblCellSpacing w:w="15" w:type="dxa"/>
+        </w:trPr>
+        <w:tc>
+          <w:tcPr>
+            <w:tcW w:w="0" w:type="auto"/>
+            <w:tcBorders>
+              <w:top w:val="single" w:sz="6" w:space="0" w:color="C4C7C5"/>
+              <w:left w:val="single" w:sz="6" w:space="0" w:color="C4C7C5"/>
+              <w:bottom w:val="single" w:sz="6" w:space="0" w:color="C4C7C5"/>
+              <w:right w:val="single" w:sz="6" w:space="0" w:color="C4C7C5"/>
+            </w:tcBorders>
+            <w:tcMar>
+              <w:top w:w="120" w:type="dxa"/>
+              <w:left w:w="180" w:type="dxa"/>
+              <w:bottom w:w="120" w:type="dxa"/>
+              <w:right w:w="180" w:type="dxa"/>
+            </w:tcMar>
+            <w:vAlign w:val="center"/>
+            <w:hideMark/>
+          </w:tcPr>
+          <w:p>
+            <w:pPr>
+              <w:spacing w:after="0"/>
+            </w:pPr>
+            <w:proofErr w:type="spellStart"/>
+            <w:r>
+              <w:rPr>
+                <w:rStyle w:val="HTMLCode"/>
+                <w:rFonts w:eastAsiaTheme="minorEastAsia"/>
+                <w:b/>
+                <w:bCs/>
+              </w:rPr>
+              <w:t>nmap</w:t>
+            </w:r>
+            <w:proofErr w:type="spellEnd"/>
+          </w:p>
+        </w:tc>
+        <w:tc>
+          <w:tcPr>
+            <w:tcW w:w="0" w:type="auto"/>
+            <w:tcBorders>
+              <w:top w:val="single" w:sz="6" w:space="0" w:color="C4C7C5"/>
+              <w:left w:val="single" w:sz="6" w:space="0" w:color="C4C7C5"/>
+              <w:bottom w:val="single" w:sz="6" w:space="0" w:color="C4C7C5"/>
+              <w:right w:val="single" w:sz="6" w:space="0" w:color="C4C7C5"/>
+            </w:tcBorders>
+            <w:tcMar>
+              <w:top w:w="120" w:type="dxa"/>
+              <w:left w:w="180" w:type="dxa"/>
+              <w:bottom w:w="120" w:type="dxa"/>
+              <w:right w:w="180" w:type="dxa"/>
+            </w:tcMar>
+            <w:vAlign w:val="center"/>
+            <w:hideMark/>
+          </w:tcPr>
+          <w:p>
+            <w:pPr>
+              <w:spacing w:after="0"/>
+            </w:pPr>
+            <w:r>
+              <w:t>Scans networks to discover hosts, open ports, and detect operating systems/services.</w:t>
+            </w:r>
+          </w:p>
+        </w:tc>
+        <w:tc>
+          <w:tcPr>
+            <w:tcW w:w="0" w:type="auto"/>
+            <w:tcBorders>
+              <w:top w:val="single" w:sz="6" w:space="0" w:color="C4C7C5"/>
+              <w:left w:val="single" w:sz="6" w:space="0" w:color="C4C7C5"/>
+              <w:bottom w:val="single" w:sz="6" w:space="0" w:color="C4C7C5"/>
+              <w:right w:val="single" w:sz="6" w:space="0" w:color="C4C7C5"/>
+            </w:tcBorders>
+            <w:tcMar>
+              <w:top w:w="120" w:type="dxa"/>
+              <w:left w:w="180" w:type="dxa"/>
+              <w:bottom w:w="120" w:type="dxa"/>
+              <w:right w:w="180" w:type="dxa"/>
+            </w:tcMar>
+            <w:vAlign w:val="center"/>
+            <w:hideMark/>
+          </w:tcPr>
+          <w:p>
+            <w:pPr>
+              <w:spacing w:after="0"/>
+            </w:pPr>
+            <w:proofErr w:type="spellStart"/>
+            <w:r>
+              <w:rPr>
+                <w:rStyle w:val="HTMLCode"/>
+                <w:rFonts w:eastAsiaTheme="minorEastAsia"/>
+              </w:rPr>
+              <w:t>nmap</w:t>
+            </w:r>
+            <w:proofErr w:type="spellEnd"/>
+            <w:r>
+              <w:rPr>
+                <w:rStyle w:val="HTMLCode"/>
+                <w:rFonts w:eastAsiaTheme="minorEastAsia"/>
+              </w:rPr>
+              <w:t xml:space="preserve"> -</w:t>
+            </w:r>
+            <w:proofErr w:type="spellStart"/>
+            <w:r>
+              <w:rPr>
+                <w:rStyle w:val="HTMLCode"/>
+                <w:rFonts w:eastAsiaTheme="minorEastAsia"/>
+              </w:rPr>
+              <w:t>sV</w:t>
+            </w:r>
+            <w:proofErr w:type="spellEnd"/>
+            <w:r>
+              <w:rPr>
+                <w:rStyle w:val="HTMLCode"/>
+                <w:rFonts w:eastAsiaTheme="minorEastAsia"/>
+              </w:rPr>
+              <w:t xml:space="preserve"> 192.168.1.0/24</w:t>
+            </w:r>
+            <w:r>
+              <w:t xml:space="preserve"> (Scans a subnet and attempts to determine service versions)</w:t>
+            </w:r>
+          </w:p>
+        </w:tc>
+      </w:tr>
+      <w:tr>
+        <w:trPr>
+          <w:tblCellSpacing w:w="15" w:type="dxa"/>
+        </w:trPr>
+        <w:tc>
+          <w:tcPr>
+            <w:tcW w:w="0" w:type="auto"/>
+            <w:tcBorders>
+              <w:top w:val="single" w:sz="6" w:space="0" w:color="C4C7C5"/>
+              <w:left w:val="single" w:sz="6" w:space="0" w:color="C4C7C5"/>
+              <w:bottom w:val="single" w:sz="6" w:space="0" w:color="C4C7C5"/>
+              <w:right w:val="single" w:sz="6" w:space="0" w:color="C4C7C5"/>
+            </w:tcBorders>
+            <w:tcMar>
+              <w:top w:w="120" w:type="dxa"/>
+              <w:left w:w="180" w:type="dxa"/>
+              <w:bottom w:w="120" w:type="dxa"/>
+              <w:right w:w="180" w:type="dxa"/>
+            </w:tcMar>
+            <w:vAlign w:val="center"/>
+            <w:hideMark/>
+          </w:tcPr>
+          <w:p>
+            <w:pPr>
+              <w:spacing w:after="0"/>
+            </w:pPr>
+            <w:proofErr w:type="spellStart"/>
+            <w:r>
+              <w:rPr>
+                <w:rStyle w:val="HTMLCode"/>
+                <w:rFonts w:eastAsiaTheme="minorEastAsia"/>
+                <w:b/>
+                <w:bCs/>
+              </w:rPr>
+              <w:t>ufw</w:t>
+            </w:r>
+            <w:proofErr w:type="spellEnd"/>
+          </w:p>
+        </w:tc>
+        <w:tc>
+          <w:tcPr>
+            <w:tcW w:w="0" w:type="auto"/>
+            <w:tcBorders>
+              <w:top w:val="single" w:sz="6" w:space="0" w:color="C4C7C5"/>
+              <w:left w:val="single" w:sz="6" w:space="0" w:color="C4C7C5"/>
+              <w:bottom w:val="single" w:sz="6" w:space="0" w:color="C4C7C5"/>
+              <w:right w:val="single" w:sz="6" w:space="0" w:color="C4C7C5"/>
+            </w:tcBorders>
+            <w:tcMar>
+              <w:top w:w="120" w:type="dxa"/>
+              <w:left w:w="180" w:type="dxa"/>
+              <w:bottom w:w="120" w:type="dxa"/>
+              <w:right w:w="180" w:type="dxa"/>
+            </w:tcMar>
+            <w:vAlign w:val="center"/>
+            <w:hideMark/>
+          </w:tcPr>
+          <w:p>
+            <w:pPr>
+              <w:spacing w:after="0"/>
+            </w:pPr>
+            <w:r>
+              <w:t xml:space="preserve">"Uncomplicated Firewall" — an easier front-end for managing </w:t>
+            </w:r>
+            <w:r>
+              <w:rPr>
+                <w:rStyle w:val="HTMLCode"/>
+                <w:rFonts w:eastAsiaTheme="minorEastAsia"/>
+              </w:rPr>
+              <w:t>iptables</w:t>
+            </w:r>
+            <w:r>
+              <w:t xml:space="preserve"> firewall rules.</w:t>
+            </w:r>
+          </w:p>
+        </w:tc>
+        <w:tc>
+          <w:tcPr>
+            <w:tcW w:w="0" w:type="auto"/>
+            <w:tcBorders>
+              <w:top w:val="single" w:sz="6" w:space="0" w:color="C4C7C5"/>
+              <w:left w:val="single" w:sz="6" w:space="0" w:color="C4C7C5"/>
+              <w:bottom w:val="single" w:sz="6" w:space="0" w:color="C4C7C5"/>
+              <w:right w:val="single" w:sz="6" w:space="0" w:color="C4C7C5"/>
+            </w:tcBorders>
+            <w:tcMar>
+              <w:top w:w="120" w:type="dxa"/>
+              <w:left w:w="180" w:type="dxa"/>
+              <w:bottom w:w="120" w:type="dxa"/>
+              <w:right w:w="180" w:type="dxa"/>
+            </w:tcMar>
+            <w:vAlign w:val="center"/>
+            <w:hideMark/>
+          </w:tcPr>
+          <w:p>
+            <w:pPr>
+              <w:spacing w:after="0"/>
+            </w:pPr>
+            <w:proofErr w:type="spellStart"/>
+            <w:r>
+              <w:rPr>
+                <w:rStyle w:val="HTMLCode"/>
+                <w:rFonts w:eastAsiaTheme="minorEastAsia"/>
+              </w:rPr>
+              <w:t>ufw</w:t>
+            </w:r>
+            <w:proofErr w:type="spellEnd"/>
+            <w:r>
+              <w:rPr>
+                <w:rStyle w:val="HTMLCode"/>
+                <w:rFonts w:eastAsiaTheme="minorEastAsia"/>
+              </w:rPr>
+              <w:t xml:space="preserve"> allow 22/</w:t>
+            </w:r>
+            <w:proofErr w:type="spellStart"/>
+            <w:r>
+              <w:rPr>
+                <w:rStyle w:val="HTMLCode"/>
+                <w:rFonts w:eastAsiaTheme="minorEastAsia"/>
+              </w:rPr>
+              <w:t>tcp</w:t>
+            </w:r>
+            <w:proofErr w:type="spellEnd"/>
+            <w:r>
+              <w:t xml:space="preserve"> (Opens port 22 to allow inbound SSH traffic)</w:t>
+            </w:r>
+          </w:p>
+        </w:tc>
+      </w:tr>
+      <w:tr>
+        <w:trPr>
+          <w:tblCellSpacing w:w="15" w:type="dxa"/>
+        </w:trPr>
+        <w:tc>
+          <w:tcPr>
+            <w:tcW w:w="0" w:type="auto"/>
+            <w:tcBorders>
+              <w:top w:val="single" w:sz="6" w:space="0" w:color="C4C7C5"/>
+              <w:left w:val="single" w:sz="6" w:space="0" w:color="C4C7C5"/>
+              <w:bottom w:val="single" w:sz="6" w:space="0" w:color="C4C7C5"/>
+              <w:right w:val="single" w:sz="6" w:space="0" w:color="C4C7C5"/>
+            </w:tcBorders>
+            <w:tcMar>
+              <w:top w:w="120" w:type="dxa"/>
+              <w:left w:w="180" w:type="dxa"/>
+              <w:bottom w:w="120" w:type="dxa"/>
+              <w:right w:w="180" w:type="dxa"/>
+            </w:tcMar>
+            <w:vAlign w:val="center"/>
+            <w:hideMark/>
+          </w:tcPr>
+          <w:p>
+            <w:pPr>
+              <w:spacing w:after="0"/>
+            </w:pPr>
+            <w:r>
+              <w:rPr>
+                <w:rStyle w:val="HTMLCode"/>
+                <w:rFonts w:eastAsiaTheme="minorEastAsia"/>
+                <w:b/>
+                <w:bCs/>
+              </w:rPr>
+              <w:t>curl</w:t>
+            </w:r>
+          </w:p>
+        </w:tc>
+        <w:tc>
+          <w:tcPr>
+            <w:tcW w:w="0" w:type="auto"/>
+            <w:tcBorders>
+              <w:top w:val="single" w:sz="6" w:space="0" w:color="C4C7C5"/>
+              <w:left w:val="single" w:sz="6" w:space="0" w:color="C4C7C5"/>
+              <w:bottom w:val="single" w:sz="6" w:space="0" w:color="C4C7C5"/>
+              <w:right w:val="single" w:sz="6" w:space="0" w:color="C4C7C5"/>
+            </w:tcBorders>
+            <w:tcMar>
+              <w:top w:w="120" w:type="dxa"/>
+              <w:left w:w="180" w:type="dxa"/>
+              <w:bottom w:w="120" w:type="dxa"/>
+              <w:right w:w="180" w:type="dxa"/>
+            </w:tcMar>
+            <w:vAlign w:val="center"/>
+            <w:hideMark/>
+          </w:tcPr>
+          <w:p>
+            <w:pPr>
+              <w:spacing w:after="0"/>
+            </w:pPr>
+            <w:r>
+              <w:t>Transfers data to or from a server using various protocols (as used in your script).</w:t>
+            </w:r>
+          </w:p>
+        </w:tc>
+        <w:tc>
+          <w:tcPr>
+            <w:tcW w:w="0" w:type="auto"/>
+            <w:tcBorders>
+              <w:top w:val="single" w:sz="6" w:space="0" w:color="C4C7C5"/>
+              <w:left w:val="single" w:sz="6" w:space="0" w:color="C4C7C5"/>
+              <w:bottom w:val="single" w:sz="6" w:space="0" w:color="C4C7C5"/>
+              <w:right w:val="single" w:sz="6" w:space="0" w:color="C4C7C5"/>
+            </w:tcBorders>
+            <w:tcMar>
+              <w:top w:w="120" w:type="dxa"/>
+              <w:left w:w="180" w:type="dxa"/>
+              <w:bottom w:w="120" w:type="dxa"/>
+              <w:right w:w="180" w:type="dxa"/>
+            </w:tcMar>
+            <w:vAlign w:val="center"/>
+            <w:hideMark/>
+          </w:tcPr>
+          <w:p>
+            <w:pPr>
+              <w:spacing w:after="0"/>
+            </w:pPr>
+            <w:r>
+              <w:rPr>
+                <w:rStyle w:val="HTMLCode"/>
+                <w:rFonts w:eastAsiaTheme="minorEastAsia"/>
+              </w:rPr>
+              <w:t>curl -I [</w:t>
+            </w:r>
+            <w:proofErr w:type="gramStart"/>
+            <w:r>
+              <w:rPr>
+                <w:rStyle w:val="HTMLCode"/>
+                <w:rFonts w:eastAsiaTheme="minorEastAsia"/>
+              </w:rPr>
+              <w:t>https://google.com](</w:t>
+            </w:r>
+            <w:proofErr w:type="gramEnd"/>
+            <w:r>
+              <w:rPr>
+                <w:rStyle w:val="HTMLCode"/>
+                <w:rFonts w:eastAsiaTheme="minorEastAsia"/>
+              </w:rPr>
+              <w:t>https://google.com)</w:t>
+            </w:r>
+            <w:r>
+              <w:t xml:space="preserve"> (Fetches only the HTTP headers to check status)</w:t>
+            </w:r>
+          </w:p>
+        </w:tc>
+      </w:tr>
+      <w:tr>
+        <w:trPr>
+          <w:tblCellSpacing w:w="15" w:type="dxa"/>
+        </w:trPr>
+        <w:tc>
+          <w:tcPr>
+            <w:tcW w:w="0" w:type="auto"/>
+            <w:tcBorders>
+              <w:top w:val="single" w:sz="6" w:space="0" w:color="C4C7C5"/>
+              <w:left w:val="single" w:sz="6" w:space="0" w:color="C4C7C5"/>
+              <w:bottom w:val="single" w:sz="6" w:space="0" w:color="C4C7C5"/>
+              <w:right w:val="single" w:sz="6" w:space="0" w:color="C4C7C5"/>
+            </w:tcBorders>
+            <w:tcMar>
+              <w:top w:w="120" w:type="dxa"/>
+              <w:left w:w="180" w:type="dxa"/>
+              <w:bottom w:w="120" w:type="dxa"/>
+              <w:right w:w="180" w:type="dxa"/>
+            </w:tcMar>
+            <w:vAlign w:val="center"/>
+            <w:hideMark/>
+          </w:tcPr>
+          <w:p>
+            <w:pPr>
+              <w:spacing w:after="0"/>
+            </w:pPr>
+            <w:r>
+              <w:rPr>
+                <w:rStyle w:val="HTMLCode"/>
+                <w:rFonts w:eastAsiaTheme="minorEastAsia"/>
+                <w:b/>
+                <w:bCs/>
+              </w:rPr>
+              <w:t>traceroute</w:t>
+            </w:r>
+          </w:p>
+        </w:tc>
+        <w:tc>
+          <w:tcPr>
+            <w:tcW w:w="0" w:type="auto"/>
+            <w:tcBorders>
+              <w:top w:val="single" w:sz="6" w:space="0" w:color="C4C7C5"/>
+              <w:left w:val="single" w:sz="6" w:space="0" w:color="C4C7C5"/>
+              <w:bottom w:val="single" w:sz="6" w:space="0" w:color="C4C7C5"/>
+              <w:right w:val="single" w:sz="6" w:space="0" w:color="C4C7C5"/>
+            </w:tcBorders>
+            <w:tcMar>
+              <w:top w:w="120" w:type="dxa"/>
+              <w:left w:w="180" w:type="dxa"/>
+              <w:bottom w:w="120" w:type="dxa"/>
+              <w:right w:w="180" w:type="dxa"/>
+            </w:tcMar>
+            <w:vAlign w:val="center"/>
+            <w:hideMark/>
+          </w:tcPr>
+          <w:p>
+            <w:pPr>
+              <w:spacing w:after="0"/>
+            </w:pPr>
+            <w:r>
+              <w:t>Maps the exact path packets take across the internet to reach a destination host.</w:t>
+            </w:r>
+          </w:p>
+        </w:tc>
+        <w:tc>
+          <w:tcPr>
+            <w:tcW w:w="0" w:type="auto"/>
+            <w:tcBorders>
+              <w:top w:val="single" w:sz="6" w:space="0" w:color="C4C7C5"/>
+              <w:left w:val="single" w:sz="6" w:space="0" w:color="C4C7C5"/>
+              <w:bottom w:val="single" w:sz="6" w:space="0" w:color="C4C7C5"/>
+              <w:right w:val="single" w:sz="6" w:space="0" w:color="C4C7C5"/>
+            </w:tcBorders>
+            <w:tcMar>
+              <w:top w:w="120" w:type="dxa"/>
+              <w:left w:w="180" w:type="dxa"/>
+              <w:bottom w:w="120" w:type="dxa"/>
+              <w:right w:w="180" w:type="dxa"/>
+            </w:tcMar>
+            <w:vAlign w:val="center"/>
+            <w:hideMark/>
+          </w:tcPr>
+          <w:p>
+            <w:pPr>
+              <w:spacing w:after="0"/>
+            </w:pPr>
+            <w:r>
+              <w:rPr>
+                <w:rStyle w:val="HTMLCode"/>
+                <w:rFonts w:eastAsiaTheme="minorEastAsia"/>
+              </w:rPr>
+              <w:t>traceroute 8.8.8.8</w:t>
+            </w:r>
+            <w:r>
+              <w:t xml:space="preserve"> (Shows every router hop between your machine and the target)</w:t>
+            </w:r>
+          </w:p>
+        </w:tc>
+      </w:tr>
+      <w:tr>
+        <w:trPr>
+          <w:tblCellSpacing w:w="15" w:type="dxa"/>
+        </w:trPr>
+        <w:tc>
+          <w:tcPr>
+            <w:tcW w:w="0" w:type="auto"/>
+            <w:tcBorders>
+              <w:top w:val="single" w:sz="6" w:space="0" w:color="C4C7C5"/>
+              <w:left w:val="single" w:sz="6" w:space="0" w:color="C4C7C5"/>
+              <w:bottom w:val="single" w:sz="6" w:space="0" w:color="C4C7C5"/>
+              <w:right w:val="single" w:sz="6" w:space="0" w:color="C4C7C5"/>
+            </w:tcBorders>
+            <w:tcMar>
+              <w:top w:w="120" w:type="dxa"/>
+              <w:left w:w="180" w:type="dxa"/>
+              <w:bottom w:w="120" w:type="dxa"/>
+              <w:right w:w="180" w:type="dxa"/>
+            </w:tcMar>
+            <w:vAlign w:val="center"/>
+            <w:hideMark/>
+          </w:tcPr>
+          <w:p>
+            <w:pPr>
+              <w:spacing w:after="0"/>
+            </w:pPr>
+            <w:proofErr w:type="spellStart"/>
+            <w:r>
+              <w:rPr>
+                <w:rStyle w:val="HTMLCode"/>
+                <w:rFonts w:eastAsiaTheme="minorEastAsia"/>
+                <w:b/>
+                <w:bCs/>
+              </w:rPr>
+              <w:t>chmod</w:t>
+            </w:r>
+            <w:proofErr w:type="spellEnd"/>
+            <w:r>
+              <w:t xml:space="preserve"> / </w:t>
+            </w:r>
+            <w:proofErr w:type="spellStart"/>
+            <w:r>
+              <w:rPr>
+                <w:rStyle w:val="HTMLCode"/>
+                <w:rFonts w:eastAsiaTheme="minorEastAsia"/>
+                <w:b/>
+                <w:bCs/>
+              </w:rPr>
+              <w:t>chown</w:t>
+            </w:r>
+            <w:proofErr w:type="spellEnd"/>
+          </w:p>
+        </w:tc>
+        <w:tc>
+          <w:tcPr>
+            <w:tcW w:w="0" w:type="auto"/>
+            <w:tcBorders>
+              <w:top w:val="single" w:sz="6" w:space="0" w:color="C4C7C5"/>
+              <w:left w:val="single" w:sz="6" w:space="0" w:color="C4C7C5"/>
+              <w:bottom w:val="single" w:sz="6" w:space="0" w:color="C4C7C5"/>
+              <w:right w:val="single" w:sz="6" w:space="0" w:color="C4C7C5"/>
+            </w:tcBorders>
+            <w:tcMar>
+              <w:top w:w="120" w:type="dxa"/>
+              <w:left w:w="180" w:type="dxa"/>
+              <w:bottom w:w="120" w:type="dxa"/>
+              <w:right w:w="180" w:type="dxa"/>
+            </w:tcMar>
+            <w:vAlign w:val="center"/>
+            <w:hideMark/>
+          </w:tcPr>
+          <w:p>
+            <w:pPr>
+              <w:spacing w:after="0"/>
+            </w:pPr>
+            <w:r>
+              <w:t>Secures files by modifying read/write/execute permissions and ownership.</w:t>
+            </w:r>
+          </w:p>
+        </w:tc>
+        <w:tc>
+          <w:tcPr>
+            <w:tcW w:w="0" w:type="auto"/>
+            <w:tcBorders>
+              <w:top w:val="single" w:sz="6" w:space="0" w:color="C4C7C5"/>
+              <w:left w:val="single" w:sz="6" w:space="0" w:color="C4C7C5"/>
+              <w:bottom w:val="single" w:sz="6" w:space="0" w:color="C4C7C5"/>
+              <w:right w:val="single" w:sz="6" w:space="0" w:color="C4C7C5"/>
+            </w:tcBorders>
+            <w:tcMar>
+              <w:top w:w="120" w:type="dxa"/>
+              <w:left w:w="180" w:type="dxa"/>
+              <w:bottom w:w="120" w:type="dxa"/>
+              <w:right w:w="180" w:type="dxa"/>
+            </w:tcMar>
+            <w:vAlign w:val="center"/>
+            <w:hideMark/>
+          </w:tcPr>
+          <w:p>
+            <w:pPr>
+              <w:spacing w:after="0"/>
+            </w:pPr>
+            <w:proofErr w:type="spellStart"/>
+            <w:r>
+              <w:rPr>
+                <w:rStyle w:val="HTMLCode"/>
+                <w:rFonts w:eastAsiaTheme="minorEastAsia"/>
+              </w:rPr>
+              <w:t>chmod</w:t>
+            </w:r>
+            <w:proofErr w:type="spellEnd"/>
+            <w:r>
+              <w:rPr>
+                <w:rStyle w:val="HTMLCode"/>
+                <w:rFonts w:eastAsiaTheme="minorEastAsia"/>
+              </w:rPr>
+              <w:t xml:space="preserve"> 600 </w:t>
+            </w:r>
+            <w:proofErr w:type="spellStart"/>
+            <w:r>
+              <w:rPr>
+                <w:rStyle w:val="HTMLCode"/>
+                <w:rFonts w:eastAsiaTheme="minorEastAsia"/>
+              </w:rPr>
+              <w:t>id_rsa</w:t>
+            </w:r>
+            <w:proofErr w:type="spellEnd"/>
+            <w:r>
+              <w:t xml:space="preserve"> (Restricts an SSH key so only the owner can read/write it)</w:t>
+            </w:r>
+          </w:p>
+        </w:tc>
+      </w:tr>
+    </w:tbl>
+    <w:p>
+      <w:pPr>
+        <w:spacing w:line="259" w:lineRule="auto"/>
+        <w:rPr>
+          <w:rStyle w:val="HTMLCode"/>
+          <w:rFonts w:eastAsiaTheme="minorEastAsia"/>
+        </w:rPr>
+      </w:pPr>
     </w:p>
     <w:p>
       <w:pPr>
-        <w:pStyle w:val="Heading2"/>
-      </w:pPr>
-      <w:r>
-        <w:rPr>
-          <w:rFonts w:ascii="Segoe UI Emoji" w:hAnsi="Segoe UI Emoji" w:cs="Segoe UI Emoji"/>
-        </w:rPr>
-        <w:t>📦</w:t>
-      </w:r>
-      <w:r>
-        <w:t xml:space="preserve"> Memorize or Save These</w:t>
+        <w:pStyle w:val="Heading1"/>
+      </w:pPr>
+      <w:r>
+        <w:lastRenderedPageBreak/>
+        <w:t>Core Linux System &amp; File Management</w:t>
       </w:r>
     </w:p>
+    <w:tbl>
+      <w:tblPr>
+        <w:tblW w:w="0" w:type="auto"/>
+        <w:tblCellSpacing w:w="15" w:type="dxa"/>
+        <w:tblCellMar>
+          <w:top w:w="15" w:type="dxa"/>
+          <w:left w:w="15" w:type="dxa"/>
+          <w:bottom w:w="15" w:type="dxa"/>
+          <w:right w:w="15" w:type="dxa"/>
+        </w:tblCellMar>
+        <w:tblLook w:val="04A0" w:firstRow="1" w:lastRow="0" w:firstColumn="1" w:lastColumn="0" w:noHBand="0" w:noVBand="1"/>
+      </w:tblPr>
+      <w:tblGrid>
+        <w:gridCol w:w="1636"/>
+        <w:gridCol w:w="3730"/>
+        <w:gridCol w:w="5088"/>
+      </w:tblGrid>
+      <w:tr>
+        <w:trPr>
+          <w:tblHeader/>
+          <w:tblCellSpacing w:w="15" w:type="dxa"/>
+        </w:trPr>
+        <w:tc>
+          <w:tcPr>
+            <w:tcW w:w="0" w:type="auto"/>
+            <w:tcBorders>
+              <w:top w:val="single" w:sz="6" w:space="0" w:color="C4C7C5"/>
+              <w:left w:val="single" w:sz="6" w:space="0" w:color="C4C7C5"/>
+              <w:bottom w:val="single" w:sz="6" w:space="0" w:color="C4C7C5"/>
+              <w:right w:val="single" w:sz="6" w:space="0" w:color="C4C7C5"/>
+            </w:tcBorders>
+            <w:tcMar>
+              <w:top w:w="120" w:type="dxa"/>
+              <w:left w:w="180" w:type="dxa"/>
+              <w:bottom w:w="120" w:type="dxa"/>
+              <w:right w:w="180" w:type="dxa"/>
+            </w:tcMar>
+            <w:vAlign w:val="center"/>
+            <w:hideMark/>
+          </w:tcPr>
+          <w:p>
+            <w:pPr>
+              <w:spacing w:after="0"/>
+            </w:pPr>
+            <w:r>
+              <w:rPr>
+                <w:rStyle w:val="Strong"/>
+              </w:rPr>
+              <w:t>Command</w:t>
+            </w:r>
+          </w:p>
+        </w:tc>
+        <w:tc>
+          <w:tcPr>
+            <w:tcW w:w="0" w:type="auto"/>
+            <w:tcBorders>
+              <w:top w:val="single" w:sz="6" w:space="0" w:color="C4C7C5"/>
+              <w:left w:val="single" w:sz="6" w:space="0" w:color="C4C7C5"/>
+              <w:bottom w:val="single" w:sz="6" w:space="0" w:color="C4C7C5"/>
+              <w:right w:val="single" w:sz="6" w:space="0" w:color="C4C7C5"/>
+            </w:tcBorders>
+            <w:tcMar>
+              <w:top w:w="120" w:type="dxa"/>
+              <w:left w:w="180" w:type="dxa"/>
+              <w:bottom w:w="120" w:type="dxa"/>
+              <w:right w:w="180" w:type="dxa"/>
+            </w:tcMar>
+            <w:vAlign w:val="center"/>
+            <w:hideMark/>
+          </w:tcPr>
+          <w:p>
+            <w:pPr>
+              <w:spacing w:after="0"/>
+            </w:pPr>
+            <w:r>
+              <w:rPr>
+                <w:rStyle w:val="Strong"/>
+              </w:rPr>
+              <w:t>Use</w:t>
+            </w:r>
+          </w:p>
+        </w:tc>
+        <w:tc>
+          <w:tcPr>
+            <w:tcW w:w="0" w:type="auto"/>
+            <w:tcBorders>
+              <w:top w:val="single" w:sz="6" w:space="0" w:color="C4C7C5"/>
+              <w:left w:val="single" w:sz="6" w:space="0" w:color="C4C7C5"/>
+              <w:bottom w:val="single" w:sz="6" w:space="0" w:color="C4C7C5"/>
+              <w:right w:val="single" w:sz="6" w:space="0" w:color="C4C7C5"/>
+            </w:tcBorders>
+            <w:tcMar>
+              <w:top w:w="120" w:type="dxa"/>
+              <w:left w:w="180" w:type="dxa"/>
+              <w:bottom w:w="120" w:type="dxa"/>
+              <w:right w:w="180" w:type="dxa"/>
+            </w:tcMar>
+            <w:vAlign w:val="center"/>
+            <w:hideMark/>
+          </w:tcPr>
+          <w:p>
+            <w:pPr>
+              <w:spacing w:after="0"/>
+            </w:pPr>
+            <w:r>
+              <w:rPr>
+                <w:rStyle w:val="Strong"/>
+              </w:rPr>
+              <w:t>Example</w:t>
+            </w:r>
+          </w:p>
+        </w:tc>
+      </w:tr>
+      <w:tr>
+        <w:trPr>
+          <w:tblCellSpacing w:w="15" w:type="dxa"/>
+        </w:trPr>
+        <w:tc>
+          <w:tcPr>
+            <w:tcW w:w="0" w:type="auto"/>
+            <w:tcBorders>
+              <w:top w:val="single" w:sz="6" w:space="0" w:color="C4C7C5"/>
+              <w:left w:val="single" w:sz="6" w:space="0" w:color="C4C7C5"/>
+              <w:bottom w:val="single" w:sz="6" w:space="0" w:color="C4C7C5"/>
+              <w:right w:val="single" w:sz="6" w:space="0" w:color="C4C7C5"/>
+            </w:tcBorders>
+            <w:tcMar>
+              <w:top w:w="120" w:type="dxa"/>
+              <w:left w:w="180" w:type="dxa"/>
+              <w:bottom w:w="120" w:type="dxa"/>
+              <w:right w:w="180" w:type="dxa"/>
+            </w:tcMar>
+            <w:vAlign w:val="center"/>
+            <w:hideMark/>
+          </w:tcPr>
+          <w:p>
+            <w:pPr>
+              <w:spacing w:after="0"/>
+            </w:pPr>
+            <w:r>
+              <w:rPr>
+                <w:rStyle w:val="HTMLCode"/>
+                <w:rFonts w:eastAsiaTheme="minorEastAsia"/>
+                <w:b/>
+                <w:bCs/>
+              </w:rPr>
+              <w:t>ls</w:t>
+            </w:r>
+          </w:p>
+        </w:tc>
+        <w:tc>
+          <w:tcPr>
+            <w:tcW w:w="0" w:type="auto"/>
+            <w:tcBorders>
+              <w:top w:val="single" w:sz="6" w:space="0" w:color="C4C7C5"/>
+              <w:left w:val="single" w:sz="6" w:space="0" w:color="C4C7C5"/>
+              <w:bottom w:val="single" w:sz="6" w:space="0" w:color="C4C7C5"/>
+              <w:right w:val="single" w:sz="6" w:space="0" w:color="C4C7C5"/>
+            </w:tcBorders>
+            <w:tcMar>
+              <w:top w:w="120" w:type="dxa"/>
+              <w:left w:w="180" w:type="dxa"/>
+              <w:bottom w:w="120" w:type="dxa"/>
+              <w:right w:w="180" w:type="dxa"/>
+            </w:tcMar>
+            <w:vAlign w:val="center"/>
+            <w:hideMark/>
+          </w:tcPr>
+          <w:p>
+            <w:pPr>
+              <w:spacing w:after="0"/>
+            </w:pPr>
+            <w:r>
+              <w:t>Lists files and directories.</w:t>
+            </w:r>
+          </w:p>
+        </w:tc>
+        <w:tc>
+          <w:tcPr>
+            <w:tcW w:w="0" w:type="auto"/>
+            <w:tcBorders>
+              <w:top w:val="single" w:sz="6" w:space="0" w:color="C4C7C5"/>
+              <w:left w:val="single" w:sz="6" w:space="0" w:color="C4C7C5"/>
+              <w:bottom w:val="single" w:sz="6" w:space="0" w:color="C4C7C5"/>
+              <w:right w:val="single" w:sz="6" w:space="0" w:color="C4C7C5"/>
+            </w:tcBorders>
+            <w:tcMar>
+              <w:top w:w="120" w:type="dxa"/>
+              <w:left w:w="180" w:type="dxa"/>
+              <w:bottom w:w="120" w:type="dxa"/>
+              <w:right w:w="180" w:type="dxa"/>
+            </w:tcMar>
+            <w:vAlign w:val="center"/>
+            <w:hideMark/>
+          </w:tcPr>
+          <w:p>
+            <w:pPr>
+              <w:spacing w:after="0"/>
+            </w:pPr>
+            <w:r>
+              <w:rPr>
+                <w:rStyle w:val="HTMLCode"/>
+                <w:rFonts w:eastAsiaTheme="minorEastAsia"/>
+              </w:rPr>
+              <w:t>ls -la /var/log</w:t>
+            </w:r>
+            <w:r>
+              <w:t xml:space="preserve"> (Lists all files, including hidden, with detailed permissions)</w:t>
+            </w:r>
+          </w:p>
+        </w:tc>
+      </w:tr>
+      <w:tr>
+        <w:trPr>
+          <w:tblCellSpacing w:w="15" w:type="dxa"/>
+        </w:trPr>
+        <w:tc>
+          <w:tcPr>
+            <w:tcW w:w="0" w:type="auto"/>
+            <w:tcBorders>
+              <w:top w:val="single" w:sz="6" w:space="0" w:color="C4C7C5"/>
+              <w:left w:val="single" w:sz="6" w:space="0" w:color="C4C7C5"/>
+              <w:bottom w:val="single" w:sz="6" w:space="0" w:color="C4C7C5"/>
+              <w:right w:val="single" w:sz="6" w:space="0" w:color="C4C7C5"/>
+            </w:tcBorders>
+            <w:tcMar>
+              <w:top w:w="120" w:type="dxa"/>
+              <w:left w:w="180" w:type="dxa"/>
+              <w:bottom w:w="120" w:type="dxa"/>
+              <w:right w:w="180" w:type="dxa"/>
+            </w:tcMar>
+            <w:vAlign w:val="center"/>
+            <w:hideMark/>
+          </w:tcPr>
+          <w:p>
+            <w:pPr>
+              <w:spacing w:after="0"/>
+            </w:pPr>
+            <w:r>
+              <w:rPr>
+                <w:rStyle w:val="HTMLCode"/>
+                <w:rFonts w:eastAsiaTheme="minorEastAsia"/>
+                <w:b/>
+                <w:bCs/>
+              </w:rPr>
+              <w:t>cd</w:t>
+            </w:r>
+          </w:p>
+        </w:tc>
+        <w:tc>
+          <w:tcPr>
+            <w:tcW w:w="0" w:type="auto"/>
+            <w:tcBorders>
+              <w:top w:val="single" w:sz="6" w:space="0" w:color="C4C7C5"/>
+              <w:left w:val="single" w:sz="6" w:space="0" w:color="C4C7C5"/>
+              <w:bottom w:val="single" w:sz="6" w:space="0" w:color="C4C7C5"/>
+              <w:right w:val="single" w:sz="6" w:space="0" w:color="C4C7C5"/>
+            </w:tcBorders>
+            <w:tcMar>
+              <w:top w:w="120" w:type="dxa"/>
+              <w:left w:w="180" w:type="dxa"/>
+              <w:bottom w:w="120" w:type="dxa"/>
+              <w:right w:w="180" w:type="dxa"/>
+            </w:tcMar>
+            <w:vAlign w:val="center"/>
+            <w:hideMark/>
+          </w:tcPr>
+          <w:p>
+            <w:pPr>
+              <w:spacing w:after="0"/>
+            </w:pPr>
+            <w:r>
+              <w:t>Changes your current working directory.</w:t>
+            </w:r>
+          </w:p>
+        </w:tc>
+        <w:tc>
+          <w:tcPr>
+            <w:tcW w:w="0" w:type="auto"/>
+            <w:tcBorders>
+              <w:top w:val="single" w:sz="6" w:space="0" w:color="C4C7C5"/>
+              <w:left w:val="single" w:sz="6" w:space="0" w:color="C4C7C5"/>
+              <w:bottom w:val="single" w:sz="6" w:space="0" w:color="C4C7C5"/>
+              <w:right w:val="single" w:sz="6" w:space="0" w:color="C4C7C5"/>
+            </w:tcBorders>
+            <w:tcMar>
+              <w:top w:w="120" w:type="dxa"/>
+              <w:left w:w="180" w:type="dxa"/>
+              <w:bottom w:w="120" w:type="dxa"/>
+              <w:right w:w="180" w:type="dxa"/>
+            </w:tcMar>
+            <w:vAlign w:val="center"/>
+            <w:hideMark/>
+          </w:tcPr>
+          <w:p>
+            <w:pPr>
+              <w:spacing w:after="0"/>
+            </w:pPr>
+            <w:r>
+              <w:rPr>
+                <w:rStyle w:val="HTMLCode"/>
+                <w:rFonts w:eastAsiaTheme="minorEastAsia"/>
+              </w:rPr>
+              <w:t>cd /</w:t>
+            </w:r>
+            <w:proofErr w:type="spellStart"/>
+            <w:r>
+              <w:rPr>
+                <w:rStyle w:val="HTMLCode"/>
+                <w:rFonts w:eastAsiaTheme="minorEastAsia"/>
+              </w:rPr>
+              <w:t>etc</w:t>
+            </w:r>
+            <w:proofErr w:type="spellEnd"/>
+            <w:r>
+              <w:rPr>
+                <w:rStyle w:val="HTMLCode"/>
+                <w:rFonts w:eastAsiaTheme="minorEastAsia"/>
+              </w:rPr>
+              <w:t>/</w:t>
+            </w:r>
+            <w:proofErr w:type="spellStart"/>
+            <w:r>
+              <w:rPr>
+                <w:rStyle w:val="HTMLCode"/>
+                <w:rFonts w:eastAsiaTheme="minorEastAsia"/>
+              </w:rPr>
+              <w:t>nginx</w:t>
+            </w:r>
+            <w:proofErr w:type="spellEnd"/>
+            <w:r>
+              <w:t xml:space="preserve"> (Navigates into the Nginx configuration folder)</w:t>
+            </w:r>
+          </w:p>
+        </w:tc>
+      </w:tr>
+      <w:tr>
+        <w:trPr>
+          <w:tblCellSpacing w:w="15" w:type="dxa"/>
+        </w:trPr>
+        <w:tc>
+          <w:tcPr>
+            <w:tcW w:w="0" w:type="auto"/>
+            <w:tcBorders>
+              <w:top w:val="single" w:sz="6" w:space="0" w:color="C4C7C5"/>
+              <w:left w:val="single" w:sz="6" w:space="0" w:color="C4C7C5"/>
+              <w:bottom w:val="single" w:sz="6" w:space="0" w:color="C4C7C5"/>
+              <w:right w:val="single" w:sz="6" w:space="0" w:color="C4C7C5"/>
+            </w:tcBorders>
+            <w:tcMar>
+              <w:top w:w="120" w:type="dxa"/>
+              <w:left w:w="180" w:type="dxa"/>
+              <w:bottom w:w="120" w:type="dxa"/>
+              <w:right w:w="180" w:type="dxa"/>
+            </w:tcMar>
+            <w:vAlign w:val="center"/>
+            <w:hideMark/>
+          </w:tcPr>
+          <w:p>
+            <w:pPr>
+              <w:spacing w:after="0"/>
+            </w:pPr>
+            <w:proofErr w:type="spellStart"/>
+            <w:r>
+              <w:rPr>
+                <w:rStyle w:val="HTMLCode"/>
+                <w:rFonts w:eastAsiaTheme="minorEastAsia"/>
+                <w:b/>
+                <w:bCs/>
+              </w:rPr>
+              <w:t>pwd</w:t>
+            </w:r>
+            <w:proofErr w:type="spellEnd"/>
+          </w:p>
+        </w:tc>
+        <w:tc>
+          <w:tcPr>
+            <w:tcW w:w="0" w:type="auto"/>
+            <w:tcBorders>
+              <w:top w:val="single" w:sz="6" w:space="0" w:color="C4C7C5"/>
+              <w:left w:val="single" w:sz="6" w:space="0" w:color="C4C7C5"/>
+              <w:bottom w:val="single" w:sz="6" w:space="0" w:color="C4C7C5"/>
+              <w:right w:val="single" w:sz="6" w:space="0" w:color="C4C7C5"/>
+            </w:tcBorders>
+            <w:tcMar>
+              <w:top w:w="120" w:type="dxa"/>
+              <w:left w:w="180" w:type="dxa"/>
+              <w:bottom w:w="120" w:type="dxa"/>
+              <w:right w:w="180" w:type="dxa"/>
+            </w:tcMar>
+            <w:vAlign w:val="center"/>
+            <w:hideMark/>
+          </w:tcPr>
+          <w:p>
+            <w:pPr>
+              <w:spacing w:after="0"/>
+            </w:pPr>
+            <w:r>
+              <w:t>Prints your current working directory path.</w:t>
+            </w:r>
+          </w:p>
+        </w:tc>
+        <w:tc>
+          <w:tcPr>
+            <w:tcW w:w="0" w:type="auto"/>
+            <w:tcBorders>
+              <w:top w:val="single" w:sz="6" w:space="0" w:color="C4C7C5"/>
+              <w:left w:val="single" w:sz="6" w:space="0" w:color="C4C7C5"/>
+              <w:bottom w:val="single" w:sz="6" w:space="0" w:color="C4C7C5"/>
+              <w:right w:val="single" w:sz="6" w:space="0" w:color="C4C7C5"/>
+            </w:tcBorders>
+            <w:tcMar>
+              <w:top w:w="120" w:type="dxa"/>
+              <w:left w:w="180" w:type="dxa"/>
+              <w:bottom w:w="120" w:type="dxa"/>
+              <w:right w:w="180" w:type="dxa"/>
+            </w:tcMar>
+            <w:vAlign w:val="center"/>
+            <w:hideMark/>
+          </w:tcPr>
+          <w:p>
+            <w:pPr>
+              <w:spacing w:after="0"/>
+            </w:pPr>
+            <w:proofErr w:type="spellStart"/>
+            <w:r>
+              <w:rPr>
+                <w:rStyle w:val="HTMLCode"/>
+                <w:rFonts w:eastAsiaTheme="minorEastAsia"/>
+              </w:rPr>
+              <w:t>pwd</w:t>
+            </w:r>
+            <w:proofErr w:type="spellEnd"/>
+            <w:r>
+              <w:t xml:space="preserve"> (Outputs absolute path, like </w:t>
+            </w:r>
+            <w:r>
+              <w:rPr>
+                <w:rStyle w:val="HTMLCode"/>
+                <w:rFonts w:eastAsiaTheme="minorEastAsia"/>
+              </w:rPr>
+              <w:t>/home/user</w:t>
+            </w:r>
+            <w:r>
+              <w:t>)</w:t>
+            </w:r>
+          </w:p>
+        </w:tc>
+      </w:tr>
+      <w:tr>
+        <w:trPr>
+          <w:tblCellSpacing w:w="15" w:type="dxa"/>
+        </w:trPr>
+        <w:tc>
+          <w:tcPr>
+            <w:tcW w:w="0" w:type="auto"/>
+            <w:tcBorders>
+              <w:top w:val="single" w:sz="6" w:space="0" w:color="C4C7C5"/>
+              <w:left w:val="single" w:sz="6" w:space="0" w:color="C4C7C5"/>
+              <w:bottom w:val="single" w:sz="6" w:space="0" w:color="C4C7C5"/>
+              <w:right w:val="single" w:sz="6" w:space="0" w:color="C4C7C5"/>
+            </w:tcBorders>
+            <w:tcMar>
+              <w:top w:w="120" w:type="dxa"/>
+              <w:left w:w="180" w:type="dxa"/>
+              <w:bottom w:w="120" w:type="dxa"/>
+              <w:right w:w="180" w:type="dxa"/>
+            </w:tcMar>
+            <w:vAlign w:val="center"/>
+            <w:hideMark/>
+          </w:tcPr>
+          <w:p>
+            <w:pPr>
+              <w:spacing w:after="0"/>
+            </w:pPr>
+            <w:r>
+              <w:rPr>
+                <w:rStyle w:val="HTMLCode"/>
+                <w:rFonts w:eastAsiaTheme="minorEastAsia"/>
+                <w:b/>
+                <w:bCs/>
+              </w:rPr>
+              <w:t>cp</w:t>
+            </w:r>
+          </w:p>
+        </w:tc>
+        <w:tc>
+          <w:tcPr>
+            <w:tcW w:w="0" w:type="auto"/>
+            <w:tcBorders>
+              <w:top w:val="single" w:sz="6" w:space="0" w:color="C4C7C5"/>
+              <w:left w:val="single" w:sz="6" w:space="0" w:color="C4C7C5"/>
+              <w:bottom w:val="single" w:sz="6" w:space="0" w:color="C4C7C5"/>
+              <w:right w:val="single" w:sz="6" w:space="0" w:color="C4C7C5"/>
+            </w:tcBorders>
+            <w:tcMar>
+              <w:top w:w="120" w:type="dxa"/>
+              <w:left w:w="180" w:type="dxa"/>
+              <w:bottom w:w="120" w:type="dxa"/>
+              <w:right w:w="180" w:type="dxa"/>
+            </w:tcMar>
+            <w:vAlign w:val="center"/>
+            <w:hideMark/>
+          </w:tcPr>
+          <w:p>
+            <w:pPr>
+              <w:spacing w:after="0"/>
+            </w:pPr>
+            <w:r>
+              <w:t>Copies files or directories.</w:t>
+            </w:r>
+          </w:p>
+        </w:tc>
+        <w:tc>
+          <w:tcPr>
+            <w:tcW w:w="0" w:type="auto"/>
+            <w:tcBorders>
+              <w:top w:val="single" w:sz="6" w:space="0" w:color="C4C7C5"/>
+              <w:left w:val="single" w:sz="6" w:space="0" w:color="C4C7C5"/>
+              <w:bottom w:val="single" w:sz="6" w:space="0" w:color="C4C7C5"/>
+              <w:right w:val="single" w:sz="6" w:space="0" w:color="C4C7C5"/>
+            </w:tcBorders>
+            <w:tcMar>
+              <w:top w:w="120" w:type="dxa"/>
+              <w:left w:w="180" w:type="dxa"/>
+              <w:bottom w:w="120" w:type="dxa"/>
+              <w:right w:w="180" w:type="dxa"/>
+            </w:tcMar>
+            <w:vAlign w:val="center"/>
+            <w:hideMark/>
+          </w:tcPr>
+          <w:p>
+            <w:pPr>
+              <w:spacing w:after="0"/>
+            </w:pPr>
+            <w:r>
+              <w:rPr>
+                <w:rStyle w:val="HTMLCode"/>
+                <w:rFonts w:eastAsiaTheme="minorEastAsia"/>
+              </w:rPr>
+              <w:t xml:space="preserve">cp </w:t>
+            </w:r>
+            <w:proofErr w:type="spellStart"/>
+            <w:r>
+              <w:rPr>
+                <w:rStyle w:val="HTMLCode"/>
+                <w:rFonts w:eastAsiaTheme="minorEastAsia"/>
+              </w:rPr>
+              <w:t>server.conf</w:t>
+            </w:r>
+            <w:proofErr w:type="spellEnd"/>
+            <w:r>
+              <w:rPr>
+                <w:rStyle w:val="HTMLCode"/>
+                <w:rFonts w:eastAsiaTheme="minorEastAsia"/>
+              </w:rPr>
+              <w:t xml:space="preserve"> </w:t>
+            </w:r>
+            <w:proofErr w:type="spellStart"/>
+            <w:r>
+              <w:rPr>
+                <w:rStyle w:val="HTMLCode"/>
+                <w:rFonts w:eastAsiaTheme="minorEastAsia"/>
+              </w:rPr>
+              <w:t>server.conf.bak</w:t>
+            </w:r>
+            <w:proofErr w:type="spellEnd"/>
+            <w:r>
+              <w:t xml:space="preserve"> (Creates a backup copy)</w:t>
+            </w:r>
+          </w:p>
+        </w:tc>
+      </w:tr>
+      <w:tr>
+        <w:trPr>
+          <w:tblCellSpacing w:w="15" w:type="dxa"/>
+        </w:trPr>
+        <w:tc>
+          <w:tcPr>
+            <w:tcW w:w="0" w:type="auto"/>
+            <w:tcBorders>
+              <w:top w:val="single" w:sz="6" w:space="0" w:color="C4C7C5"/>
+              <w:left w:val="single" w:sz="6" w:space="0" w:color="C4C7C5"/>
+              <w:bottom w:val="single" w:sz="6" w:space="0" w:color="C4C7C5"/>
+              <w:right w:val="single" w:sz="6" w:space="0" w:color="C4C7C5"/>
+            </w:tcBorders>
+            <w:tcMar>
+              <w:top w:w="120" w:type="dxa"/>
+              <w:left w:w="180" w:type="dxa"/>
+              <w:bottom w:w="120" w:type="dxa"/>
+              <w:right w:w="180" w:type="dxa"/>
+            </w:tcMar>
+            <w:vAlign w:val="center"/>
+            <w:hideMark/>
+          </w:tcPr>
+          <w:p>
+            <w:pPr>
+              <w:spacing w:after="0"/>
+            </w:pPr>
+            <w:r>
+              <w:rPr>
+                <w:rStyle w:val="HTMLCode"/>
+                <w:rFonts w:eastAsiaTheme="minorEastAsia"/>
+                <w:b/>
+                <w:bCs/>
+              </w:rPr>
+              <w:t>mv</w:t>
+            </w:r>
+          </w:p>
+        </w:tc>
+        <w:tc>
+          <w:tcPr>
+            <w:tcW w:w="0" w:type="auto"/>
+            <w:tcBorders>
+              <w:top w:val="single" w:sz="6" w:space="0" w:color="C4C7C5"/>
+              <w:left w:val="single" w:sz="6" w:space="0" w:color="C4C7C5"/>
+              <w:bottom w:val="single" w:sz="6" w:space="0" w:color="C4C7C5"/>
+              <w:right w:val="single" w:sz="6" w:space="0" w:color="C4C7C5"/>
+            </w:tcBorders>
+            <w:tcMar>
+              <w:top w:w="120" w:type="dxa"/>
+              <w:left w:w="180" w:type="dxa"/>
+              <w:bottom w:w="120" w:type="dxa"/>
+              <w:right w:w="180" w:type="dxa"/>
+            </w:tcMar>
+            <w:vAlign w:val="center"/>
+            <w:hideMark/>
+          </w:tcPr>
+          <w:p>
+            <w:pPr>
+              <w:spacing w:after="0"/>
+            </w:pPr>
+            <w:r>
+              <w:t>Moves or renames files and directories.</w:t>
+            </w:r>
+          </w:p>
+        </w:tc>
+        <w:tc>
+          <w:tcPr>
+            <w:tcW w:w="0" w:type="auto"/>
+            <w:tcBorders>
+              <w:top w:val="single" w:sz="6" w:space="0" w:color="C4C7C5"/>
+              <w:left w:val="single" w:sz="6" w:space="0" w:color="C4C7C5"/>
+              <w:bottom w:val="single" w:sz="6" w:space="0" w:color="C4C7C5"/>
+              <w:right w:val="single" w:sz="6" w:space="0" w:color="C4C7C5"/>
+            </w:tcBorders>
+            <w:tcMar>
+              <w:top w:w="120" w:type="dxa"/>
+              <w:left w:w="180" w:type="dxa"/>
+              <w:bottom w:w="120" w:type="dxa"/>
+              <w:right w:w="180" w:type="dxa"/>
+            </w:tcMar>
+            <w:vAlign w:val="center"/>
+            <w:hideMark/>
+          </w:tcPr>
+          <w:p>
+            <w:pPr>
+              <w:spacing w:after="0"/>
+            </w:pPr>
+            <w:r>
+              <w:rPr>
+                <w:rStyle w:val="HTMLCode"/>
+                <w:rFonts w:eastAsiaTheme="minorEastAsia"/>
+              </w:rPr>
+              <w:t>mv script.sh /</w:t>
+            </w:r>
+            <w:proofErr w:type="spellStart"/>
+            <w:r>
+              <w:rPr>
+                <w:rStyle w:val="HTMLCode"/>
+                <w:rFonts w:eastAsiaTheme="minorEastAsia"/>
+              </w:rPr>
+              <w:t>usr</w:t>
+            </w:r>
+            <w:proofErr w:type="spellEnd"/>
+            <w:r>
+              <w:rPr>
+                <w:rStyle w:val="HTMLCode"/>
+                <w:rFonts w:eastAsiaTheme="minorEastAsia"/>
+              </w:rPr>
+              <w:t>/local/bin/</w:t>
+            </w:r>
+            <w:r>
+              <w:t xml:space="preserve"> (Moves the file to a new location)</w:t>
+            </w:r>
+          </w:p>
+        </w:tc>
+      </w:tr>
+      <w:tr>
+        <w:trPr>
+          <w:tblCellSpacing w:w="15" w:type="dxa"/>
+        </w:trPr>
+        <w:tc>
+          <w:tcPr>
+            <w:tcW w:w="0" w:type="auto"/>
+            <w:tcBorders>
+              <w:top w:val="single" w:sz="6" w:space="0" w:color="C4C7C5"/>
+              <w:left w:val="single" w:sz="6" w:space="0" w:color="C4C7C5"/>
+              <w:bottom w:val="single" w:sz="6" w:space="0" w:color="C4C7C5"/>
+              <w:right w:val="single" w:sz="6" w:space="0" w:color="C4C7C5"/>
+            </w:tcBorders>
+            <w:tcMar>
+              <w:top w:w="120" w:type="dxa"/>
+              <w:left w:w="180" w:type="dxa"/>
+              <w:bottom w:w="120" w:type="dxa"/>
+              <w:right w:w="180" w:type="dxa"/>
+            </w:tcMar>
+            <w:vAlign w:val="center"/>
+            <w:hideMark/>
+          </w:tcPr>
+          <w:p>
+            <w:pPr>
+              <w:spacing w:after="0"/>
+            </w:pPr>
+            <w:r>
+              <w:rPr>
+                <w:rStyle w:val="HTMLCode"/>
+                <w:rFonts w:eastAsiaTheme="minorEastAsia"/>
+                <w:b/>
+                <w:bCs/>
+              </w:rPr>
+              <w:t>rm</w:t>
+            </w:r>
+          </w:p>
+        </w:tc>
+        <w:tc>
+          <w:tcPr>
+            <w:tcW w:w="0" w:type="auto"/>
+            <w:tcBorders>
+              <w:top w:val="single" w:sz="6" w:space="0" w:color="C4C7C5"/>
+              <w:left w:val="single" w:sz="6" w:space="0" w:color="C4C7C5"/>
+              <w:bottom w:val="single" w:sz="6" w:space="0" w:color="C4C7C5"/>
+              <w:right w:val="single" w:sz="6" w:space="0" w:color="C4C7C5"/>
+            </w:tcBorders>
+            <w:tcMar>
+              <w:top w:w="120" w:type="dxa"/>
+              <w:left w:w="180" w:type="dxa"/>
+              <w:bottom w:w="120" w:type="dxa"/>
+              <w:right w:w="180" w:type="dxa"/>
+            </w:tcMar>
+            <w:vAlign w:val="center"/>
+            <w:hideMark/>
+          </w:tcPr>
+          <w:p>
+            <w:pPr>
+              <w:spacing w:after="0"/>
+            </w:pPr>
+            <w:r>
+              <w:t>Removes (deletes) files or directories.</w:t>
+            </w:r>
+          </w:p>
+        </w:tc>
+        <w:tc>
+          <w:tcPr>
+            <w:tcW w:w="0" w:type="auto"/>
+            <w:tcBorders>
+              <w:top w:val="single" w:sz="6" w:space="0" w:color="C4C7C5"/>
+              <w:left w:val="single" w:sz="6" w:space="0" w:color="C4C7C5"/>
+              <w:bottom w:val="single" w:sz="6" w:space="0" w:color="C4C7C5"/>
+              <w:right w:val="single" w:sz="6" w:space="0" w:color="C4C7C5"/>
+            </w:tcBorders>
+            <w:tcMar>
+              <w:top w:w="120" w:type="dxa"/>
+              <w:left w:w="180" w:type="dxa"/>
+              <w:bottom w:w="120" w:type="dxa"/>
+              <w:right w:w="180" w:type="dxa"/>
+            </w:tcMar>
+            <w:vAlign w:val="center"/>
+            <w:hideMark/>
+          </w:tcPr>
+          <w:p>
+            <w:pPr>
+              <w:spacing w:after="0"/>
+            </w:pPr>
+            <w:r>
+              <w:rPr>
+                <w:rStyle w:val="HTMLCode"/>
+                <w:rFonts w:eastAsiaTheme="minorEastAsia"/>
+              </w:rPr>
+              <w:t xml:space="preserve">rm -rf </w:t>
+            </w:r>
+            <w:proofErr w:type="spellStart"/>
+            <w:r>
+              <w:rPr>
+                <w:rStyle w:val="HTMLCode"/>
+                <w:rFonts w:eastAsiaTheme="minorEastAsia"/>
+              </w:rPr>
+              <w:t>old_logs</w:t>
+            </w:r>
+            <w:proofErr w:type="spellEnd"/>
+            <w:r>
+              <w:rPr>
+                <w:rStyle w:val="HTMLCode"/>
+                <w:rFonts w:eastAsiaTheme="minorEastAsia"/>
+              </w:rPr>
+              <w:t>/</w:t>
+            </w:r>
+            <w:r>
+              <w:t xml:space="preserve"> (Forcefully deletes a folder and everything inside it)</w:t>
+            </w:r>
+          </w:p>
+        </w:tc>
+      </w:tr>
+      <w:tr>
+        <w:trPr>
+          <w:tblCellSpacing w:w="15" w:type="dxa"/>
+        </w:trPr>
+        <w:tc>
+          <w:tcPr>
+            <w:tcW w:w="0" w:type="auto"/>
+            <w:tcBorders>
+              <w:top w:val="single" w:sz="6" w:space="0" w:color="C4C7C5"/>
+              <w:left w:val="single" w:sz="6" w:space="0" w:color="C4C7C5"/>
+              <w:bottom w:val="single" w:sz="6" w:space="0" w:color="C4C7C5"/>
+              <w:right w:val="single" w:sz="6" w:space="0" w:color="C4C7C5"/>
+            </w:tcBorders>
+            <w:tcMar>
+              <w:top w:w="120" w:type="dxa"/>
+              <w:left w:w="180" w:type="dxa"/>
+              <w:bottom w:w="120" w:type="dxa"/>
+              <w:right w:w="180" w:type="dxa"/>
+            </w:tcMar>
+            <w:vAlign w:val="center"/>
+            <w:hideMark/>
+          </w:tcPr>
+          <w:p>
+            <w:pPr>
+              <w:spacing w:after="0"/>
+            </w:pPr>
+            <w:r>
+              <w:rPr>
+                <w:rStyle w:val="HTMLCode"/>
+                <w:rFonts w:eastAsiaTheme="minorEastAsia"/>
+                <w:b/>
+                <w:bCs/>
+              </w:rPr>
+              <w:t>top</w:t>
+            </w:r>
+          </w:p>
+        </w:tc>
+        <w:tc>
+          <w:tcPr>
+            <w:tcW w:w="0" w:type="auto"/>
+            <w:tcBorders>
+              <w:top w:val="single" w:sz="6" w:space="0" w:color="C4C7C5"/>
+              <w:left w:val="single" w:sz="6" w:space="0" w:color="C4C7C5"/>
+              <w:bottom w:val="single" w:sz="6" w:space="0" w:color="C4C7C5"/>
+              <w:right w:val="single" w:sz="6" w:space="0" w:color="C4C7C5"/>
+            </w:tcBorders>
+            <w:tcMar>
+              <w:top w:w="120" w:type="dxa"/>
+              <w:left w:w="180" w:type="dxa"/>
+              <w:bottom w:w="120" w:type="dxa"/>
+              <w:right w:w="180" w:type="dxa"/>
+            </w:tcMar>
+            <w:vAlign w:val="center"/>
+            <w:hideMark/>
+          </w:tcPr>
+          <w:p>
+            <w:pPr>
+              <w:spacing w:after="0"/>
+            </w:pPr>
+            <w:r>
+              <w:t>Displays real-time system processes and CPU/RAM usage.</w:t>
+            </w:r>
+          </w:p>
+        </w:tc>
+        <w:tc>
+          <w:tcPr>
+            <w:tcW w:w="0" w:type="auto"/>
+            <w:tcBorders>
+              <w:top w:val="single" w:sz="6" w:space="0" w:color="C4C7C5"/>
+              <w:left w:val="single" w:sz="6" w:space="0" w:color="C4C7C5"/>
+              <w:bottom w:val="single" w:sz="6" w:space="0" w:color="C4C7C5"/>
+              <w:right w:val="single" w:sz="6" w:space="0" w:color="C4C7C5"/>
+            </w:tcBorders>
+            <w:tcMar>
+              <w:top w:w="120" w:type="dxa"/>
+              <w:left w:w="180" w:type="dxa"/>
+              <w:bottom w:w="120" w:type="dxa"/>
+              <w:right w:w="180" w:type="dxa"/>
+            </w:tcMar>
+            <w:vAlign w:val="center"/>
+            <w:hideMark/>
+          </w:tcPr>
+          <w:p>
+            <w:pPr>
+              <w:spacing w:after="0"/>
+            </w:pPr>
+            <w:r>
+              <w:rPr>
+                <w:rStyle w:val="HTMLCode"/>
+                <w:rFonts w:eastAsiaTheme="minorEastAsia"/>
+              </w:rPr>
+              <w:t>top</w:t>
+            </w:r>
+            <w:r>
+              <w:t xml:space="preserve"> (Press </w:t>
+            </w:r>
+            <w:r>
+              <w:rPr>
+                <w:rStyle w:val="HTMLCode"/>
+                <w:rFonts w:eastAsiaTheme="minorEastAsia"/>
+              </w:rPr>
+              <w:t>q</w:t>
+            </w:r>
+            <w:r>
+              <w:t xml:space="preserve"> to exit)</w:t>
+            </w:r>
+          </w:p>
+        </w:tc>
+      </w:tr>
+      <w:tr>
+        <w:trPr>
+          <w:tblCellSpacing w:w="15" w:type="dxa"/>
+        </w:trPr>
+        <w:tc>
+          <w:tcPr>
+            <w:tcW w:w="0" w:type="auto"/>
+            <w:tcBorders>
+              <w:top w:val="single" w:sz="6" w:space="0" w:color="C4C7C5"/>
+              <w:left w:val="single" w:sz="6" w:space="0" w:color="C4C7C5"/>
+              <w:bottom w:val="single" w:sz="6" w:space="0" w:color="C4C7C5"/>
+              <w:right w:val="single" w:sz="6" w:space="0" w:color="C4C7C5"/>
+            </w:tcBorders>
+            <w:tcMar>
+              <w:top w:w="120" w:type="dxa"/>
+              <w:left w:w="180" w:type="dxa"/>
+              <w:bottom w:w="120" w:type="dxa"/>
+              <w:right w:w="180" w:type="dxa"/>
+            </w:tcMar>
+            <w:vAlign w:val="center"/>
+            <w:hideMark/>
+          </w:tcPr>
+          <w:p>
+            <w:pPr>
+              <w:spacing w:after="0"/>
+            </w:pPr>
+            <w:r>
+              <w:rPr>
+                <w:rStyle w:val="HTMLCode"/>
+                <w:rFonts w:eastAsiaTheme="minorEastAsia"/>
+                <w:b/>
+                <w:bCs/>
+              </w:rPr>
+              <w:t>df</w:t>
+            </w:r>
+          </w:p>
+        </w:tc>
+        <w:tc>
+          <w:tcPr>
+            <w:tcW w:w="0" w:type="auto"/>
+            <w:tcBorders>
+              <w:top w:val="single" w:sz="6" w:space="0" w:color="C4C7C5"/>
+              <w:left w:val="single" w:sz="6" w:space="0" w:color="C4C7C5"/>
+              <w:bottom w:val="single" w:sz="6" w:space="0" w:color="C4C7C5"/>
+              <w:right w:val="single" w:sz="6" w:space="0" w:color="C4C7C5"/>
+            </w:tcBorders>
+            <w:tcMar>
+              <w:top w:w="120" w:type="dxa"/>
+              <w:left w:w="180" w:type="dxa"/>
+              <w:bottom w:w="120" w:type="dxa"/>
+              <w:right w:w="180" w:type="dxa"/>
+            </w:tcMar>
+            <w:vAlign w:val="center"/>
+            <w:hideMark/>
+          </w:tcPr>
+          <w:p>
+            <w:pPr>
+              <w:spacing w:after="0"/>
+            </w:pPr>
+            <w:r>
+              <w:t>Shows available and used disk space on your drives.</w:t>
+            </w:r>
+          </w:p>
+        </w:tc>
+        <w:tc>
+          <w:tcPr>
+            <w:tcW w:w="0" w:type="auto"/>
+            <w:tcBorders>
+              <w:top w:val="single" w:sz="6" w:space="0" w:color="C4C7C5"/>
+              <w:left w:val="single" w:sz="6" w:space="0" w:color="C4C7C5"/>
+              <w:bottom w:val="single" w:sz="6" w:space="0" w:color="C4C7C5"/>
+              <w:right w:val="single" w:sz="6" w:space="0" w:color="C4C7C5"/>
+            </w:tcBorders>
+            <w:tcMar>
+              <w:top w:w="120" w:type="dxa"/>
+              <w:left w:w="180" w:type="dxa"/>
+              <w:bottom w:w="120" w:type="dxa"/>
+              <w:right w:w="180" w:type="dxa"/>
+            </w:tcMar>
+            <w:vAlign w:val="center"/>
+            <w:hideMark/>
+          </w:tcPr>
+          <w:p>
+            <w:pPr>
+              <w:spacing w:after="0"/>
+            </w:pPr>
+            <w:r>
+              <w:rPr>
+                <w:rStyle w:val="HTMLCode"/>
+                <w:rFonts w:eastAsiaTheme="minorEastAsia"/>
+              </w:rPr>
+              <w:t>df -h</w:t>
+            </w:r>
+            <w:r>
+              <w:t xml:space="preserve"> (The </w:t>
+            </w:r>
+            <w:r>
+              <w:rPr>
+                <w:rStyle w:val="HTMLCode"/>
+                <w:rFonts w:eastAsiaTheme="minorEastAsia"/>
+              </w:rPr>
+              <w:t>-h</w:t>
+            </w:r>
+            <w:r>
+              <w:t xml:space="preserve"> makes it human-readable: GB/MB instead of bytes)</w:t>
+            </w:r>
+          </w:p>
+        </w:tc>
+      </w:tr>
+      <w:tr>
+        <w:trPr>
+          <w:tblCellSpacing w:w="15" w:type="dxa"/>
+        </w:trPr>
+        <w:tc>
+          <w:tcPr>
+            <w:tcW w:w="0" w:type="auto"/>
+            <w:tcBorders>
+              <w:top w:val="single" w:sz="6" w:space="0" w:color="C4C7C5"/>
+              <w:left w:val="single" w:sz="6" w:space="0" w:color="C4C7C5"/>
+              <w:bottom w:val="single" w:sz="6" w:space="0" w:color="C4C7C5"/>
+              <w:right w:val="single" w:sz="6" w:space="0" w:color="C4C7C5"/>
+            </w:tcBorders>
+            <w:tcMar>
+              <w:top w:w="120" w:type="dxa"/>
+              <w:left w:w="180" w:type="dxa"/>
+              <w:bottom w:w="120" w:type="dxa"/>
+              <w:right w:w="180" w:type="dxa"/>
+            </w:tcMar>
+            <w:vAlign w:val="center"/>
+            <w:hideMark/>
+          </w:tcPr>
+          <w:p>
+            <w:pPr>
+              <w:spacing w:after="0"/>
+            </w:pPr>
+            <w:proofErr w:type="spellStart"/>
+            <w:r>
+              <w:rPr>
+                <w:rStyle w:val="HTMLCode"/>
+                <w:rFonts w:eastAsiaTheme="minorEastAsia"/>
+                <w:b/>
+                <w:bCs/>
+              </w:rPr>
+              <w:t>systemctl</w:t>
+            </w:r>
+            <w:proofErr w:type="spellEnd"/>
+          </w:p>
+        </w:tc>
+        <w:tc>
+          <w:tcPr>
+            <w:tcW w:w="0" w:type="auto"/>
+            <w:tcBorders>
+              <w:top w:val="single" w:sz="6" w:space="0" w:color="C4C7C5"/>
+              <w:left w:val="single" w:sz="6" w:space="0" w:color="C4C7C5"/>
+              <w:bottom w:val="single" w:sz="6" w:space="0" w:color="C4C7C5"/>
+              <w:right w:val="single" w:sz="6" w:space="0" w:color="C4C7C5"/>
+            </w:tcBorders>
+            <w:tcMar>
+              <w:top w:w="120" w:type="dxa"/>
+              <w:left w:w="180" w:type="dxa"/>
+              <w:bottom w:w="120" w:type="dxa"/>
+              <w:right w:w="180" w:type="dxa"/>
+            </w:tcMar>
+            <w:vAlign w:val="center"/>
+            <w:hideMark/>
+          </w:tcPr>
+          <w:p>
+            <w:pPr>
+              <w:spacing w:after="0"/>
+            </w:pPr>
+            <w:r>
+              <w:t>Starts, stops, or restarts background system services.</w:t>
+            </w:r>
+          </w:p>
+        </w:tc>
+        <w:tc>
+          <w:tcPr>
+            <w:tcW w:w="0" w:type="auto"/>
+            <w:tcBorders>
+              <w:top w:val="single" w:sz="6" w:space="0" w:color="C4C7C5"/>
+              <w:left w:val="single" w:sz="6" w:space="0" w:color="C4C7C5"/>
+              <w:bottom w:val="single" w:sz="6" w:space="0" w:color="C4C7C5"/>
+              <w:right w:val="single" w:sz="6" w:space="0" w:color="C4C7C5"/>
+            </w:tcBorders>
+            <w:tcMar>
+              <w:top w:w="120" w:type="dxa"/>
+              <w:left w:w="180" w:type="dxa"/>
+              <w:bottom w:w="120" w:type="dxa"/>
+              <w:right w:w="180" w:type="dxa"/>
+            </w:tcMar>
+            <w:vAlign w:val="center"/>
+            <w:hideMark/>
+          </w:tcPr>
+          <w:p>
+            <w:pPr>
+              <w:spacing w:after="0"/>
+            </w:pPr>
+            <w:proofErr w:type="spellStart"/>
+            <w:r>
+              <w:rPr>
+                <w:rStyle w:val="HTMLCode"/>
+                <w:rFonts w:eastAsiaTheme="minorEastAsia"/>
+              </w:rPr>
+              <w:t>systemctl</w:t>
+            </w:r>
+            <w:proofErr w:type="spellEnd"/>
+            <w:r>
+              <w:rPr>
+                <w:rStyle w:val="HTMLCode"/>
+                <w:rFonts w:eastAsiaTheme="minorEastAsia"/>
+              </w:rPr>
+              <w:t xml:space="preserve"> restart </w:t>
+            </w:r>
+            <w:proofErr w:type="spellStart"/>
+            <w:r>
+              <w:rPr>
+                <w:rStyle w:val="HTMLCode"/>
+                <w:rFonts w:eastAsiaTheme="minorEastAsia"/>
+              </w:rPr>
+              <w:t>sshd</w:t>
+            </w:r>
+            <w:proofErr w:type="spellEnd"/>
+            <w:r>
+              <w:t xml:space="preserve"> (Restarts the SSH daemon)</w:t>
+            </w:r>
+          </w:p>
+        </w:tc>
+      </w:tr>
+      <w:tr>
+        <w:trPr>
+          <w:tblCellSpacing w:w="15" w:type="dxa"/>
+        </w:trPr>
+        <w:tc>
+          <w:tcPr>
+            <w:tcW w:w="0" w:type="auto"/>
+            <w:tcBorders>
+              <w:top w:val="single" w:sz="6" w:space="0" w:color="C4C7C5"/>
+              <w:left w:val="single" w:sz="6" w:space="0" w:color="C4C7C5"/>
+              <w:bottom w:val="single" w:sz="6" w:space="0" w:color="C4C7C5"/>
+              <w:right w:val="single" w:sz="6" w:space="0" w:color="C4C7C5"/>
+            </w:tcBorders>
+            <w:tcMar>
+              <w:top w:w="120" w:type="dxa"/>
+              <w:left w:w="180" w:type="dxa"/>
+              <w:bottom w:w="120" w:type="dxa"/>
+              <w:right w:w="180" w:type="dxa"/>
+            </w:tcMar>
+            <w:vAlign w:val="center"/>
+            <w:hideMark/>
+          </w:tcPr>
+          <w:p>
+            <w:pPr>
+              <w:spacing w:after="0"/>
+            </w:pPr>
+            <w:proofErr w:type="spellStart"/>
+            <w:r>
+              <w:rPr>
+                <w:rStyle w:val="HTMLCode"/>
+                <w:rFonts w:eastAsiaTheme="minorEastAsia"/>
+                <w:b/>
+                <w:bCs/>
+              </w:rPr>
+              <w:t>journalctl</w:t>
+            </w:r>
+            <w:proofErr w:type="spellEnd"/>
+          </w:p>
+        </w:tc>
+        <w:tc>
+          <w:tcPr>
+            <w:tcW w:w="0" w:type="auto"/>
+            <w:tcBorders>
+              <w:top w:val="single" w:sz="6" w:space="0" w:color="C4C7C5"/>
+              <w:left w:val="single" w:sz="6" w:space="0" w:color="C4C7C5"/>
+              <w:bottom w:val="single" w:sz="6" w:space="0" w:color="C4C7C5"/>
+              <w:right w:val="single" w:sz="6" w:space="0" w:color="C4C7C5"/>
+            </w:tcBorders>
+            <w:tcMar>
+              <w:top w:w="120" w:type="dxa"/>
+              <w:left w:w="180" w:type="dxa"/>
+              <w:bottom w:w="120" w:type="dxa"/>
+              <w:right w:w="180" w:type="dxa"/>
+            </w:tcMar>
+            <w:vAlign w:val="center"/>
+            <w:hideMark/>
+          </w:tcPr>
+          <w:p>
+            <w:pPr>
+              <w:spacing w:after="0"/>
+            </w:pPr>
+            <w:r>
+              <w:t xml:space="preserve">Queries the </w:t>
+            </w:r>
+            <w:proofErr w:type="spellStart"/>
+            <w:r>
+              <w:t>systemd</w:t>
+            </w:r>
+            <w:proofErr w:type="spellEnd"/>
+            <w:r>
+              <w:t xml:space="preserve"> journal for system and service logs.</w:t>
+            </w:r>
+          </w:p>
+        </w:tc>
+        <w:tc>
+          <w:tcPr>
+            <w:tcW w:w="0" w:type="auto"/>
+            <w:tcBorders>
+              <w:top w:val="single" w:sz="6" w:space="0" w:color="C4C7C5"/>
+              <w:left w:val="single" w:sz="6" w:space="0" w:color="C4C7C5"/>
+              <w:bottom w:val="single" w:sz="6" w:space="0" w:color="C4C7C5"/>
+              <w:right w:val="single" w:sz="6" w:space="0" w:color="C4C7C5"/>
+            </w:tcBorders>
+            <w:tcMar>
+              <w:top w:w="120" w:type="dxa"/>
+              <w:left w:w="180" w:type="dxa"/>
+              <w:bottom w:w="120" w:type="dxa"/>
+              <w:right w:w="180" w:type="dxa"/>
+            </w:tcMar>
+            <w:vAlign w:val="center"/>
+            <w:hideMark/>
+          </w:tcPr>
+          <w:p>
+            <w:pPr>
+              <w:spacing w:after="0"/>
+            </w:pPr>
+            <w:proofErr w:type="spellStart"/>
+            <w:r>
+              <w:rPr>
+                <w:rStyle w:val="HTMLCode"/>
+                <w:rFonts w:eastAsiaTheme="minorEastAsia"/>
+              </w:rPr>
+              <w:t>journalctl</w:t>
+            </w:r>
+            <w:proofErr w:type="spellEnd"/>
+            <w:r>
+              <w:rPr>
+                <w:rStyle w:val="HTMLCode"/>
+                <w:rFonts w:eastAsiaTheme="minorEastAsia"/>
+              </w:rPr>
+              <w:t xml:space="preserve"> -u </w:t>
+            </w:r>
+            <w:proofErr w:type="spellStart"/>
+            <w:r>
+              <w:rPr>
+                <w:rStyle w:val="HTMLCode"/>
+                <w:rFonts w:eastAsiaTheme="minorEastAsia"/>
+              </w:rPr>
+              <w:t>sshd</w:t>
+            </w:r>
+            <w:proofErr w:type="spellEnd"/>
+            <w:r>
+              <w:rPr>
+                <w:rStyle w:val="HTMLCode"/>
+                <w:rFonts w:eastAsiaTheme="minorEastAsia"/>
+              </w:rPr>
+              <w:t xml:space="preserve"> --since today</w:t>
+            </w:r>
+            <w:r>
+              <w:t xml:space="preserve"> (Shows today's SSH logs)</w:t>
+            </w:r>
+          </w:p>
+        </w:tc>
+      </w:tr>
+      <w:tr>
+        <w:trPr>
+          <w:tblCellSpacing w:w="15" w:type="dxa"/>
+        </w:trPr>
+        <w:tc>
+          <w:tcPr>
+            <w:tcW w:w="0" w:type="auto"/>
+            <w:tcBorders>
+              <w:top w:val="single" w:sz="6" w:space="0" w:color="C4C7C5"/>
+              <w:left w:val="single" w:sz="6" w:space="0" w:color="C4C7C5"/>
+              <w:bottom w:val="single" w:sz="6" w:space="0" w:color="C4C7C5"/>
+              <w:right w:val="single" w:sz="6" w:space="0" w:color="C4C7C5"/>
+            </w:tcBorders>
+            <w:tcMar>
+              <w:top w:w="120" w:type="dxa"/>
+              <w:left w:w="180" w:type="dxa"/>
+              <w:bottom w:w="120" w:type="dxa"/>
+              <w:right w:w="180" w:type="dxa"/>
+            </w:tcMar>
+            <w:vAlign w:val="center"/>
+            <w:hideMark/>
+          </w:tcPr>
+          <w:p>
+            <w:pPr>
+              <w:spacing w:after="0"/>
+            </w:pPr>
+            <w:r>
+              <w:rPr>
+                <w:rStyle w:val="HTMLCode"/>
+                <w:rFonts w:eastAsiaTheme="minorEastAsia"/>
+                <w:b/>
+                <w:bCs/>
+              </w:rPr>
+              <w:t>tar</w:t>
+            </w:r>
+          </w:p>
+        </w:tc>
+        <w:tc>
+          <w:tcPr>
+            <w:tcW w:w="0" w:type="auto"/>
+            <w:tcBorders>
+              <w:top w:val="single" w:sz="6" w:space="0" w:color="C4C7C5"/>
+              <w:left w:val="single" w:sz="6" w:space="0" w:color="C4C7C5"/>
+              <w:bottom w:val="single" w:sz="6" w:space="0" w:color="C4C7C5"/>
+              <w:right w:val="single" w:sz="6" w:space="0" w:color="C4C7C5"/>
+            </w:tcBorders>
+            <w:tcMar>
+              <w:top w:w="120" w:type="dxa"/>
+              <w:left w:w="180" w:type="dxa"/>
+              <w:bottom w:w="120" w:type="dxa"/>
+              <w:right w:w="180" w:type="dxa"/>
+            </w:tcMar>
+            <w:vAlign w:val="center"/>
+            <w:hideMark/>
+          </w:tcPr>
+          <w:p>
+            <w:pPr>
+              <w:spacing w:after="0"/>
+            </w:pPr>
+            <w:r>
+              <w:t>Bundles and compresses multiple files into an archive.</w:t>
+            </w:r>
+          </w:p>
+        </w:tc>
+        <w:tc>
+          <w:tcPr>
+            <w:tcW w:w="0" w:type="auto"/>
+            <w:tcBorders>
+              <w:top w:val="single" w:sz="6" w:space="0" w:color="C4C7C5"/>
+              <w:left w:val="single" w:sz="6" w:space="0" w:color="C4C7C5"/>
+              <w:bottom w:val="single" w:sz="6" w:space="0" w:color="C4C7C5"/>
+              <w:right w:val="single" w:sz="6" w:space="0" w:color="C4C7C5"/>
+            </w:tcBorders>
+            <w:tcMar>
+              <w:top w:w="120" w:type="dxa"/>
+              <w:left w:w="180" w:type="dxa"/>
+              <w:bottom w:w="120" w:type="dxa"/>
+              <w:right w:w="180" w:type="dxa"/>
+            </w:tcMar>
+            <w:vAlign w:val="center"/>
+            <w:hideMark/>
+          </w:tcPr>
+          <w:p>
+            <w:pPr>
+              <w:spacing w:after="0"/>
+            </w:pPr>
+            <w:r>
+              <w:rPr>
+                <w:rStyle w:val="HTMLCode"/>
+                <w:rFonts w:eastAsiaTheme="minorEastAsia"/>
+              </w:rPr>
+              <w:t>tar -</w:t>
+            </w:r>
+            <w:proofErr w:type="spellStart"/>
+            <w:r>
+              <w:rPr>
+                <w:rStyle w:val="HTMLCode"/>
+                <w:rFonts w:eastAsiaTheme="minorEastAsia"/>
+              </w:rPr>
+              <w:t>czvf</w:t>
+            </w:r>
+            <w:proofErr w:type="spellEnd"/>
+            <w:r>
+              <w:rPr>
+                <w:rStyle w:val="HTMLCode"/>
+                <w:rFonts w:eastAsiaTheme="minorEastAsia"/>
+              </w:rPr>
+              <w:t xml:space="preserve"> backup.tar.gz /var/log/</w:t>
+            </w:r>
+            <w:r>
+              <w:t xml:space="preserve"> (Creates a zipped backup of logs)</w:t>
+            </w:r>
+          </w:p>
+        </w:tc>
+      </w:tr>
+      <w:tr>
+        <w:trPr>
+          <w:tblCellSpacing w:w="15" w:type="dxa"/>
+        </w:trPr>
+        <w:tc>
+          <w:tcPr>
+            <w:tcW w:w="0" w:type="auto"/>
+            <w:tcBorders>
+              <w:top w:val="single" w:sz="6" w:space="0" w:color="C4C7C5"/>
+              <w:left w:val="single" w:sz="6" w:space="0" w:color="C4C7C5"/>
+              <w:bottom w:val="single" w:sz="6" w:space="0" w:color="C4C7C5"/>
+              <w:right w:val="single" w:sz="6" w:space="0" w:color="C4C7C5"/>
+            </w:tcBorders>
+            <w:tcMar>
+              <w:top w:w="120" w:type="dxa"/>
+              <w:left w:w="180" w:type="dxa"/>
+              <w:bottom w:w="120" w:type="dxa"/>
+              <w:right w:w="180" w:type="dxa"/>
+            </w:tcMar>
+            <w:vAlign w:val="center"/>
+            <w:hideMark/>
+          </w:tcPr>
+          <w:p>
+            <w:pPr>
+              <w:spacing w:after="0"/>
+            </w:pPr>
+            <w:r>
+              <w:rPr>
+                <w:rStyle w:val="HTMLCode"/>
+                <w:rFonts w:eastAsiaTheme="minorEastAsia"/>
+                <w:b/>
+                <w:bCs/>
+              </w:rPr>
+              <w:t>ping</w:t>
+            </w:r>
+          </w:p>
+        </w:tc>
+        <w:tc>
+          <w:tcPr>
+            <w:tcW w:w="0" w:type="auto"/>
+            <w:tcBorders>
+              <w:top w:val="single" w:sz="6" w:space="0" w:color="C4C7C5"/>
+              <w:left w:val="single" w:sz="6" w:space="0" w:color="C4C7C5"/>
+              <w:bottom w:val="single" w:sz="6" w:space="0" w:color="C4C7C5"/>
+              <w:right w:val="single" w:sz="6" w:space="0" w:color="C4C7C5"/>
+            </w:tcBorders>
+            <w:tcMar>
+              <w:top w:w="120" w:type="dxa"/>
+              <w:left w:w="180" w:type="dxa"/>
+              <w:bottom w:w="120" w:type="dxa"/>
+              <w:right w:w="180" w:type="dxa"/>
+            </w:tcMar>
+            <w:vAlign w:val="center"/>
+            <w:hideMark/>
+          </w:tcPr>
+          <w:p>
+            <w:pPr>
+              <w:spacing w:after="0"/>
+            </w:pPr>
+            <w:r>
+              <w:t>Tests basic network connectivity to a host.</w:t>
+            </w:r>
+          </w:p>
+        </w:tc>
+        <w:tc>
+          <w:tcPr>
+            <w:tcW w:w="0" w:type="auto"/>
+            <w:tcBorders>
+              <w:top w:val="single" w:sz="6" w:space="0" w:color="C4C7C5"/>
+              <w:left w:val="single" w:sz="6" w:space="0" w:color="C4C7C5"/>
+              <w:bottom w:val="single" w:sz="6" w:space="0" w:color="C4C7C5"/>
+              <w:right w:val="single" w:sz="6" w:space="0" w:color="C4C7C5"/>
+            </w:tcBorders>
+            <w:tcMar>
+              <w:top w:w="120" w:type="dxa"/>
+              <w:left w:w="180" w:type="dxa"/>
+              <w:bottom w:w="120" w:type="dxa"/>
+              <w:right w:w="180" w:type="dxa"/>
+            </w:tcMar>
+            <w:vAlign w:val="center"/>
+            <w:hideMark/>
+          </w:tcPr>
+          <w:p>
+            <w:pPr>
+              <w:spacing w:after="0"/>
+            </w:pPr>
+            <w:r>
+              <w:rPr>
+                <w:rStyle w:val="HTMLCode"/>
+                <w:rFonts w:eastAsiaTheme="minorEastAsia"/>
+              </w:rPr>
+              <w:t>ping 8.8.8.8</w:t>
+            </w:r>
+            <w:r>
+              <w:t xml:space="preserve"> (Sends packets to Google's DNS to check internet access)</w:t>
+            </w:r>
+          </w:p>
+        </w:tc>
+      </w:tr>
+    </w:tbl>
+    <w:p>
+      <w:pPr>
+        <w:pStyle w:val="HTMLPreformatted"/>
+      </w:pPr>
+    </w:p>
+    <w:p>
+      <w:pPr>
+        <w:spacing w:line="259" w:lineRule="auto"/>
+        <w:rPr>
+          <w:rFonts w:asciiTheme="majorHAnsi" w:eastAsia="Times New Roman" w:hAnsiTheme="majorHAnsi" w:cs="Times New Roman"/>
+          <w:b/>
+          <w:bCs/>
+          <w:kern w:val="32"/>
+          <w:sz w:val="32"/>
+          <w:szCs w:val="32"/>
+        </w:rPr>
+      </w:pPr>
+      <w:r>
+        <w:br w:type="page"/>
+      </w:r>
+    </w:p>
+    <w:p>
+      <w:pPr>
+        <w:pStyle w:val="Heading1"/>
+      </w:pPr>
+      <w:r>
+        <w:lastRenderedPageBreak/>
+        <w:t xml:space="preserve">Core </w:t>
+      </w:r>
+      <w:r>
+        <w:t>Bash Scripting</w:t>
+      </w:r>
+    </w:p>
+    <w:p/>
     <w:tbl>
       <w:tblPr>
         <w:tblW w:w="0" w:type="auto"/>
@@ -1224,350 +4065,956 @@
         </w:tc>
       </w:tr>
     </w:tbl>
+    <w:p/>
     <w:p>
       <w:r>
-        <w:pict w14:anchorId="46D407DA">
-          <v:rect id="_x0000_i1025" style="width:0;height:1.5pt" o:hralign="center" o:hrstd="t" o:hr="t" fillcolor="#a0a0a0" stroked="f"/>
-        </w:pict>
+        <w:t xml:space="preserve">1. </w:t>
+      </w:r>
+      <w:r>
+        <w:rPr>
+          <w:rStyle w:val="HTMLCode"/>
+          <w:rFonts w:eastAsiaTheme="minorEastAsia"/>
+        </w:rPr>
+        <w:t>grep</w:t>
+      </w:r>
+      <w:r>
+        <w:t xml:space="preserve"> (Global Regular Expression Print)</w:t>
       </w:r>
     </w:p>
     <w:p>
       <w:pPr>
-        <w:pStyle w:val="Heading2"/>
-      </w:pPr>
-      <w:r>
-        <w:rPr>
-          <w:rFonts w:ascii="Segoe UI Emoji" w:hAnsi="Segoe UI Emoji" w:cs="Segoe UI Emoji"/>
-        </w:rPr>
-        <w:t>🧠</w:t>
-      </w:r>
-      <w:r>
-        <w:t xml:space="preserve"> Understand (Don't Memorize)</w:t>
+        <w:pStyle w:val="NormalWeb"/>
+        <w:numPr>
+          <w:ilvl w:val="0"/>
+          <w:numId w:val="1"/>
+        </w:numPr>
+      </w:pPr>
+      <w:r>
+        <w:rPr>
+          <w:b/>
+          <w:bCs/>
+        </w:rPr>
+        <w:t>Use:</w:t>
+      </w:r>
+      <w:r>
+        <w:t xml:space="preserve"> Searches through files or output for specific text patterns. It is the absolute foundation for analyzing system events or filtering data.</w:t>
       </w:r>
     </w:p>
-    <w:tbl>
-      <w:tblPr>
-        <w:tblW w:w="0" w:type="auto"/>
-        <w:tblCellSpacing w:w="15" w:type="dxa"/>
-        <w:tblCellMar>
-          <w:top w:w="15" w:type="dxa"/>
-          <w:left w:w="15" w:type="dxa"/>
-          <w:bottom w:w="15" w:type="dxa"/>
-          <w:right w:w="15" w:type="dxa"/>
-        </w:tblCellMar>
-        <w:tblLook w:val="04A0" w:firstRow="1" w:lastRow="0" w:firstColumn="1" w:lastColumn="0" w:noHBand="0" w:noVBand="1"/>
-      </w:tblPr>
-      <w:tblGrid>
-        <w:gridCol w:w="2019"/>
-        <w:gridCol w:w="3196"/>
-      </w:tblGrid>
-      <w:tr>
-        <w:trPr>
-          <w:tblHeader/>
-          <w:tblCellSpacing w:w="15" w:type="dxa"/>
-        </w:trPr>
-        <w:tc>
-          <w:tcPr>
-            <w:tcW w:w="0" w:type="auto"/>
-            <w:vAlign w:val="center"/>
-            <w:hideMark/>
-          </w:tcPr>
-          <w:p>
-            <w:pPr>
-              <w:jc w:val="center"/>
-              <w:rPr>
-                <w:b/>
-                <w:bCs/>
-              </w:rPr>
-            </w:pPr>
-            <w:r>
-              <w:rPr>
-                <w:rStyle w:val="Strong"/>
-              </w:rPr>
-              <w:t>What It Does</w:t>
-            </w:r>
-          </w:p>
-        </w:tc>
-        <w:tc>
-          <w:tcPr>
-            <w:tcW w:w="0" w:type="auto"/>
-            <w:vAlign w:val="center"/>
-            <w:hideMark/>
-          </w:tcPr>
-          <w:p>
-            <w:pPr>
-              <w:jc w:val="center"/>
-              <w:rPr>
-                <w:b/>
-                <w:bCs/>
-              </w:rPr>
-            </w:pPr>
-            <w:r>
-              <w:rPr>
-                <w:rStyle w:val="Strong"/>
-              </w:rPr>
-              <w:t>Command/Concept</w:t>
-            </w:r>
-          </w:p>
-        </w:tc>
-      </w:tr>
-      <w:tr>
-        <w:trPr>
-          <w:tblCellSpacing w:w="15" w:type="dxa"/>
-        </w:trPr>
-        <w:tc>
-          <w:tcPr>
-            <w:tcW w:w="0" w:type="auto"/>
-            <w:vAlign w:val="center"/>
-            <w:hideMark/>
-          </w:tcPr>
-          <w:p>
-            <w:r>
-              <w:t>Assign variable</w:t>
-            </w:r>
-          </w:p>
-        </w:tc>
-        <w:tc>
-          <w:tcPr>
-            <w:tcW w:w="0" w:type="auto"/>
-            <w:vAlign w:val="center"/>
-            <w:hideMark/>
-          </w:tcPr>
-          <w:p>
-            <w:r>
-              <w:rPr>
-                <w:rStyle w:val="HTMLCode"/>
-                <w:rFonts w:eastAsiaTheme="minorEastAsia"/>
-              </w:rPr>
-              <w:t>name="John"</w:t>
-            </w:r>
-          </w:p>
-        </w:tc>
-      </w:tr>
-      <w:tr>
-        <w:trPr>
-          <w:tblCellSpacing w:w="15" w:type="dxa"/>
-        </w:trPr>
-        <w:tc>
-          <w:tcPr>
-            <w:tcW w:w="0" w:type="auto"/>
-            <w:vAlign w:val="center"/>
-            <w:hideMark/>
-          </w:tcPr>
-          <w:p>
-            <w:r>
-              <w:t>Read user input</w:t>
-            </w:r>
-          </w:p>
-        </w:tc>
-        <w:tc>
-          <w:tcPr>
-            <w:tcW w:w="0" w:type="auto"/>
-            <w:vAlign w:val="center"/>
-            <w:hideMark/>
-          </w:tcPr>
-          <w:p>
-            <w:r>
-              <w:rPr>
-                <w:rStyle w:val="HTMLCode"/>
-                <w:rFonts w:eastAsiaTheme="minorEastAsia"/>
-              </w:rPr>
-              <w:t>read name</w:t>
-            </w:r>
-          </w:p>
-        </w:tc>
-      </w:tr>
-      <w:tr>
-        <w:trPr>
-          <w:tblCellSpacing w:w="15" w:type="dxa"/>
-        </w:trPr>
-        <w:tc>
-          <w:tcPr>
-            <w:tcW w:w="0" w:type="auto"/>
-            <w:vAlign w:val="center"/>
-            <w:hideMark/>
-          </w:tcPr>
-          <w:p>
-            <w:r>
-              <w:t>If condition</w:t>
-            </w:r>
-          </w:p>
-        </w:tc>
-        <w:tc>
-          <w:tcPr>
-            <w:tcW w:w="0" w:type="auto"/>
-            <w:vAlign w:val="center"/>
-            <w:hideMark/>
-          </w:tcPr>
-          <w:p>
-            <w:r>
-              <w:rPr>
-                <w:rStyle w:val="HTMLCode"/>
-                <w:rFonts w:eastAsiaTheme="minorEastAsia"/>
-              </w:rPr>
-              <w:t>if [ $age -</w:t>
-            </w:r>
-            <w:proofErr w:type="spellStart"/>
-            <w:r>
-              <w:rPr>
-                <w:rStyle w:val="HTMLCode"/>
-                <w:rFonts w:eastAsiaTheme="minorEastAsia"/>
-              </w:rPr>
-              <w:t>gt</w:t>
-            </w:r>
-            <w:proofErr w:type="spellEnd"/>
-            <w:r>
-              <w:rPr>
-                <w:rStyle w:val="HTMLCode"/>
-                <w:rFonts w:eastAsiaTheme="minorEastAsia"/>
-              </w:rPr>
-              <w:t xml:space="preserve"> </w:t>
-            </w:r>
-            <w:proofErr w:type="gramStart"/>
-            <w:r>
-              <w:rPr>
-                <w:rStyle w:val="HTMLCode"/>
-                <w:rFonts w:eastAsiaTheme="minorEastAsia"/>
-              </w:rPr>
-              <w:t>18 ]</w:t>
-            </w:r>
-            <w:proofErr w:type="gramEnd"/>
-          </w:p>
-        </w:tc>
-      </w:tr>
-      <w:tr>
-        <w:trPr>
-          <w:tblCellSpacing w:w="15" w:type="dxa"/>
-        </w:trPr>
-        <w:tc>
-          <w:tcPr>
-            <w:tcW w:w="0" w:type="auto"/>
-            <w:vAlign w:val="center"/>
-            <w:hideMark/>
-          </w:tcPr>
-          <w:p>
-            <w:r>
-              <w:t>For loop</w:t>
-            </w:r>
-          </w:p>
-        </w:tc>
-        <w:tc>
-          <w:tcPr>
-            <w:tcW w:w="0" w:type="auto"/>
-            <w:vAlign w:val="center"/>
-            <w:hideMark/>
-          </w:tcPr>
-          <w:p>
-            <w:r>
-              <w:rPr>
-                <w:rStyle w:val="HTMLCode"/>
-                <w:rFonts w:eastAsiaTheme="minorEastAsia"/>
-              </w:rPr>
-              <w:t xml:space="preserve">for </w:t>
-            </w:r>
-            <w:proofErr w:type="spellStart"/>
-            <w:r>
-              <w:rPr>
-                <w:rStyle w:val="HTMLCode"/>
-                <w:rFonts w:eastAsiaTheme="minorEastAsia"/>
-              </w:rPr>
-              <w:t>i</w:t>
-            </w:r>
-            <w:proofErr w:type="spellEnd"/>
-            <w:r>
-              <w:rPr>
-                <w:rStyle w:val="HTMLCode"/>
-                <w:rFonts w:eastAsiaTheme="minorEastAsia"/>
-              </w:rPr>
-              <w:t xml:space="preserve"> in 1 2 3; do</w:t>
-            </w:r>
-          </w:p>
-        </w:tc>
-      </w:tr>
-      <w:tr>
-        <w:trPr>
-          <w:tblCellSpacing w:w="15" w:type="dxa"/>
-        </w:trPr>
-        <w:tc>
-          <w:tcPr>
-            <w:tcW w:w="0" w:type="auto"/>
-            <w:vAlign w:val="center"/>
-            <w:hideMark/>
-          </w:tcPr>
-          <w:p>
-            <w:r>
-              <w:t>While loop</w:t>
-            </w:r>
-          </w:p>
-        </w:tc>
-        <w:tc>
-          <w:tcPr>
-            <w:tcW w:w="0" w:type="auto"/>
-            <w:vAlign w:val="center"/>
-            <w:hideMark/>
-          </w:tcPr>
-          <w:p>
-            <w:r>
-              <w:rPr>
-                <w:rStyle w:val="HTMLCode"/>
-                <w:rFonts w:eastAsiaTheme="minorEastAsia"/>
-              </w:rPr>
-              <w:t xml:space="preserve">while [ $count -le </w:t>
-            </w:r>
-            <w:proofErr w:type="gramStart"/>
-            <w:r>
-              <w:rPr>
-                <w:rStyle w:val="HTMLCode"/>
-                <w:rFonts w:eastAsiaTheme="minorEastAsia"/>
-              </w:rPr>
-              <w:t>5 ]</w:t>
-            </w:r>
-            <w:proofErr w:type="gramEnd"/>
-            <w:r>
-              <w:rPr>
-                <w:rStyle w:val="HTMLCode"/>
-                <w:rFonts w:eastAsiaTheme="minorEastAsia"/>
-              </w:rPr>
-              <w:t>; do</w:t>
-            </w:r>
-          </w:p>
-        </w:tc>
-      </w:tr>
-      <w:tr>
-        <w:trPr>
-          <w:tblCellSpacing w:w="15" w:type="dxa"/>
-        </w:trPr>
-        <w:tc>
-          <w:tcPr>
-            <w:tcW w:w="0" w:type="auto"/>
-            <w:vAlign w:val="center"/>
-            <w:hideMark/>
-          </w:tcPr>
-          <w:p>
-            <w:r>
-              <w:t>Use command output</w:t>
-            </w:r>
-          </w:p>
-        </w:tc>
-        <w:tc>
-          <w:tcPr>
-            <w:tcW w:w="0" w:type="auto"/>
-            <w:vAlign w:val="center"/>
-            <w:hideMark/>
-          </w:tcPr>
-          <w:p>
-            <w:r>
-              <w:rPr>
-                <w:rStyle w:val="HTMLCode"/>
-                <w:rFonts w:eastAsiaTheme="minorEastAsia"/>
-              </w:rPr>
-              <w:t>$(hostname)</w:t>
-            </w:r>
-          </w:p>
-        </w:tc>
-      </w:tr>
-    </w:tbl>
-    <w:p/>
+    <w:p>
+      <w:pPr>
+        <w:pStyle w:val="NormalWeb"/>
+        <w:numPr>
+          <w:ilvl w:val="0"/>
+          <w:numId w:val="1"/>
+        </w:numPr>
+      </w:pPr>
+      <w:r>
+        <w:rPr>
+          <w:b/>
+          <w:bCs/>
+        </w:rPr>
+        <w:t>Example:</w:t>
+      </w:r>
+      <w:r>
+        <w:t xml:space="preserve"> Finding all failed SSH login attempts in an authentication log.</w:t>
+      </w:r>
+    </w:p>
+    <w:p>
+      <w:pPr>
+        <w:spacing w:beforeAutospacing="1" w:afterAutospacing="1"/>
+        <w:ind w:left="720"/>
+      </w:pPr>
+      <w:r>
+        <w:rPr>
+          <w:rStyle w:val="ng-tns-c1902135244-280"/>
+        </w:rPr>
+        <w:t>Bash</w:t>
+      </w:r>
+    </w:p>
+    <w:p>
+      <w:pPr>
+        <w:pStyle w:val="HTMLPreformatted"/>
+        <w:ind w:left="720"/>
+        <w:rPr>
+          <w:rStyle w:val="HTMLCode"/>
+        </w:rPr>
+      </w:pPr>
+      <w:r>
+        <w:rPr>
+          <w:rStyle w:val="HTMLCode"/>
+        </w:rPr>
+        <w:t xml:space="preserve">grep </w:t>
+      </w:r>
+      <w:r>
+        <w:rPr>
+          <w:rStyle w:val="hljs-string"/>
+        </w:rPr>
+        <w:t>"Failed password"</w:t>
+      </w:r>
+      <w:r>
+        <w:rPr>
+          <w:rStyle w:val="HTMLCode"/>
+        </w:rPr>
+        <w:t xml:space="preserve"> /var/</w:t>
+      </w:r>
+      <w:r>
+        <w:rPr>
+          <w:rStyle w:val="hljs-builtin"/>
+        </w:rPr>
+        <w:t>log</w:t>
+      </w:r>
+      <w:r>
+        <w:rPr>
+          <w:rStyle w:val="HTMLCode"/>
+        </w:rPr>
+        <w:t>/auth.log</w:t>
+      </w:r>
+    </w:p>
+    <w:p>
+      <w:pPr>
+        <w:pStyle w:val="HTMLPreformatted"/>
+        <w:ind w:left="720"/>
+        <w:rPr>
+          <w:rStyle w:val="HTMLCode"/>
+        </w:rPr>
+      </w:pPr>
+    </w:p>
+    <w:p>
+      <w:r>
+        <w:t xml:space="preserve">2. </w:t>
+      </w:r>
+      <w:proofErr w:type="spellStart"/>
+      <w:r>
+        <w:rPr>
+          <w:rStyle w:val="HTMLCode"/>
+          <w:rFonts w:eastAsiaTheme="minorEastAsia"/>
+        </w:rPr>
+        <w:t>awk</w:t>
+      </w:r>
+      <w:proofErr w:type="spellEnd"/>
+    </w:p>
+    <w:p>
+      <w:pPr>
+        <w:pStyle w:val="NormalWeb"/>
+        <w:numPr>
+          <w:ilvl w:val="0"/>
+          <w:numId w:val="2"/>
+        </w:numPr>
+      </w:pPr>
+      <w:r>
+        <w:rPr>
+          <w:b/>
+          <w:bCs/>
+        </w:rPr>
+        <w:t>Use:</w:t>
+      </w:r>
+      <w:r>
+        <w:t xml:space="preserve"> A complete text-processing language, but most commonly used to extract specific "columns" of data from structured text (where columns are separated by spaces or other characters).</w:t>
+      </w:r>
+    </w:p>
+    <w:p>
+      <w:pPr>
+        <w:pStyle w:val="NormalWeb"/>
+        <w:numPr>
+          <w:ilvl w:val="0"/>
+          <w:numId w:val="2"/>
+        </w:numPr>
+      </w:pPr>
+      <w:r>
+        <w:rPr>
+          <w:b/>
+          <w:bCs/>
+        </w:rPr>
+        <w:t>Example:</w:t>
+      </w:r>
+      <w:r>
+        <w:t xml:space="preserve"> Extracting just the IP addresses (usually the first column) from a web server access log.</w:t>
+      </w:r>
+    </w:p>
+    <w:p>
+      <w:pPr>
+        <w:spacing w:beforeAutospacing="1" w:afterAutospacing="1"/>
+        <w:ind w:left="720"/>
+      </w:pPr>
+      <w:r>
+        <w:rPr>
+          <w:rStyle w:val="ng-tns-c1902135244-281"/>
+        </w:rPr>
+        <w:t>Bash</w:t>
+      </w:r>
+    </w:p>
+    <w:p>
+      <w:pPr>
+        <w:pStyle w:val="HTMLPreformatted"/>
+        <w:ind w:left="720"/>
+        <w:rPr>
+          <w:rStyle w:val="HTMLCode"/>
+        </w:rPr>
+      </w:pPr>
+      <w:proofErr w:type="spellStart"/>
+      <w:r>
+        <w:rPr>
+          <w:rStyle w:val="HTMLCode"/>
+        </w:rPr>
+        <w:t>awk</w:t>
+      </w:r>
+      <w:proofErr w:type="spellEnd"/>
+      <w:r>
+        <w:rPr>
+          <w:rStyle w:val="HTMLCode"/>
+        </w:rPr>
+        <w:t xml:space="preserve"> </w:t>
+      </w:r>
+      <w:r>
+        <w:rPr>
+          <w:rStyle w:val="hljs-string"/>
+        </w:rPr>
+        <w:t>'{print $1}'</w:t>
+      </w:r>
+      <w:r>
+        <w:rPr>
+          <w:rStyle w:val="HTMLCode"/>
+        </w:rPr>
+        <w:t xml:space="preserve"> /var/</w:t>
+      </w:r>
+      <w:r>
+        <w:rPr>
+          <w:rStyle w:val="hljs-builtin"/>
+        </w:rPr>
+        <w:t>log</w:t>
+      </w:r>
+      <w:r>
+        <w:rPr>
+          <w:rStyle w:val="HTMLCode"/>
+        </w:rPr>
+        <w:t>/</w:t>
+      </w:r>
+      <w:proofErr w:type="spellStart"/>
+      <w:r>
+        <w:rPr>
+          <w:rStyle w:val="HTMLCode"/>
+        </w:rPr>
+        <w:t>nginx</w:t>
+      </w:r>
+      <w:proofErr w:type="spellEnd"/>
+      <w:r>
+        <w:rPr>
+          <w:rStyle w:val="HTMLCode"/>
+        </w:rPr>
+        <w:t>/access.log</w:t>
+      </w:r>
+    </w:p>
+    <w:p>
+      <w:pPr>
+        <w:pStyle w:val="HTMLPreformatted"/>
+        <w:ind w:left="720"/>
+        <w:rPr>
+          <w:rStyle w:val="HTMLCode"/>
+        </w:rPr>
+      </w:pPr>
+    </w:p>
+    <w:p>
+      <w:r>
+        <w:t xml:space="preserve">3. </w:t>
+      </w:r>
+      <w:r>
+        <w:rPr>
+          <w:rStyle w:val="HTMLCode"/>
+          <w:rFonts w:eastAsiaTheme="minorEastAsia"/>
+        </w:rPr>
+        <w:t>sort</w:t>
+      </w:r>
+      <w:r>
+        <w:t xml:space="preserve"> and </w:t>
+      </w:r>
+      <w:proofErr w:type="spellStart"/>
+      <w:r>
+        <w:rPr>
+          <w:rStyle w:val="HTMLCode"/>
+          <w:rFonts w:eastAsiaTheme="minorEastAsia"/>
+        </w:rPr>
+        <w:t>uniq</w:t>
+      </w:r>
+      <w:proofErr w:type="spellEnd"/>
+    </w:p>
+    <w:p>
+      <w:pPr>
+        <w:pStyle w:val="NormalWeb"/>
+        <w:numPr>
+          <w:ilvl w:val="0"/>
+          <w:numId w:val="3"/>
+        </w:numPr>
+      </w:pPr>
+      <w:r>
+        <w:rPr>
+          <w:b/>
+          <w:bCs/>
+        </w:rPr>
+        <w:t>Use:</w:t>
+      </w:r>
+      <w:r>
+        <w:t xml:space="preserve"> These two are almost always used together. </w:t>
+      </w:r>
+      <w:r>
+        <w:rPr>
+          <w:rStyle w:val="HTMLCode"/>
+        </w:rPr>
+        <w:t>sort</w:t>
+      </w:r>
+      <w:r>
+        <w:t xml:space="preserve"> alphabetizes or numerically orders lines. </w:t>
+      </w:r>
+      <w:proofErr w:type="spellStart"/>
+      <w:r>
+        <w:rPr>
+          <w:rStyle w:val="HTMLCode"/>
+        </w:rPr>
+        <w:t>uniq</w:t>
+      </w:r>
+      <w:proofErr w:type="spellEnd"/>
+      <w:r>
+        <w:t xml:space="preserve"> filters out adjacent duplicate lines. When using </w:t>
+      </w:r>
+      <w:proofErr w:type="spellStart"/>
+      <w:r>
+        <w:rPr>
+          <w:rStyle w:val="HTMLCode"/>
+        </w:rPr>
+        <w:t>uniq</w:t>
+      </w:r>
+      <w:proofErr w:type="spellEnd"/>
+      <w:r>
+        <w:rPr>
+          <w:rStyle w:val="HTMLCode"/>
+        </w:rPr>
+        <w:t xml:space="preserve"> -c</w:t>
+      </w:r>
+      <w:r>
+        <w:t>, it counts how many times each line appeared.</w:t>
+      </w:r>
+    </w:p>
+    <w:p>
+      <w:pPr>
+        <w:pStyle w:val="NormalWeb"/>
+        <w:numPr>
+          <w:ilvl w:val="0"/>
+          <w:numId w:val="3"/>
+        </w:numPr>
+      </w:pPr>
+      <w:r>
+        <w:rPr>
+          <w:b/>
+          <w:bCs/>
+        </w:rPr>
+        <w:t>Example:</w:t>
+      </w:r>
+      <w:r>
+        <w:t xml:space="preserve"> Building a pipeline to see which IP addresses are hitting a server the most.</w:t>
+      </w:r>
+    </w:p>
+    <w:p>
+      <w:pPr>
+        <w:spacing w:beforeAutospacing="1" w:afterAutospacing="1"/>
+        <w:ind w:left="720"/>
+      </w:pPr>
+      <w:r>
+        <w:rPr>
+          <w:rStyle w:val="ng-tns-c1902135244-282"/>
+        </w:rPr>
+        <w:t>Bash</w:t>
+      </w:r>
+    </w:p>
+    <w:p>
+      <w:pPr>
+        <w:pStyle w:val="HTMLPreformatted"/>
+        <w:ind w:left="720"/>
+        <w:rPr>
+          <w:rStyle w:val="HTMLCode"/>
+        </w:rPr>
+      </w:pPr>
+      <w:proofErr w:type="spellStart"/>
+      <w:r>
+        <w:rPr>
+          <w:rStyle w:val="HTMLCode"/>
+        </w:rPr>
+        <w:t>awk</w:t>
+      </w:r>
+      <w:proofErr w:type="spellEnd"/>
+      <w:r>
+        <w:rPr>
+          <w:rStyle w:val="HTMLCode"/>
+        </w:rPr>
+        <w:t xml:space="preserve"> </w:t>
+      </w:r>
+      <w:r>
+        <w:rPr>
+          <w:rStyle w:val="hljs-string"/>
+        </w:rPr>
+        <w:t>'{print $1}'</w:t>
+      </w:r>
+      <w:r>
+        <w:rPr>
+          <w:rStyle w:val="HTMLCode"/>
+        </w:rPr>
+        <w:t xml:space="preserve"> access.log | sort | </w:t>
+      </w:r>
+      <w:proofErr w:type="spellStart"/>
+      <w:r>
+        <w:rPr>
+          <w:rStyle w:val="HTMLCode"/>
+        </w:rPr>
+        <w:t>uniq</w:t>
+      </w:r>
+      <w:proofErr w:type="spellEnd"/>
+      <w:r>
+        <w:rPr>
+          <w:rStyle w:val="HTMLCode"/>
+        </w:rPr>
+        <w:t xml:space="preserve"> -c | sort -nr</w:t>
+      </w:r>
+    </w:p>
+    <w:p>
+      <w:pPr>
+        <w:pStyle w:val="NormalWeb"/>
+        <w:ind w:left="720"/>
+      </w:pPr>
+      <w:r>
+        <w:rPr>
+          <w:i/>
+          <w:iCs/>
+        </w:rPr>
+        <w:t>(This extracts IPs, sorts them to group duplicates, counts them, and then does a reverse-numeric sort to put the highest counts at the top).</w:t>
+      </w:r>
+    </w:p>
+    <w:p>
+      <w:pPr>
+        <w:spacing w:line="259" w:lineRule="auto"/>
+        <w:rPr>
+          <w:rFonts w:ascii="Times New Roman" w:eastAsia="Times New Roman" w:hAnsi="Times New Roman" w:cs="Times New Roman"/>
+        </w:rPr>
+      </w:pPr>
+      <w:r>
+        <w:br w:type="page"/>
+      </w:r>
+    </w:p>
+    <w:p>
+      <w:r>
+        <w:lastRenderedPageBreak/>
+        <w:t xml:space="preserve">4. </w:t>
+      </w:r>
+      <w:r>
+        <w:rPr>
+          <w:rStyle w:val="HTMLCode"/>
+          <w:rFonts w:eastAsiaTheme="minorEastAsia"/>
+        </w:rPr>
+        <w:t>cut</w:t>
+      </w:r>
+    </w:p>
+    <w:p>
+      <w:pPr>
+        <w:pStyle w:val="NormalWeb"/>
+        <w:numPr>
+          <w:ilvl w:val="0"/>
+          <w:numId w:val="4"/>
+        </w:numPr>
+      </w:pPr>
+      <w:r>
+        <w:rPr>
+          <w:b/>
+          <w:bCs/>
+        </w:rPr>
+        <w:t>Use:</w:t>
+      </w:r>
+      <w:r>
+        <w:t xml:space="preserve"> Slices out specific sections of a line based on a "delimiter" (like a comma, colon, or space). It's simpler and faster than </w:t>
+      </w:r>
+      <w:proofErr w:type="spellStart"/>
+      <w:r>
+        <w:rPr>
+          <w:rStyle w:val="HTMLCode"/>
+        </w:rPr>
+        <w:t>awk</w:t>
+      </w:r>
+      <w:proofErr w:type="spellEnd"/>
+      <w:r>
+        <w:t xml:space="preserve"> when dealing with strictly formatted files like CSVs or system configs.</w:t>
+      </w:r>
+    </w:p>
+    <w:p>
+      <w:pPr>
+        <w:pStyle w:val="NormalWeb"/>
+        <w:numPr>
+          <w:ilvl w:val="0"/>
+          <w:numId w:val="4"/>
+        </w:numPr>
+      </w:pPr>
+      <w:r>
+        <w:rPr>
+          <w:b/>
+          <w:bCs/>
+        </w:rPr>
+        <w:t>Example:</w:t>
+      </w:r>
+      <w:r>
+        <w:t xml:space="preserve"> Listing all user accounts on a Linux system by extracting the first field (separated by colons) from the password file.</w:t>
+      </w:r>
+    </w:p>
+    <w:p>
+      <w:pPr>
+        <w:spacing w:beforeAutospacing="1" w:afterAutospacing="1"/>
+        <w:ind w:left="720"/>
+      </w:pPr>
+      <w:r>
+        <w:rPr>
+          <w:rStyle w:val="ng-tns-c1902135244-283"/>
+        </w:rPr>
+        <w:t>Bash</w:t>
+      </w:r>
+    </w:p>
+    <w:p>
+      <w:pPr>
+        <w:pStyle w:val="HTMLPreformatted"/>
+        <w:ind w:left="720"/>
+        <w:rPr>
+          <w:rStyle w:val="HTMLCode"/>
+        </w:rPr>
+      </w:pPr>
+      <w:r>
+        <w:rPr>
+          <w:rStyle w:val="HTMLCode"/>
+        </w:rPr>
+        <w:t>cut -d</w:t>
+      </w:r>
+      <w:r>
+        <w:rPr>
+          <w:rStyle w:val="hljs-string"/>
+        </w:rPr>
+        <w:t>':'</w:t>
+      </w:r>
+      <w:r>
+        <w:rPr>
+          <w:rStyle w:val="HTMLCode"/>
+        </w:rPr>
+        <w:t xml:space="preserve"> -f1 /</w:t>
+      </w:r>
+      <w:proofErr w:type="spellStart"/>
+      <w:r>
+        <w:rPr>
+          <w:rStyle w:val="HTMLCode"/>
+        </w:rPr>
+        <w:t>etc</w:t>
+      </w:r>
+      <w:proofErr w:type="spellEnd"/>
+      <w:r>
+        <w:rPr>
+          <w:rStyle w:val="HTMLCode"/>
+        </w:rPr>
+        <w:t>/passwd</w:t>
+      </w:r>
+    </w:p>
+    <w:p>
+      <w:pPr>
+        <w:pStyle w:val="HTMLPreformatted"/>
+        <w:ind w:left="720"/>
+        <w:rPr>
+          <w:rStyle w:val="HTMLCode"/>
+        </w:rPr>
+      </w:pPr>
+    </w:p>
+    <w:p>
+      <w:r>
+        <w:t xml:space="preserve">5. </w:t>
+      </w:r>
+      <w:r>
+        <w:rPr>
+          <w:rStyle w:val="HTMLCode"/>
+          <w:rFonts w:eastAsiaTheme="minorEastAsia"/>
+        </w:rPr>
+        <w:t>sed</w:t>
+      </w:r>
+      <w:r>
+        <w:t xml:space="preserve"> (Stream Editor)</w:t>
+      </w:r>
+    </w:p>
+    <w:p>
+      <w:pPr>
+        <w:pStyle w:val="NormalWeb"/>
+        <w:numPr>
+          <w:ilvl w:val="0"/>
+          <w:numId w:val="5"/>
+        </w:numPr>
+      </w:pPr>
+      <w:r>
+        <w:rPr>
+          <w:b/>
+          <w:bCs/>
+        </w:rPr>
+        <w:t>Use:</w:t>
+      </w:r>
+      <w:r>
+        <w:t xml:space="preserve"> Performs complex text transformations, usually finding and replacing text on the fly without needing to open the file in an editor.</w:t>
+      </w:r>
+    </w:p>
+    <w:p>
+      <w:pPr>
+        <w:pStyle w:val="NormalWeb"/>
+        <w:numPr>
+          <w:ilvl w:val="0"/>
+          <w:numId w:val="5"/>
+        </w:numPr>
+      </w:pPr>
+      <w:r>
+        <w:rPr>
+          <w:b/>
+          <w:bCs/>
+        </w:rPr>
+        <w:t>Example:</w:t>
+      </w:r>
+      <w:r>
+        <w:t xml:space="preserve"> Replacing the word "WARNING" with "CRITICAL" in a configuration or log file, and saving it to a new file.</w:t>
+      </w:r>
+    </w:p>
+    <w:p>
+      <w:pPr>
+        <w:spacing w:beforeAutospacing="1" w:afterAutospacing="1"/>
+        <w:ind w:left="720"/>
+      </w:pPr>
+      <w:r>
+        <w:rPr>
+          <w:rStyle w:val="ng-tns-c1902135244-284"/>
+        </w:rPr>
+        <w:t>Bash</w:t>
+      </w:r>
+    </w:p>
+    <w:p>
+      <w:pPr>
+        <w:pStyle w:val="HTMLPreformatted"/>
+        <w:ind w:left="720"/>
+        <w:rPr>
+          <w:rStyle w:val="HTMLCode"/>
+        </w:rPr>
+      </w:pPr>
+      <w:r>
+        <w:rPr>
+          <w:rStyle w:val="HTMLCode"/>
+        </w:rPr>
+        <w:t xml:space="preserve">sed </w:t>
+      </w:r>
+      <w:r>
+        <w:rPr>
+          <w:rStyle w:val="hljs-string"/>
+        </w:rPr>
+        <w:t>'s/WARNING/CRITICAL/g'</w:t>
+      </w:r>
+      <w:r>
+        <w:rPr>
+          <w:rStyle w:val="HTMLCode"/>
+        </w:rPr>
+        <w:t xml:space="preserve"> old_script.log &gt; new_script.log</w:t>
+      </w:r>
+    </w:p>
+    <w:p>
+      <w:pPr>
+        <w:pStyle w:val="HTMLPreformatted"/>
+        <w:ind w:left="720"/>
+        <w:rPr>
+          <w:rStyle w:val="HTMLCode"/>
+        </w:rPr>
+      </w:pPr>
+    </w:p>
+    <w:p>
+      <w:r>
+        <w:t xml:space="preserve">6. </w:t>
+      </w:r>
+      <w:r>
+        <w:rPr>
+          <w:rStyle w:val="HTMLCode"/>
+          <w:rFonts w:eastAsiaTheme="minorEastAsia"/>
+        </w:rPr>
+        <w:t>find</w:t>
+      </w:r>
+    </w:p>
+    <w:p>
+      <w:pPr>
+        <w:pStyle w:val="NormalWeb"/>
+        <w:numPr>
+          <w:ilvl w:val="0"/>
+          <w:numId w:val="6"/>
+        </w:numPr>
+      </w:pPr>
+      <w:r>
+        <w:rPr>
+          <w:b/>
+          <w:bCs/>
+        </w:rPr>
+        <w:t>Use:</w:t>
+      </w:r>
+      <w:r>
+        <w:t xml:space="preserve"> Searches the filesystem for files and directories that match specific criteria (name, size, modification date, permissions).</w:t>
+      </w:r>
+    </w:p>
+    <w:p>
+      <w:pPr>
+        <w:pStyle w:val="NormalWeb"/>
+        <w:numPr>
+          <w:ilvl w:val="0"/>
+          <w:numId w:val="6"/>
+        </w:numPr>
+      </w:pPr>
+      <w:r>
+        <w:rPr>
+          <w:b/>
+          <w:bCs/>
+        </w:rPr>
+        <w:t>Example:</w:t>
+      </w:r>
+      <w:r>
+        <w:t xml:space="preserve"> Locating all </w:t>
+      </w:r>
+      <w:r>
+        <w:rPr>
+          <w:rStyle w:val="HTMLCode"/>
+        </w:rPr>
+        <w:t>.log</w:t>
+      </w:r>
+      <w:r>
+        <w:t xml:space="preserve"> files in the </w:t>
+      </w:r>
+      <w:r>
+        <w:rPr>
+          <w:rStyle w:val="HTMLCode"/>
+        </w:rPr>
+        <w:t>/var/log</w:t>
+      </w:r>
+      <w:r>
+        <w:t xml:space="preserve"> directory that have been modified in the last 7 days.</w:t>
+      </w:r>
+    </w:p>
+    <w:p>
+      <w:pPr>
+        <w:spacing w:beforeAutospacing="1" w:afterAutospacing="1"/>
+        <w:ind w:left="720"/>
+      </w:pPr>
+      <w:r>
+        <w:rPr>
+          <w:rStyle w:val="ng-tns-c1902135244-285"/>
+        </w:rPr>
+        <w:t>Bash</w:t>
+      </w:r>
+    </w:p>
+    <w:p>
+      <w:pPr>
+        <w:pStyle w:val="HTMLPreformatted"/>
+        <w:ind w:left="720"/>
+        <w:rPr>
+          <w:rStyle w:val="HTMLCode"/>
+        </w:rPr>
+      </w:pPr>
+      <w:r>
+        <w:rPr>
+          <w:rStyle w:val="HTMLCode"/>
+        </w:rPr>
+        <w:t>find /var/</w:t>
+      </w:r>
+      <w:r>
+        <w:rPr>
+          <w:rStyle w:val="hljs-builtin"/>
+        </w:rPr>
+        <w:t>log</w:t>
+      </w:r>
+      <w:r>
+        <w:rPr>
+          <w:rStyle w:val="HTMLCode"/>
+        </w:rPr>
+        <w:t xml:space="preserve"> -</w:t>
+      </w:r>
+      <w:r>
+        <w:rPr>
+          <w:rStyle w:val="hljs-builtin"/>
+        </w:rPr>
+        <w:t>type</w:t>
+      </w:r>
+      <w:r>
+        <w:rPr>
+          <w:rStyle w:val="HTMLCode"/>
+        </w:rPr>
+        <w:t xml:space="preserve"> f -name </w:t>
+      </w:r>
+      <w:r>
+        <w:rPr>
+          <w:rStyle w:val="hljs-string"/>
+        </w:rPr>
+        <w:t>"*.log"</w:t>
+      </w:r>
+      <w:r>
+        <w:rPr>
+          <w:rStyle w:val="HTMLCode"/>
+        </w:rPr>
+        <w:t xml:space="preserve"> -</w:t>
+      </w:r>
+      <w:proofErr w:type="spellStart"/>
+      <w:r>
+        <w:rPr>
+          <w:rStyle w:val="HTMLCode"/>
+        </w:rPr>
+        <w:t>mtime</w:t>
+      </w:r>
+      <w:proofErr w:type="spellEnd"/>
+      <w:r>
+        <w:rPr>
+          <w:rStyle w:val="HTMLCode"/>
+        </w:rPr>
+        <w:t xml:space="preserve"> -7</w:t>
+      </w:r>
+    </w:p>
+    <w:p>
+      <w:pPr>
+        <w:pStyle w:val="HTMLPreformatted"/>
+        <w:ind w:left="720"/>
+        <w:rPr>
+          <w:rStyle w:val="HTMLCode"/>
+        </w:rPr>
+      </w:pPr>
+    </w:p>
+    <w:p>
+      <w:r>
+        <w:t xml:space="preserve">7. </w:t>
+      </w:r>
+      <w:proofErr w:type="spellStart"/>
+      <w:r>
+        <w:rPr>
+          <w:rStyle w:val="HTMLCode"/>
+          <w:rFonts w:eastAsiaTheme="minorEastAsia"/>
+        </w:rPr>
+        <w:t>chmod</w:t>
+      </w:r>
+      <w:proofErr w:type="spellEnd"/>
+      <w:r>
+        <w:t xml:space="preserve"> and </w:t>
+      </w:r>
+      <w:proofErr w:type="spellStart"/>
+      <w:r>
+        <w:rPr>
+          <w:rStyle w:val="HTMLCode"/>
+          <w:rFonts w:eastAsiaTheme="minorEastAsia"/>
+        </w:rPr>
+        <w:t>chown</w:t>
+      </w:r>
+      <w:proofErr w:type="spellEnd"/>
+    </w:p>
+    <w:p>
+      <w:pPr>
+        <w:pStyle w:val="NormalWeb"/>
+        <w:numPr>
+          <w:ilvl w:val="0"/>
+          <w:numId w:val="7"/>
+        </w:numPr>
+      </w:pPr>
+      <w:r>
+        <w:rPr>
+          <w:b/>
+          <w:bCs/>
+        </w:rPr>
+        <w:t>Use:</w:t>
+      </w:r>
+      <w:r>
+        <w:t xml:space="preserve"> </w:t>
+      </w:r>
+      <w:proofErr w:type="spellStart"/>
+      <w:r>
+        <w:rPr>
+          <w:rStyle w:val="HTMLCode"/>
+        </w:rPr>
+        <w:t>chmod</w:t>
+      </w:r>
+      <w:proofErr w:type="spellEnd"/>
+      <w:r>
+        <w:t xml:space="preserve"> changes the read/write/execute permissions of a file. </w:t>
+      </w:r>
+      <w:proofErr w:type="spellStart"/>
+      <w:r>
+        <w:rPr>
+          <w:rStyle w:val="HTMLCode"/>
+        </w:rPr>
+        <w:t>chown</w:t>
+      </w:r>
+      <w:proofErr w:type="spellEnd"/>
+      <w:r>
+        <w:t xml:space="preserve"> changes who owns the file. These are critical for securing the scripts you write.</w:t>
+      </w:r>
+    </w:p>
+    <w:p>
+      <w:pPr>
+        <w:pStyle w:val="NormalWeb"/>
+        <w:numPr>
+          <w:ilvl w:val="0"/>
+          <w:numId w:val="7"/>
+        </w:numPr>
+      </w:pPr>
+      <w:r>
+        <w:rPr>
+          <w:b/>
+          <w:bCs/>
+        </w:rPr>
+        <w:t>Example:</w:t>
+      </w:r>
+      <w:r>
+        <w:t xml:space="preserve"> Making a new script executable only by the owner, and readable by no one else.</w:t>
+      </w:r>
+    </w:p>
+    <w:p>
+      <w:pPr>
+        <w:spacing w:beforeAutospacing="1" w:afterAutospacing="1"/>
+        <w:ind w:left="720"/>
+      </w:pPr>
+      <w:r>
+        <w:rPr>
+          <w:rStyle w:val="ng-tns-c1902135244-286"/>
+        </w:rPr>
+        <w:t>Bash</w:t>
+      </w:r>
+    </w:p>
+    <w:p>
+      <w:pPr>
+        <w:pStyle w:val="HTMLPreformatted"/>
+        <w:ind w:left="720"/>
+        <w:rPr>
+          <w:rStyle w:val="HTMLCode"/>
+        </w:rPr>
+      </w:pPr>
+      <w:proofErr w:type="spellStart"/>
+      <w:r>
+        <w:rPr>
+          <w:rStyle w:val="HTMLCode"/>
+        </w:rPr>
+        <w:t>chmod</w:t>
+      </w:r>
+      <w:proofErr w:type="spellEnd"/>
+      <w:r>
+        <w:rPr>
+          <w:rStyle w:val="HTMLCode"/>
+        </w:rPr>
+        <w:t xml:space="preserve"> 700 secure_script.sh</w:t>
+      </w:r>
+    </w:p>
+    <w:p>
+      <w:pPr>
+        <w:spacing w:line="259" w:lineRule="auto"/>
+        <w:rPr>
+          <w:rStyle w:val="HTMLCode"/>
+          <w:rFonts w:eastAsiaTheme="minorEastAsia"/>
+        </w:rPr>
+      </w:pPr>
+      <w:r>
+        <w:rPr>
+          <w:rStyle w:val="HTMLCode"/>
+          <w:rFonts w:eastAsiaTheme="minorEastAsia"/>
+        </w:rPr>
+        <w:br w:type="page"/>
+      </w:r>
+      <w:bookmarkStart w:id="0" w:name="_GoBack"/>
+      <w:bookmarkEnd w:id="0"/>
+    </w:p>
     <w:sectPr>
       <w:type w:val="continuous"/>
       <w:pgSz w:w="11910" w:h="16840" w:code="9"/>
@@ -1583,6 +5030,1075 @@
     </w:sectPr>
   </w:body>
 </w:document>
+</file>
+
+<file path=word/numbering.xml><?xml version="1.0" encoding="utf-8"?>
+<w:numbering xmlns:wpc="http://schemas.microsoft.com/office/word/2010/wordprocessingCanvas" xmlns:cx="http://schemas.microsoft.com/office/drawing/2014/chartex" xmlns:cx1="http://schemas.microsoft.com/office/drawing/2015/9/8/chartex" xmlns:cx2="http://schemas.microsoft.com/office/drawing/2015/10/21/chartex" xmlns:cx3="http://schemas.microsoft.com/office/drawing/2016/5/9/chartex" xmlns:cx4="http://schemas.microsoft.com/office/drawing/2016/5/10/chartex" xmlns:cx5="http://schemas.microsoft.com/office/drawing/2016/5/11/chartex" xmlns:cx6="http://schemas.microsoft.com/office/drawing/2016/5/12/chartex" xmlns:cx7="http://schemas.microsoft.com/office/drawing/2016/5/13/chartex" xmlns:cx8="http://schemas.microsoft.com/office/drawing/2016/5/14/chartex" xmlns:mc="http://schemas.openxmlformats.org/markup-compatibility/2006" xmlns:aink="http://schemas.microsoft.com/office/drawing/2016/ink" xmlns:am3d="http://schemas.microsoft.com/office/drawing/2017/model3d" xmlns:o="urn:schemas-microsoft-com:office:office" xmlns:r="http://schemas.openxmlformats.org/officeDocument/2006/relationships" xmlns:m="http://schemas.openxmlformats.org/officeDocument/2006/math" xmlns:v="urn:schemas-microsoft-com:vml" xmlns:wp14="http://schemas.microsoft.com/office/word/2010/wordprocessingDrawing" xmlns:wp="http://schemas.openxmlformats.org/drawingml/2006/wordprocessingDrawing" xmlns:w10="urn:schemas-microsoft-com:office:word" xmlns:w="http://schemas.openxmlformats.org/wordprocessingml/2006/main" xmlns:w14="http://schemas.microsoft.com/office/word/2010/wordml" xmlns:w15="http://schemas.microsoft.com/office/word/2012/wordml" xmlns:w16cid="http://schemas.microsoft.com/office/word/2016/wordml/cid" xmlns:w16se="http://schemas.microsoft.com/office/word/2015/wordml/symex" xmlns:wpg="http://schemas.microsoft.com/office/word/2010/wordprocessingGroup" xmlns:wpi="http://schemas.microsoft.com/office/word/2010/wordprocessingInk" xmlns:wne="http://schemas.microsoft.com/office/word/2006/wordml" xmlns:wps="http://schemas.microsoft.com/office/word/2010/wordprocessingShape" mc:Ignorable="w14 w15 w16se w16cid wp14">
+  <w:abstractNum w:abstractNumId="0" w15:restartNumberingAfterBreak="0">
+    <w:nsid w:val="1FA23F99"/>
+    <w:multiLevelType w:val="multilevel"/>
+    <w:tmpl w:val="2DA6B00A"/>
+    <w:lvl w:ilvl="0">
+      <w:start w:val="1"/>
+      <w:numFmt w:val="bullet"/>
+      <w:lvlText w:val=""/>
+      <w:lvlJc w:val="left"/>
+      <w:pPr>
+        <w:tabs>
+          <w:tab w:val="num" w:pos="720"/>
+        </w:tabs>
+        <w:ind w:left="720" w:hanging="360"/>
+      </w:pPr>
+      <w:rPr>
+        <w:rFonts w:ascii="Symbol" w:hAnsi="Symbol" w:hint="default"/>
+        <w:sz w:val="20"/>
+      </w:rPr>
+    </w:lvl>
+    <w:lvl w:ilvl="1" w:tentative="1">
+      <w:start w:val="1"/>
+      <w:numFmt w:val="bullet"/>
+      <w:lvlText w:val="o"/>
+      <w:lvlJc w:val="left"/>
+      <w:pPr>
+        <w:tabs>
+          <w:tab w:val="num" w:pos="1440"/>
+        </w:tabs>
+        <w:ind w:left="1440" w:hanging="360"/>
+      </w:pPr>
+      <w:rPr>
+        <w:rFonts w:ascii="Courier New" w:hAnsi="Courier New" w:hint="default"/>
+        <w:sz w:val="20"/>
+      </w:rPr>
+    </w:lvl>
+    <w:lvl w:ilvl="2" w:tentative="1">
+      <w:start w:val="1"/>
+      <w:numFmt w:val="bullet"/>
+      <w:lvlText w:val=""/>
+      <w:lvlJc w:val="left"/>
+      <w:pPr>
+        <w:tabs>
+          <w:tab w:val="num" w:pos="2160"/>
+        </w:tabs>
+        <w:ind w:left="2160" w:hanging="360"/>
+      </w:pPr>
+      <w:rPr>
+        <w:rFonts w:ascii="Wingdings" w:hAnsi="Wingdings" w:hint="default"/>
+        <w:sz w:val="20"/>
+      </w:rPr>
+    </w:lvl>
+    <w:lvl w:ilvl="3" w:tentative="1">
+      <w:start w:val="1"/>
+      <w:numFmt w:val="bullet"/>
+      <w:lvlText w:val=""/>
+      <w:lvlJc w:val="left"/>
+      <w:pPr>
+        <w:tabs>
+          <w:tab w:val="num" w:pos="2880"/>
+        </w:tabs>
+        <w:ind w:left="2880" w:hanging="360"/>
+      </w:pPr>
+      <w:rPr>
+        <w:rFonts w:ascii="Wingdings" w:hAnsi="Wingdings" w:hint="default"/>
+        <w:sz w:val="20"/>
+      </w:rPr>
+    </w:lvl>
+    <w:lvl w:ilvl="4" w:tentative="1">
+      <w:start w:val="1"/>
+      <w:numFmt w:val="bullet"/>
+      <w:lvlText w:val=""/>
+      <w:lvlJc w:val="left"/>
+      <w:pPr>
+        <w:tabs>
+          <w:tab w:val="num" w:pos="3600"/>
+        </w:tabs>
+        <w:ind w:left="3600" w:hanging="360"/>
+      </w:pPr>
+      <w:rPr>
+        <w:rFonts w:ascii="Wingdings" w:hAnsi="Wingdings" w:hint="default"/>
+        <w:sz w:val="20"/>
+      </w:rPr>
+    </w:lvl>
+    <w:lvl w:ilvl="5" w:tentative="1">
+      <w:start w:val="1"/>
+      <w:numFmt w:val="bullet"/>
+      <w:lvlText w:val=""/>
+      <w:lvlJc w:val="left"/>
+      <w:pPr>
+        <w:tabs>
+          <w:tab w:val="num" w:pos="4320"/>
+        </w:tabs>
+        <w:ind w:left="4320" w:hanging="360"/>
+      </w:pPr>
+      <w:rPr>
+        <w:rFonts w:ascii="Wingdings" w:hAnsi="Wingdings" w:hint="default"/>
+        <w:sz w:val="20"/>
+      </w:rPr>
+    </w:lvl>
+    <w:lvl w:ilvl="6" w:tentative="1">
+      <w:start w:val="1"/>
+      <w:numFmt w:val="bullet"/>
+      <w:lvlText w:val=""/>
+      <w:lvlJc w:val="left"/>
+      <w:pPr>
+        <w:tabs>
+          <w:tab w:val="num" w:pos="5040"/>
+        </w:tabs>
+        <w:ind w:left="5040" w:hanging="360"/>
+      </w:pPr>
+      <w:rPr>
+        <w:rFonts w:ascii="Wingdings" w:hAnsi="Wingdings" w:hint="default"/>
+        <w:sz w:val="20"/>
+      </w:rPr>
+    </w:lvl>
+    <w:lvl w:ilvl="7" w:tentative="1">
+      <w:start w:val="1"/>
+      <w:numFmt w:val="bullet"/>
+      <w:lvlText w:val=""/>
+      <w:lvlJc w:val="left"/>
+      <w:pPr>
+        <w:tabs>
+          <w:tab w:val="num" w:pos="5760"/>
+        </w:tabs>
+        <w:ind w:left="5760" w:hanging="360"/>
+      </w:pPr>
+      <w:rPr>
+        <w:rFonts w:ascii="Wingdings" w:hAnsi="Wingdings" w:hint="default"/>
+        <w:sz w:val="20"/>
+      </w:rPr>
+    </w:lvl>
+    <w:lvl w:ilvl="8" w:tentative="1">
+      <w:start w:val="1"/>
+      <w:numFmt w:val="bullet"/>
+      <w:lvlText w:val=""/>
+      <w:lvlJc w:val="left"/>
+      <w:pPr>
+        <w:tabs>
+          <w:tab w:val="num" w:pos="6480"/>
+        </w:tabs>
+        <w:ind w:left="6480" w:hanging="360"/>
+      </w:pPr>
+      <w:rPr>
+        <w:rFonts w:ascii="Wingdings" w:hAnsi="Wingdings" w:hint="default"/>
+        <w:sz w:val="20"/>
+      </w:rPr>
+    </w:lvl>
+  </w:abstractNum>
+  <w:abstractNum w:abstractNumId="1" w15:restartNumberingAfterBreak="0">
+    <w:nsid w:val="34805DAC"/>
+    <w:multiLevelType w:val="multilevel"/>
+    <w:tmpl w:val="A678CC0E"/>
+    <w:lvl w:ilvl="0">
+      <w:start w:val="1"/>
+      <w:numFmt w:val="bullet"/>
+      <w:lvlText w:val=""/>
+      <w:lvlJc w:val="left"/>
+      <w:pPr>
+        <w:tabs>
+          <w:tab w:val="num" w:pos="720"/>
+        </w:tabs>
+        <w:ind w:left="720" w:hanging="360"/>
+      </w:pPr>
+      <w:rPr>
+        <w:rFonts w:ascii="Symbol" w:hAnsi="Symbol" w:hint="default"/>
+        <w:sz w:val="20"/>
+      </w:rPr>
+    </w:lvl>
+    <w:lvl w:ilvl="1" w:tentative="1">
+      <w:start w:val="1"/>
+      <w:numFmt w:val="bullet"/>
+      <w:lvlText w:val="o"/>
+      <w:lvlJc w:val="left"/>
+      <w:pPr>
+        <w:tabs>
+          <w:tab w:val="num" w:pos="1440"/>
+        </w:tabs>
+        <w:ind w:left="1440" w:hanging="360"/>
+      </w:pPr>
+      <w:rPr>
+        <w:rFonts w:ascii="Courier New" w:hAnsi="Courier New" w:hint="default"/>
+        <w:sz w:val="20"/>
+      </w:rPr>
+    </w:lvl>
+    <w:lvl w:ilvl="2" w:tentative="1">
+      <w:start w:val="1"/>
+      <w:numFmt w:val="bullet"/>
+      <w:lvlText w:val=""/>
+      <w:lvlJc w:val="left"/>
+      <w:pPr>
+        <w:tabs>
+          <w:tab w:val="num" w:pos="2160"/>
+        </w:tabs>
+        <w:ind w:left="2160" w:hanging="360"/>
+      </w:pPr>
+      <w:rPr>
+        <w:rFonts w:ascii="Wingdings" w:hAnsi="Wingdings" w:hint="default"/>
+        <w:sz w:val="20"/>
+      </w:rPr>
+    </w:lvl>
+    <w:lvl w:ilvl="3" w:tentative="1">
+      <w:start w:val="1"/>
+      <w:numFmt w:val="bullet"/>
+      <w:lvlText w:val=""/>
+      <w:lvlJc w:val="left"/>
+      <w:pPr>
+        <w:tabs>
+          <w:tab w:val="num" w:pos="2880"/>
+        </w:tabs>
+        <w:ind w:left="2880" w:hanging="360"/>
+      </w:pPr>
+      <w:rPr>
+        <w:rFonts w:ascii="Wingdings" w:hAnsi="Wingdings" w:hint="default"/>
+        <w:sz w:val="20"/>
+      </w:rPr>
+    </w:lvl>
+    <w:lvl w:ilvl="4" w:tentative="1">
+      <w:start w:val="1"/>
+      <w:numFmt w:val="bullet"/>
+      <w:lvlText w:val=""/>
+      <w:lvlJc w:val="left"/>
+      <w:pPr>
+        <w:tabs>
+          <w:tab w:val="num" w:pos="3600"/>
+        </w:tabs>
+        <w:ind w:left="3600" w:hanging="360"/>
+      </w:pPr>
+      <w:rPr>
+        <w:rFonts w:ascii="Wingdings" w:hAnsi="Wingdings" w:hint="default"/>
+        <w:sz w:val="20"/>
+      </w:rPr>
+    </w:lvl>
+    <w:lvl w:ilvl="5" w:tentative="1">
+      <w:start w:val="1"/>
+      <w:numFmt w:val="bullet"/>
+      <w:lvlText w:val=""/>
+      <w:lvlJc w:val="left"/>
+      <w:pPr>
+        <w:tabs>
+          <w:tab w:val="num" w:pos="4320"/>
+        </w:tabs>
+        <w:ind w:left="4320" w:hanging="360"/>
+      </w:pPr>
+      <w:rPr>
+        <w:rFonts w:ascii="Wingdings" w:hAnsi="Wingdings" w:hint="default"/>
+        <w:sz w:val="20"/>
+      </w:rPr>
+    </w:lvl>
+    <w:lvl w:ilvl="6" w:tentative="1">
+      <w:start w:val="1"/>
+      <w:numFmt w:val="bullet"/>
+      <w:lvlText w:val=""/>
+      <w:lvlJc w:val="left"/>
+      <w:pPr>
+        <w:tabs>
+          <w:tab w:val="num" w:pos="5040"/>
+        </w:tabs>
+        <w:ind w:left="5040" w:hanging="360"/>
+      </w:pPr>
+      <w:rPr>
+        <w:rFonts w:ascii="Wingdings" w:hAnsi="Wingdings" w:hint="default"/>
+        <w:sz w:val="20"/>
+      </w:rPr>
+    </w:lvl>
+    <w:lvl w:ilvl="7" w:tentative="1">
+      <w:start w:val="1"/>
+      <w:numFmt w:val="bullet"/>
+      <w:lvlText w:val=""/>
+      <w:lvlJc w:val="left"/>
+      <w:pPr>
+        <w:tabs>
+          <w:tab w:val="num" w:pos="5760"/>
+        </w:tabs>
+        <w:ind w:left="5760" w:hanging="360"/>
+      </w:pPr>
+      <w:rPr>
+        <w:rFonts w:ascii="Wingdings" w:hAnsi="Wingdings" w:hint="default"/>
+        <w:sz w:val="20"/>
+      </w:rPr>
+    </w:lvl>
+    <w:lvl w:ilvl="8" w:tentative="1">
+      <w:start w:val="1"/>
+      <w:numFmt w:val="bullet"/>
+      <w:lvlText w:val=""/>
+      <w:lvlJc w:val="left"/>
+      <w:pPr>
+        <w:tabs>
+          <w:tab w:val="num" w:pos="6480"/>
+        </w:tabs>
+        <w:ind w:left="6480" w:hanging="360"/>
+      </w:pPr>
+      <w:rPr>
+        <w:rFonts w:ascii="Wingdings" w:hAnsi="Wingdings" w:hint="default"/>
+        <w:sz w:val="20"/>
+      </w:rPr>
+    </w:lvl>
+  </w:abstractNum>
+  <w:abstractNum w:abstractNumId="2" w15:restartNumberingAfterBreak="0">
+    <w:nsid w:val="4C2573DB"/>
+    <w:multiLevelType w:val="multilevel"/>
+    <w:tmpl w:val="DEAE6420"/>
+    <w:lvl w:ilvl="0">
+      <w:start w:val="1"/>
+      <w:numFmt w:val="bullet"/>
+      <w:lvlText w:val=""/>
+      <w:lvlJc w:val="left"/>
+      <w:pPr>
+        <w:tabs>
+          <w:tab w:val="num" w:pos="720"/>
+        </w:tabs>
+        <w:ind w:left="720" w:hanging="360"/>
+      </w:pPr>
+      <w:rPr>
+        <w:rFonts w:ascii="Symbol" w:hAnsi="Symbol" w:hint="default"/>
+        <w:sz w:val="20"/>
+      </w:rPr>
+    </w:lvl>
+    <w:lvl w:ilvl="1" w:tentative="1">
+      <w:start w:val="1"/>
+      <w:numFmt w:val="bullet"/>
+      <w:lvlText w:val="o"/>
+      <w:lvlJc w:val="left"/>
+      <w:pPr>
+        <w:tabs>
+          <w:tab w:val="num" w:pos="1440"/>
+        </w:tabs>
+        <w:ind w:left="1440" w:hanging="360"/>
+      </w:pPr>
+      <w:rPr>
+        <w:rFonts w:ascii="Courier New" w:hAnsi="Courier New" w:hint="default"/>
+        <w:sz w:val="20"/>
+      </w:rPr>
+    </w:lvl>
+    <w:lvl w:ilvl="2" w:tentative="1">
+      <w:start w:val="1"/>
+      <w:numFmt w:val="bullet"/>
+      <w:lvlText w:val=""/>
+      <w:lvlJc w:val="left"/>
+      <w:pPr>
+        <w:tabs>
+          <w:tab w:val="num" w:pos="2160"/>
+        </w:tabs>
+        <w:ind w:left="2160" w:hanging="360"/>
+      </w:pPr>
+      <w:rPr>
+        <w:rFonts w:ascii="Wingdings" w:hAnsi="Wingdings" w:hint="default"/>
+        <w:sz w:val="20"/>
+      </w:rPr>
+    </w:lvl>
+    <w:lvl w:ilvl="3" w:tentative="1">
+      <w:start w:val="1"/>
+      <w:numFmt w:val="bullet"/>
+      <w:lvlText w:val=""/>
+      <w:lvlJc w:val="left"/>
+      <w:pPr>
+        <w:tabs>
+          <w:tab w:val="num" w:pos="2880"/>
+        </w:tabs>
+        <w:ind w:left="2880" w:hanging="360"/>
+      </w:pPr>
+      <w:rPr>
+        <w:rFonts w:ascii="Wingdings" w:hAnsi="Wingdings" w:hint="default"/>
+        <w:sz w:val="20"/>
+      </w:rPr>
+    </w:lvl>
+    <w:lvl w:ilvl="4" w:tentative="1">
+      <w:start w:val="1"/>
+      <w:numFmt w:val="bullet"/>
+      <w:lvlText w:val=""/>
+      <w:lvlJc w:val="left"/>
+      <w:pPr>
+        <w:tabs>
+          <w:tab w:val="num" w:pos="3600"/>
+        </w:tabs>
+        <w:ind w:left="3600" w:hanging="360"/>
+      </w:pPr>
+      <w:rPr>
+        <w:rFonts w:ascii="Wingdings" w:hAnsi="Wingdings" w:hint="default"/>
+        <w:sz w:val="20"/>
+      </w:rPr>
+    </w:lvl>
+    <w:lvl w:ilvl="5" w:tentative="1">
+      <w:start w:val="1"/>
+      <w:numFmt w:val="bullet"/>
+      <w:lvlText w:val=""/>
+      <w:lvlJc w:val="left"/>
+      <w:pPr>
+        <w:tabs>
+          <w:tab w:val="num" w:pos="4320"/>
+        </w:tabs>
+        <w:ind w:left="4320" w:hanging="360"/>
+      </w:pPr>
+      <w:rPr>
+        <w:rFonts w:ascii="Wingdings" w:hAnsi="Wingdings" w:hint="default"/>
+        <w:sz w:val="20"/>
+      </w:rPr>
+    </w:lvl>
+    <w:lvl w:ilvl="6" w:tentative="1">
+      <w:start w:val="1"/>
+      <w:numFmt w:val="bullet"/>
+      <w:lvlText w:val=""/>
+      <w:lvlJc w:val="left"/>
+      <w:pPr>
+        <w:tabs>
+          <w:tab w:val="num" w:pos="5040"/>
+        </w:tabs>
+        <w:ind w:left="5040" w:hanging="360"/>
+      </w:pPr>
+      <w:rPr>
+        <w:rFonts w:ascii="Wingdings" w:hAnsi="Wingdings" w:hint="default"/>
+        <w:sz w:val="20"/>
+      </w:rPr>
+    </w:lvl>
+    <w:lvl w:ilvl="7" w:tentative="1">
+      <w:start w:val="1"/>
+      <w:numFmt w:val="bullet"/>
+      <w:lvlText w:val=""/>
+      <w:lvlJc w:val="left"/>
+      <w:pPr>
+        <w:tabs>
+          <w:tab w:val="num" w:pos="5760"/>
+        </w:tabs>
+        <w:ind w:left="5760" w:hanging="360"/>
+      </w:pPr>
+      <w:rPr>
+        <w:rFonts w:ascii="Wingdings" w:hAnsi="Wingdings" w:hint="default"/>
+        <w:sz w:val="20"/>
+      </w:rPr>
+    </w:lvl>
+    <w:lvl w:ilvl="8" w:tentative="1">
+      <w:start w:val="1"/>
+      <w:numFmt w:val="bullet"/>
+      <w:lvlText w:val=""/>
+      <w:lvlJc w:val="left"/>
+      <w:pPr>
+        <w:tabs>
+          <w:tab w:val="num" w:pos="6480"/>
+        </w:tabs>
+        <w:ind w:left="6480" w:hanging="360"/>
+      </w:pPr>
+      <w:rPr>
+        <w:rFonts w:ascii="Wingdings" w:hAnsi="Wingdings" w:hint="default"/>
+        <w:sz w:val="20"/>
+      </w:rPr>
+    </w:lvl>
+  </w:abstractNum>
+  <w:abstractNum w:abstractNumId="3" w15:restartNumberingAfterBreak="0">
+    <w:nsid w:val="50DA7558"/>
+    <w:multiLevelType w:val="multilevel"/>
+    <w:tmpl w:val="1E32EC70"/>
+    <w:lvl w:ilvl="0">
+      <w:start w:val="1"/>
+      <w:numFmt w:val="bullet"/>
+      <w:lvlText w:val=""/>
+      <w:lvlJc w:val="left"/>
+      <w:pPr>
+        <w:tabs>
+          <w:tab w:val="num" w:pos="720"/>
+        </w:tabs>
+        <w:ind w:left="720" w:hanging="360"/>
+      </w:pPr>
+      <w:rPr>
+        <w:rFonts w:ascii="Symbol" w:hAnsi="Symbol" w:hint="default"/>
+        <w:sz w:val="20"/>
+      </w:rPr>
+    </w:lvl>
+    <w:lvl w:ilvl="1" w:tentative="1">
+      <w:start w:val="1"/>
+      <w:numFmt w:val="bullet"/>
+      <w:lvlText w:val="o"/>
+      <w:lvlJc w:val="left"/>
+      <w:pPr>
+        <w:tabs>
+          <w:tab w:val="num" w:pos="1440"/>
+        </w:tabs>
+        <w:ind w:left="1440" w:hanging="360"/>
+      </w:pPr>
+      <w:rPr>
+        <w:rFonts w:ascii="Courier New" w:hAnsi="Courier New" w:hint="default"/>
+        <w:sz w:val="20"/>
+      </w:rPr>
+    </w:lvl>
+    <w:lvl w:ilvl="2" w:tentative="1">
+      <w:start w:val="1"/>
+      <w:numFmt w:val="bullet"/>
+      <w:lvlText w:val=""/>
+      <w:lvlJc w:val="left"/>
+      <w:pPr>
+        <w:tabs>
+          <w:tab w:val="num" w:pos="2160"/>
+        </w:tabs>
+        <w:ind w:left="2160" w:hanging="360"/>
+      </w:pPr>
+      <w:rPr>
+        <w:rFonts w:ascii="Wingdings" w:hAnsi="Wingdings" w:hint="default"/>
+        <w:sz w:val="20"/>
+      </w:rPr>
+    </w:lvl>
+    <w:lvl w:ilvl="3" w:tentative="1">
+      <w:start w:val="1"/>
+      <w:numFmt w:val="bullet"/>
+      <w:lvlText w:val=""/>
+      <w:lvlJc w:val="left"/>
+      <w:pPr>
+        <w:tabs>
+          <w:tab w:val="num" w:pos="2880"/>
+        </w:tabs>
+        <w:ind w:left="2880" w:hanging="360"/>
+      </w:pPr>
+      <w:rPr>
+        <w:rFonts w:ascii="Wingdings" w:hAnsi="Wingdings" w:hint="default"/>
+        <w:sz w:val="20"/>
+      </w:rPr>
+    </w:lvl>
+    <w:lvl w:ilvl="4" w:tentative="1">
+      <w:start w:val="1"/>
+      <w:numFmt w:val="bullet"/>
+      <w:lvlText w:val=""/>
+      <w:lvlJc w:val="left"/>
+      <w:pPr>
+        <w:tabs>
+          <w:tab w:val="num" w:pos="3600"/>
+        </w:tabs>
+        <w:ind w:left="3600" w:hanging="360"/>
+      </w:pPr>
+      <w:rPr>
+        <w:rFonts w:ascii="Wingdings" w:hAnsi="Wingdings" w:hint="default"/>
+        <w:sz w:val="20"/>
+      </w:rPr>
+    </w:lvl>
+    <w:lvl w:ilvl="5" w:tentative="1">
+      <w:start w:val="1"/>
+      <w:numFmt w:val="bullet"/>
+      <w:lvlText w:val=""/>
+      <w:lvlJc w:val="left"/>
+      <w:pPr>
+        <w:tabs>
+          <w:tab w:val="num" w:pos="4320"/>
+        </w:tabs>
+        <w:ind w:left="4320" w:hanging="360"/>
+      </w:pPr>
+      <w:rPr>
+        <w:rFonts w:ascii="Wingdings" w:hAnsi="Wingdings" w:hint="default"/>
+        <w:sz w:val="20"/>
+      </w:rPr>
+    </w:lvl>
+    <w:lvl w:ilvl="6" w:tentative="1">
+      <w:start w:val="1"/>
+      <w:numFmt w:val="bullet"/>
+      <w:lvlText w:val=""/>
+      <w:lvlJc w:val="left"/>
+      <w:pPr>
+        <w:tabs>
+          <w:tab w:val="num" w:pos="5040"/>
+        </w:tabs>
+        <w:ind w:left="5040" w:hanging="360"/>
+      </w:pPr>
+      <w:rPr>
+        <w:rFonts w:ascii="Wingdings" w:hAnsi="Wingdings" w:hint="default"/>
+        <w:sz w:val="20"/>
+      </w:rPr>
+    </w:lvl>
+    <w:lvl w:ilvl="7" w:tentative="1">
+      <w:start w:val="1"/>
+      <w:numFmt w:val="bullet"/>
+      <w:lvlText w:val=""/>
+      <w:lvlJc w:val="left"/>
+      <w:pPr>
+        <w:tabs>
+          <w:tab w:val="num" w:pos="5760"/>
+        </w:tabs>
+        <w:ind w:left="5760" w:hanging="360"/>
+      </w:pPr>
+      <w:rPr>
+        <w:rFonts w:ascii="Wingdings" w:hAnsi="Wingdings" w:hint="default"/>
+        <w:sz w:val="20"/>
+      </w:rPr>
+    </w:lvl>
+    <w:lvl w:ilvl="8" w:tentative="1">
+      <w:start w:val="1"/>
+      <w:numFmt w:val="bullet"/>
+      <w:lvlText w:val=""/>
+      <w:lvlJc w:val="left"/>
+      <w:pPr>
+        <w:tabs>
+          <w:tab w:val="num" w:pos="6480"/>
+        </w:tabs>
+        <w:ind w:left="6480" w:hanging="360"/>
+      </w:pPr>
+      <w:rPr>
+        <w:rFonts w:ascii="Wingdings" w:hAnsi="Wingdings" w:hint="default"/>
+        <w:sz w:val="20"/>
+      </w:rPr>
+    </w:lvl>
+  </w:abstractNum>
+  <w:abstractNum w:abstractNumId="4" w15:restartNumberingAfterBreak="0">
+    <w:nsid w:val="5CCB23F1"/>
+    <w:multiLevelType w:val="multilevel"/>
+    <w:tmpl w:val="145ED6CE"/>
+    <w:lvl w:ilvl="0">
+      <w:start w:val="1"/>
+      <w:numFmt w:val="bullet"/>
+      <w:lvlText w:val=""/>
+      <w:lvlJc w:val="left"/>
+      <w:pPr>
+        <w:tabs>
+          <w:tab w:val="num" w:pos="720"/>
+        </w:tabs>
+        <w:ind w:left="720" w:hanging="360"/>
+      </w:pPr>
+      <w:rPr>
+        <w:rFonts w:ascii="Symbol" w:hAnsi="Symbol" w:hint="default"/>
+        <w:sz w:val="20"/>
+      </w:rPr>
+    </w:lvl>
+    <w:lvl w:ilvl="1" w:tentative="1">
+      <w:start w:val="1"/>
+      <w:numFmt w:val="bullet"/>
+      <w:lvlText w:val="o"/>
+      <w:lvlJc w:val="left"/>
+      <w:pPr>
+        <w:tabs>
+          <w:tab w:val="num" w:pos="1440"/>
+        </w:tabs>
+        <w:ind w:left="1440" w:hanging="360"/>
+      </w:pPr>
+      <w:rPr>
+        <w:rFonts w:ascii="Courier New" w:hAnsi="Courier New" w:hint="default"/>
+        <w:sz w:val="20"/>
+      </w:rPr>
+    </w:lvl>
+    <w:lvl w:ilvl="2" w:tentative="1">
+      <w:start w:val="1"/>
+      <w:numFmt w:val="bullet"/>
+      <w:lvlText w:val=""/>
+      <w:lvlJc w:val="left"/>
+      <w:pPr>
+        <w:tabs>
+          <w:tab w:val="num" w:pos="2160"/>
+        </w:tabs>
+        <w:ind w:left="2160" w:hanging="360"/>
+      </w:pPr>
+      <w:rPr>
+        <w:rFonts w:ascii="Wingdings" w:hAnsi="Wingdings" w:hint="default"/>
+        <w:sz w:val="20"/>
+      </w:rPr>
+    </w:lvl>
+    <w:lvl w:ilvl="3" w:tentative="1">
+      <w:start w:val="1"/>
+      <w:numFmt w:val="bullet"/>
+      <w:lvlText w:val=""/>
+      <w:lvlJc w:val="left"/>
+      <w:pPr>
+        <w:tabs>
+          <w:tab w:val="num" w:pos="2880"/>
+        </w:tabs>
+        <w:ind w:left="2880" w:hanging="360"/>
+      </w:pPr>
+      <w:rPr>
+        <w:rFonts w:ascii="Wingdings" w:hAnsi="Wingdings" w:hint="default"/>
+        <w:sz w:val="20"/>
+      </w:rPr>
+    </w:lvl>
+    <w:lvl w:ilvl="4" w:tentative="1">
+      <w:start w:val="1"/>
+      <w:numFmt w:val="bullet"/>
+      <w:lvlText w:val=""/>
+      <w:lvlJc w:val="left"/>
+      <w:pPr>
+        <w:tabs>
+          <w:tab w:val="num" w:pos="3600"/>
+        </w:tabs>
+        <w:ind w:left="3600" w:hanging="360"/>
+      </w:pPr>
+      <w:rPr>
+        <w:rFonts w:ascii="Wingdings" w:hAnsi="Wingdings" w:hint="default"/>
+        <w:sz w:val="20"/>
+      </w:rPr>
+    </w:lvl>
+    <w:lvl w:ilvl="5" w:tentative="1">
+      <w:start w:val="1"/>
+      <w:numFmt w:val="bullet"/>
+      <w:lvlText w:val=""/>
+      <w:lvlJc w:val="left"/>
+      <w:pPr>
+        <w:tabs>
+          <w:tab w:val="num" w:pos="4320"/>
+        </w:tabs>
+        <w:ind w:left="4320" w:hanging="360"/>
+      </w:pPr>
+      <w:rPr>
+        <w:rFonts w:ascii="Wingdings" w:hAnsi="Wingdings" w:hint="default"/>
+        <w:sz w:val="20"/>
+      </w:rPr>
+    </w:lvl>
+    <w:lvl w:ilvl="6" w:tentative="1">
+      <w:start w:val="1"/>
+      <w:numFmt w:val="bullet"/>
+      <w:lvlText w:val=""/>
+      <w:lvlJc w:val="left"/>
+      <w:pPr>
+        <w:tabs>
+          <w:tab w:val="num" w:pos="5040"/>
+        </w:tabs>
+        <w:ind w:left="5040" w:hanging="360"/>
+      </w:pPr>
+      <w:rPr>
+        <w:rFonts w:ascii="Wingdings" w:hAnsi="Wingdings" w:hint="default"/>
+        <w:sz w:val="20"/>
+      </w:rPr>
+    </w:lvl>
+    <w:lvl w:ilvl="7" w:tentative="1">
+      <w:start w:val="1"/>
+      <w:numFmt w:val="bullet"/>
+      <w:lvlText w:val=""/>
+      <w:lvlJc w:val="left"/>
+      <w:pPr>
+        <w:tabs>
+          <w:tab w:val="num" w:pos="5760"/>
+        </w:tabs>
+        <w:ind w:left="5760" w:hanging="360"/>
+      </w:pPr>
+      <w:rPr>
+        <w:rFonts w:ascii="Wingdings" w:hAnsi="Wingdings" w:hint="default"/>
+        <w:sz w:val="20"/>
+      </w:rPr>
+    </w:lvl>
+    <w:lvl w:ilvl="8" w:tentative="1">
+      <w:start w:val="1"/>
+      <w:numFmt w:val="bullet"/>
+      <w:lvlText w:val=""/>
+      <w:lvlJc w:val="left"/>
+      <w:pPr>
+        <w:tabs>
+          <w:tab w:val="num" w:pos="6480"/>
+        </w:tabs>
+        <w:ind w:left="6480" w:hanging="360"/>
+      </w:pPr>
+      <w:rPr>
+        <w:rFonts w:ascii="Wingdings" w:hAnsi="Wingdings" w:hint="default"/>
+        <w:sz w:val="20"/>
+      </w:rPr>
+    </w:lvl>
+  </w:abstractNum>
+  <w:abstractNum w:abstractNumId="5" w15:restartNumberingAfterBreak="0">
+    <w:nsid w:val="618D2F2B"/>
+    <w:multiLevelType w:val="multilevel"/>
+    <w:tmpl w:val="7E0E3D0E"/>
+    <w:lvl w:ilvl="0">
+      <w:start w:val="1"/>
+      <w:numFmt w:val="bullet"/>
+      <w:lvlText w:val=""/>
+      <w:lvlJc w:val="left"/>
+      <w:pPr>
+        <w:tabs>
+          <w:tab w:val="num" w:pos="720"/>
+        </w:tabs>
+        <w:ind w:left="720" w:hanging="360"/>
+      </w:pPr>
+      <w:rPr>
+        <w:rFonts w:ascii="Symbol" w:hAnsi="Symbol" w:hint="default"/>
+        <w:sz w:val="20"/>
+      </w:rPr>
+    </w:lvl>
+    <w:lvl w:ilvl="1" w:tentative="1">
+      <w:start w:val="1"/>
+      <w:numFmt w:val="bullet"/>
+      <w:lvlText w:val="o"/>
+      <w:lvlJc w:val="left"/>
+      <w:pPr>
+        <w:tabs>
+          <w:tab w:val="num" w:pos="1440"/>
+        </w:tabs>
+        <w:ind w:left="1440" w:hanging="360"/>
+      </w:pPr>
+      <w:rPr>
+        <w:rFonts w:ascii="Courier New" w:hAnsi="Courier New" w:hint="default"/>
+        <w:sz w:val="20"/>
+      </w:rPr>
+    </w:lvl>
+    <w:lvl w:ilvl="2" w:tentative="1">
+      <w:start w:val="1"/>
+      <w:numFmt w:val="bullet"/>
+      <w:lvlText w:val=""/>
+      <w:lvlJc w:val="left"/>
+      <w:pPr>
+        <w:tabs>
+          <w:tab w:val="num" w:pos="2160"/>
+        </w:tabs>
+        <w:ind w:left="2160" w:hanging="360"/>
+      </w:pPr>
+      <w:rPr>
+        <w:rFonts w:ascii="Wingdings" w:hAnsi="Wingdings" w:hint="default"/>
+        <w:sz w:val="20"/>
+      </w:rPr>
+    </w:lvl>
+    <w:lvl w:ilvl="3" w:tentative="1">
+      <w:start w:val="1"/>
+      <w:numFmt w:val="bullet"/>
+      <w:lvlText w:val=""/>
+      <w:lvlJc w:val="left"/>
+      <w:pPr>
+        <w:tabs>
+          <w:tab w:val="num" w:pos="2880"/>
+        </w:tabs>
+        <w:ind w:left="2880" w:hanging="360"/>
+      </w:pPr>
+      <w:rPr>
+        <w:rFonts w:ascii="Wingdings" w:hAnsi="Wingdings" w:hint="default"/>
+        <w:sz w:val="20"/>
+      </w:rPr>
+    </w:lvl>
+    <w:lvl w:ilvl="4" w:tentative="1">
+      <w:start w:val="1"/>
+      <w:numFmt w:val="bullet"/>
+      <w:lvlText w:val=""/>
+      <w:lvlJc w:val="left"/>
+      <w:pPr>
+        <w:tabs>
+          <w:tab w:val="num" w:pos="3600"/>
+        </w:tabs>
+        <w:ind w:left="3600" w:hanging="360"/>
+      </w:pPr>
+      <w:rPr>
+        <w:rFonts w:ascii="Wingdings" w:hAnsi="Wingdings" w:hint="default"/>
+        <w:sz w:val="20"/>
+      </w:rPr>
+    </w:lvl>
+    <w:lvl w:ilvl="5" w:tentative="1">
+      <w:start w:val="1"/>
+      <w:numFmt w:val="bullet"/>
+      <w:lvlText w:val=""/>
+      <w:lvlJc w:val="left"/>
+      <w:pPr>
+        <w:tabs>
+          <w:tab w:val="num" w:pos="4320"/>
+        </w:tabs>
+        <w:ind w:left="4320" w:hanging="360"/>
+      </w:pPr>
+      <w:rPr>
+        <w:rFonts w:ascii="Wingdings" w:hAnsi="Wingdings" w:hint="default"/>
+        <w:sz w:val="20"/>
+      </w:rPr>
+    </w:lvl>
+    <w:lvl w:ilvl="6" w:tentative="1">
+      <w:start w:val="1"/>
+      <w:numFmt w:val="bullet"/>
+      <w:lvlText w:val=""/>
+      <w:lvlJc w:val="left"/>
+      <w:pPr>
+        <w:tabs>
+          <w:tab w:val="num" w:pos="5040"/>
+        </w:tabs>
+        <w:ind w:left="5040" w:hanging="360"/>
+      </w:pPr>
+      <w:rPr>
+        <w:rFonts w:ascii="Wingdings" w:hAnsi="Wingdings" w:hint="default"/>
+        <w:sz w:val="20"/>
+      </w:rPr>
+    </w:lvl>
+    <w:lvl w:ilvl="7" w:tentative="1">
+      <w:start w:val="1"/>
+      <w:numFmt w:val="bullet"/>
+      <w:lvlText w:val=""/>
+      <w:lvlJc w:val="left"/>
+      <w:pPr>
+        <w:tabs>
+          <w:tab w:val="num" w:pos="5760"/>
+        </w:tabs>
+        <w:ind w:left="5760" w:hanging="360"/>
+      </w:pPr>
+      <w:rPr>
+        <w:rFonts w:ascii="Wingdings" w:hAnsi="Wingdings" w:hint="default"/>
+        <w:sz w:val="20"/>
+      </w:rPr>
+    </w:lvl>
+    <w:lvl w:ilvl="8" w:tentative="1">
+      <w:start w:val="1"/>
+      <w:numFmt w:val="bullet"/>
+      <w:lvlText w:val=""/>
+      <w:lvlJc w:val="left"/>
+      <w:pPr>
+        <w:tabs>
+          <w:tab w:val="num" w:pos="6480"/>
+        </w:tabs>
+        <w:ind w:left="6480" w:hanging="360"/>
+      </w:pPr>
+      <w:rPr>
+        <w:rFonts w:ascii="Wingdings" w:hAnsi="Wingdings" w:hint="default"/>
+        <w:sz w:val="20"/>
+      </w:rPr>
+    </w:lvl>
+  </w:abstractNum>
+  <w:abstractNum w:abstractNumId="6" w15:restartNumberingAfterBreak="0">
+    <w:nsid w:val="68A12B71"/>
+    <w:multiLevelType w:val="multilevel"/>
+    <w:tmpl w:val="AEEC1EFC"/>
+    <w:lvl w:ilvl="0">
+      <w:start w:val="1"/>
+      <w:numFmt w:val="bullet"/>
+      <w:lvlText w:val=""/>
+      <w:lvlJc w:val="left"/>
+      <w:pPr>
+        <w:tabs>
+          <w:tab w:val="num" w:pos="720"/>
+        </w:tabs>
+        <w:ind w:left="720" w:hanging="360"/>
+      </w:pPr>
+      <w:rPr>
+        <w:rFonts w:ascii="Symbol" w:hAnsi="Symbol" w:hint="default"/>
+        <w:sz w:val="20"/>
+      </w:rPr>
+    </w:lvl>
+    <w:lvl w:ilvl="1" w:tentative="1">
+      <w:start w:val="1"/>
+      <w:numFmt w:val="bullet"/>
+      <w:lvlText w:val="o"/>
+      <w:lvlJc w:val="left"/>
+      <w:pPr>
+        <w:tabs>
+          <w:tab w:val="num" w:pos="1440"/>
+        </w:tabs>
+        <w:ind w:left="1440" w:hanging="360"/>
+      </w:pPr>
+      <w:rPr>
+        <w:rFonts w:ascii="Courier New" w:hAnsi="Courier New" w:hint="default"/>
+        <w:sz w:val="20"/>
+      </w:rPr>
+    </w:lvl>
+    <w:lvl w:ilvl="2" w:tentative="1">
+      <w:start w:val="1"/>
+      <w:numFmt w:val="bullet"/>
+      <w:lvlText w:val=""/>
+      <w:lvlJc w:val="left"/>
+      <w:pPr>
+        <w:tabs>
+          <w:tab w:val="num" w:pos="2160"/>
+        </w:tabs>
+        <w:ind w:left="2160" w:hanging="360"/>
+      </w:pPr>
+      <w:rPr>
+        <w:rFonts w:ascii="Wingdings" w:hAnsi="Wingdings" w:hint="default"/>
+        <w:sz w:val="20"/>
+      </w:rPr>
+    </w:lvl>
+    <w:lvl w:ilvl="3" w:tentative="1">
+      <w:start w:val="1"/>
+      <w:numFmt w:val="bullet"/>
+      <w:lvlText w:val=""/>
+      <w:lvlJc w:val="left"/>
+      <w:pPr>
+        <w:tabs>
+          <w:tab w:val="num" w:pos="2880"/>
+        </w:tabs>
+        <w:ind w:left="2880" w:hanging="360"/>
+      </w:pPr>
+      <w:rPr>
+        <w:rFonts w:ascii="Wingdings" w:hAnsi="Wingdings" w:hint="default"/>
+        <w:sz w:val="20"/>
+      </w:rPr>
+    </w:lvl>
+    <w:lvl w:ilvl="4" w:tentative="1">
+      <w:start w:val="1"/>
+      <w:numFmt w:val="bullet"/>
+      <w:lvlText w:val=""/>
+      <w:lvlJc w:val="left"/>
+      <w:pPr>
+        <w:tabs>
+          <w:tab w:val="num" w:pos="3600"/>
+        </w:tabs>
+        <w:ind w:left="3600" w:hanging="360"/>
+      </w:pPr>
+      <w:rPr>
+        <w:rFonts w:ascii="Wingdings" w:hAnsi="Wingdings" w:hint="default"/>
+        <w:sz w:val="20"/>
+      </w:rPr>
+    </w:lvl>
+    <w:lvl w:ilvl="5" w:tentative="1">
+      <w:start w:val="1"/>
+      <w:numFmt w:val="bullet"/>
+      <w:lvlText w:val=""/>
+      <w:lvlJc w:val="left"/>
+      <w:pPr>
+        <w:tabs>
+          <w:tab w:val="num" w:pos="4320"/>
+        </w:tabs>
+        <w:ind w:left="4320" w:hanging="360"/>
+      </w:pPr>
+      <w:rPr>
+        <w:rFonts w:ascii="Wingdings" w:hAnsi="Wingdings" w:hint="default"/>
+        <w:sz w:val="20"/>
+      </w:rPr>
+    </w:lvl>
+    <w:lvl w:ilvl="6" w:tentative="1">
+      <w:start w:val="1"/>
+      <w:numFmt w:val="bullet"/>
+      <w:lvlText w:val=""/>
+      <w:lvlJc w:val="left"/>
+      <w:pPr>
+        <w:tabs>
+          <w:tab w:val="num" w:pos="5040"/>
+        </w:tabs>
+        <w:ind w:left="5040" w:hanging="360"/>
+      </w:pPr>
+      <w:rPr>
+        <w:rFonts w:ascii="Wingdings" w:hAnsi="Wingdings" w:hint="default"/>
+        <w:sz w:val="20"/>
+      </w:rPr>
+    </w:lvl>
+    <w:lvl w:ilvl="7" w:tentative="1">
+      <w:start w:val="1"/>
+      <w:numFmt w:val="bullet"/>
+      <w:lvlText w:val=""/>
+      <w:lvlJc w:val="left"/>
+      <w:pPr>
+        <w:tabs>
+          <w:tab w:val="num" w:pos="5760"/>
+        </w:tabs>
+        <w:ind w:left="5760" w:hanging="360"/>
+      </w:pPr>
+      <w:rPr>
+        <w:rFonts w:ascii="Wingdings" w:hAnsi="Wingdings" w:hint="default"/>
+        <w:sz w:val="20"/>
+      </w:rPr>
+    </w:lvl>
+    <w:lvl w:ilvl="8" w:tentative="1">
+      <w:start w:val="1"/>
+      <w:numFmt w:val="bullet"/>
+      <w:lvlText w:val=""/>
+      <w:lvlJc w:val="left"/>
+      <w:pPr>
+        <w:tabs>
+          <w:tab w:val="num" w:pos="6480"/>
+        </w:tabs>
+        <w:ind w:left="6480" w:hanging="360"/>
+      </w:pPr>
+      <w:rPr>
+        <w:rFonts w:ascii="Wingdings" w:hAnsi="Wingdings" w:hint="default"/>
+        <w:sz w:val="20"/>
+      </w:rPr>
+    </w:lvl>
+  </w:abstractNum>
+  <w:num w:numId="1">
+    <w:abstractNumId w:val="4"/>
+  </w:num>
+  <w:num w:numId="2">
+    <w:abstractNumId w:val="2"/>
+  </w:num>
+  <w:num w:numId="3">
+    <w:abstractNumId w:val="0"/>
+  </w:num>
+  <w:num w:numId="4">
+    <w:abstractNumId w:val="3"/>
+  </w:num>
+  <w:num w:numId="5">
+    <w:abstractNumId w:val="5"/>
+  </w:num>
+  <w:num w:numId="6">
+    <w:abstractNumId w:val="1"/>
+  </w:num>
+  <w:num w:numId="7">
+    <w:abstractNumId w:val="6"/>
+  </w:num>
+</w:numbering>
 </file>
 
 <file path=word/styles.xml><?xml version="1.0" encoding="utf-8"?>
@@ -2142,6 +6658,113 @@
       <w:rFonts w:ascii="Times New Roman" w:eastAsia="Times New Roman" w:hAnsi="Times New Roman" w:cs="Times New Roman"/>
     </w:rPr>
   </w:style>
+  <w:style w:type="paragraph" w:styleId="NormalWeb">
+    <w:name w:val="Normal (Web)"/>
+    <w:basedOn w:val="Normal"/>
+    <w:uiPriority w:val="99"/>
+    <w:semiHidden/>
+    <w:unhideWhenUsed/>
+    <w:rsid w:val="001E0CE4"/>
+    <w:pPr>
+      <w:spacing w:before="100" w:beforeAutospacing="1" w:after="100" w:afterAutospacing="1" w:line="240" w:lineRule="auto"/>
+    </w:pPr>
+    <w:rPr>
+      <w:rFonts w:ascii="Times New Roman" w:eastAsia="Times New Roman" w:hAnsi="Times New Roman" w:cs="Times New Roman"/>
+      <w:sz w:val="24"/>
+      <w:szCs w:val="24"/>
+    </w:rPr>
+  </w:style>
+  <w:style w:type="character" w:customStyle="1" w:styleId="ng-tns-c1902135244-280">
+    <w:name w:val="ng-tns-c1902135244-280"/>
+    <w:basedOn w:val="DefaultParagraphFont"/>
+    <w:rsid w:val="001E0CE4"/>
+  </w:style>
+  <w:style w:type="paragraph" w:styleId="HTMLPreformatted">
+    <w:name w:val="HTML Preformatted"/>
+    <w:basedOn w:val="Normal"/>
+    <w:link w:val="HTMLPreformattedChar"/>
+    <w:uiPriority w:val="99"/>
+    <w:unhideWhenUsed/>
+    <w:rsid w:val="001E0CE4"/>
+    <w:pPr>
+      <w:tabs>
+        <w:tab w:val="left" w:pos="916"/>
+        <w:tab w:val="left" w:pos="1832"/>
+        <w:tab w:val="left" w:pos="2748"/>
+        <w:tab w:val="left" w:pos="3664"/>
+        <w:tab w:val="left" w:pos="4580"/>
+        <w:tab w:val="left" w:pos="5496"/>
+        <w:tab w:val="left" w:pos="6412"/>
+        <w:tab w:val="left" w:pos="7328"/>
+        <w:tab w:val="left" w:pos="8244"/>
+        <w:tab w:val="left" w:pos="9160"/>
+        <w:tab w:val="left" w:pos="10076"/>
+        <w:tab w:val="left" w:pos="10992"/>
+        <w:tab w:val="left" w:pos="11908"/>
+        <w:tab w:val="left" w:pos="12824"/>
+        <w:tab w:val="left" w:pos="13740"/>
+        <w:tab w:val="left" w:pos="14656"/>
+      </w:tabs>
+      <w:spacing w:after="0" w:line="240" w:lineRule="auto"/>
+    </w:pPr>
+    <w:rPr>
+      <w:rFonts w:ascii="Courier New" w:eastAsia="Times New Roman" w:hAnsi="Courier New" w:cs="Courier New"/>
+      <w:sz w:val="20"/>
+      <w:szCs w:val="20"/>
+    </w:rPr>
+  </w:style>
+  <w:style w:type="character" w:customStyle="1" w:styleId="HTMLPreformattedChar">
+    <w:name w:val="HTML Preformatted Char"/>
+    <w:basedOn w:val="DefaultParagraphFont"/>
+    <w:link w:val="HTMLPreformatted"/>
+    <w:uiPriority w:val="99"/>
+    <w:rsid w:val="001E0CE4"/>
+    <w:rPr>
+      <w:rFonts w:ascii="Courier New" w:eastAsia="Times New Roman" w:hAnsi="Courier New" w:cs="Courier New"/>
+      <w:sz w:val="20"/>
+      <w:szCs w:val="20"/>
+    </w:rPr>
+  </w:style>
+  <w:style w:type="character" w:customStyle="1" w:styleId="hljs-string">
+    <w:name w:val="hljs-string"/>
+    <w:basedOn w:val="DefaultParagraphFont"/>
+    <w:rsid w:val="001E0CE4"/>
+  </w:style>
+  <w:style w:type="character" w:customStyle="1" w:styleId="hljs-builtin">
+    <w:name w:val="hljs-built_in"/>
+    <w:basedOn w:val="DefaultParagraphFont"/>
+    <w:rsid w:val="001E0CE4"/>
+  </w:style>
+  <w:style w:type="character" w:customStyle="1" w:styleId="ng-tns-c1902135244-281">
+    <w:name w:val="ng-tns-c1902135244-281"/>
+    <w:basedOn w:val="DefaultParagraphFont"/>
+    <w:rsid w:val="001E0CE4"/>
+  </w:style>
+  <w:style w:type="character" w:customStyle="1" w:styleId="ng-tns-c1902135244-282">
+    <w:name w:val="ng-tns-c1902135244-282"/>
+    <w:basedOn w:val="DefaultParagraphFont"/>
+    <w:rsid w:val="001E0CE4"/>
+  </w:style>
+  <w:style w:type="character" w:customStyle="1" w:styleId="ng-tns-c1902135244-283">
+    <w:name w:val="ng-tns-c1902135244-283"/>
+    <w:basedOn w:val="DefaultParagraphFont"/>
+    <w:rsid w:val="001E0CE4"/>
+  </w:style>
+  <w:style w:type="character" w:customStyle="1" w:styleId="ng-tns-c1902135244-284">
+    <w:name w:val="ng-tns-c1902135244-284"/>
+    <w:basedOn w:val="DefaultParagraphFont"/>
+    <w:rsid w:val="001E0CE4"/>
+  </w:style>
+  <w:style w:type="character" w:customStyle="1" w:styleId="ng-tns-c1902135244-285">
+    <w:name w:val="ng-tns-c1902135244-285"/>
+    <w:basedOn w:val="DefaultParagraphFont"/>
+    <w:rsid w:val="001E0CE4"/>
+  </w:style>
+  <w:style w:type="character" w:customStyle="1" w:styleId="ng-tns-c1902135244-286">
+    <w:name w:val="ng-tns-c1902135244-286"/>
+    <w:basedOn w:val="DefaultParagraphFont"/>
+    <w:rsid w:val="001E0CE4"/>
+  </w:style>
 </w:styles>
 </file>
 
